--- a/docs/developpement/phases/word/PHASE_05_COMPTES_DES_CAISSIERES_ET_TABLETTES_ENREGISTREES.docx
+++ b/docs/developpement/phases/word/PHASE_05_COMPTES_DES_CAISSIERES_ET_TABLETTES_ENREGISTREES.docx
@@ -20,7 +20,7 @@
       <w:r>
         <w:t xml:space="preserve">FlaiX Expert · dossier de développement · généré le 2026-10-04 depuis le dépôt </w:t>
       </w:r>
-      <w:hyperlink w:history="1" r:id="rIdpaecfglm2yz4dtwju4lah">
+      <w:hyperlink w:history="1" r:id="rIdodgnpmeyviozmxdb4ozao">
         <w:r>
           <w:rPr>
             <w:rStyle w:val="Hyperlink"/>
@@ -1089,7 +1089,7 @@
           <w:numId w:val="4"/>
         </w:numPr>
       </w:pPr>
-      <w:hyperlink w:history="1" r:id="rIdzqry2l2vh-e0npluk0o15">
+      <w:hyperlink w:history="1" r:id="rIdekmo3pd5unybde5xbc5h1">
         <w:r>
           <w:rPr>
             <w:rStyle w:val="Hyperlink"/>
@@ -1109,7 +1109,7 @@
           <w:numId w:val="4"/>
         </w:numPr>
       </w:pPr>
-      <w:hyperlink w:history="1" r:id="rId5bqc0mfkjnf3fyzboespe">
+      <w:hyperlink w:history="1" r:id="rIdmtomzbnxrloydvw6eo-kt">
         <w:r>
           <w:rPr>
             <w:rStyle w:val="Hyperlink"/>
@@ -1129,7 +1129,7 @@
           <w:numId w:val="4"/>
         </w:numPr>
       </w:pPr>
-      <w:hyperlink w:history="1" r:id="rIdpo5jant4bfbpunvhbgyo-">
+      <w:hyperlink w:history="1" r:id="rIdcpq7mqxoxjtllcasjuyqd">
         <w:r>
           <w:rPr>
             <w:rStyle w:val="Hyperlink"/>
@@ -1149,7 +1149,7 @@
           <w:numId w:val="4"/>
         </w:numPr>
       </w:pPr>
-      <w:hyperlink w:history="1" r:id="rId3x914ox-l6xgmprbwktxv">
+      <w:hyperlink w:history="1" r:id="rIdnh9snrdfo5kwuywwdlilm">
         <w:r>
           <w:rPr>
             <w:rStyle w:val="Hyperlink"/>
@@ -1197,7 +1197,7 @@
       <w:r>
         <w:t xml:space="preserve"> — créé — </w:t>
       </w:r>
-      <w:hyperlink w:history="1" r:id="rIdloioehkxwhhlncohzgpi7">
+      <w:hyperlink w:history="1" r:id="rId-pj1z-oolpqbvmiijpkmn">
         <w:r>
           <w:rPr>
             <w:rStyle w:val="Hyperlink"/>
@@ -1234,7 +1234,7 @@
       <w:r>
         <w:t xml:space="preserve"> — modifié — </w:t>
       </w:r>
-      <w:hyperlink w:history="1" r:id="rIdze8s4yubwkvndxcgic95e">
+      <w:hyperlink w:history="1" r:id="rIdl_oa_ufyi8qkjscipbh9s">
         <w:r>
           <w:rPr>
             <w:rStyle w:val="Hyperlink"/>
@@ -1263,7 +1263,7 @@
       <w:r>
         <w:t xml:space="preserve"> — créé — </w:t>
       </w:r>
-      <w:hyperlink w:history="1" r:id="rIdq2ogmuxfu1tam5ljfyf_p">
+      <w:hyperlink w:history="1" r:id="rIdwdsotsiuefhjxu6t3exvv">
         <w:r>
           <w:rPr>
             <w:rStyle w:val="Hyperlink"/>
@@ -1292,7 +1292,7 @@
       <w:r>
         <w:t xml:space="preserve"> — modifié — </w:t>
       </w:r>
-      <w:hyperlink w:history="1" r:id="rIdech-l_mdewbz2xep7fion">
+      <w:hyperlink w:history="1" r:id="rIdezxyhodlzusbbl5anaw63">
         <w:r>
           <w:rPr>
             <w:rStyle w:val="Hyperlink"/>
@@ -1329,7 +1329,7 @@
       <w:r>
         <w:t xml:space="preserve"> — modifié — </w:t>
       </w:r>
-      <w:hyperlink w:history="1" r:id="rIdr863_ll-t_zkahgflyls1">
+      <w:hyperlink w:history="1" r:id="rIdhpwyfchsvyov5drzugjwf">
         <w:r>
           <w:rPr>
             <w:rStyle w:val="Hyperlink"/>
@@ -1358,7 +1358,7 @@
       <w:r>
         <w:t xml:space="preserve"> — modifié — </w:t>
       </w:r>
-      <w:hyperlink w:history="1" r:id="rIdapix9yfr1hfp4asgcfh2z">
+      <w:hyperlink w:history="1" r:id="rIdubrzvcjvio_ls7aibc6b_">
         <w:r>
           <w:rPr>
             <w:rStyle w:val="Hyperlink"/>
@@ -1387,7 +1387,7 @@
       <w:r>
         <w:t xml:space="preserve"> — modifié — </w:t>
       </w:r>
-      <w:hyperlink w:history="1" r:id="rIdpsl-b5_7vi0a0urllb6v_">
+      <w:hyperlink w:history="1" r:id="rIdhnoa_yqxhnbesdarxioiq">
         <w:r>
           <w:rPr>
             <w:rStyle w:val="Hyperlink"/>
@@ -1424,7 +1424,7 @@
       <w:r>
         <w:t xml:space="preserve"> — créé — </w:t>
       </w:r>
-      <w:hyperlink w:history="1" r:id="rIdnd2oo9rbxlpsjl7hjwlcy">
+      <w:hyperlink w:history="1" r:id="rIdmxqigbhxetz2ksl9kb_gl">
         <w:r>
           <w:rPr>
             <w:rStyle w:val="Hyperlink"/>
@@ -1453,7 +1453,7 @@
       <w:r>
         <w:t xml:space="preserve"> — modifié — </w:t>
       </w:r>
-      <w:hyperlink w:history="1" r:id="rIded_e8r_fxtrhe1-jco2cz">
+      <w:hyperlink w:history="1" r:id="rIdhlxtcuitlbbcl6sgxeln9">
         <w:r>
           <w:rPr>
             <w:rStyle w:val="Hyperlink"/>
@@ -1482,7 +1482,7 @@
       <w:r>
         <w:t xml:space="preserve"> — modifié — </w:t>
       </w:r>
-      <w:hyperlink w:history="1" r:id="rIdbxc79j_cqhqzkxk4b3mzm">
+      <w:hyperlink w:history="1" r:id="rIdfe3ytqrg-0-miebn76rfn">
         <w:r>
           <w:rPr>
             <w:rStyle w:val="Hyperlink"/>
@@ -1511,7 +1511,7 @@
       <w:r>
         <w:t xml:space="preserve"> — modifié — </w:t>
       </w:r>
-      <w:hyperlink w:history="1" r:id="rId6pdrjvyxawpf07z_fxnlr">
+      <w:hyperlink w:history="1" r:id="rIdh72prezuqlqdxsfsby4l1">
         <w:r>
           <w:rPr>
             <w:rStyle w:val="Hyperlink"/>
@@ -1540,7 +1540,7 @@
       <w:r>
         <w:t xml:space="preserve"> — modifié — </w:t>
       </w:r>
-      <w:hyperlink w:history="1" r:id="rIdzz70lru9h1xrsciiqz_r_">
+      <w:hyperlink w:history="1" r:id="rIdriwtzn4emqxvaz9va7els">
         <w:r>
           <w:rPr>
             <w:rStyle w:val="Hyperlink"/>
@@ -1569,7 +1569,7 @@
       <w:r>
         <w:t xml:space="preserve"> — créé — </w:t>
       </w:r>
-      <w:hyperlink w:history="1" r:id="rIduezva9dxyodw7bhxsslsp">
+      <w:hyperlink w:history="1" r:id="rIdsx7qg_8ojfunmmkrdeycd">
         <w:r>
           <w:rPr>
             <w:rStyle w:val="Hyperlink"/>
@@ -1598,7 +1598,7 @@
       <w:r>
         <w:t xml:space="preserve"> — modifié — </w:t>
       </w:r>
-      <w:hyperlink w:history="1" r:id="rIdr89euqujb3r8iqfnpkwo4">
+      <w:hyperlink w:history="1" r:id="rId2_dzy1zqwssosifi2rpf9">
         <w:r>
           <w:rPr>
             <w:rStyle w:val="Hyperlink"/>
@@ -1627,7 +1627,7 @@
       <w:r>
         <w:t xml:space="preserve"> — modifié — </w:t>
       </w:r>
-      <w:hyperlink w:history="1" r:id="rIdyin08bdgjnexu_lfepuf3">
+      <w:hyperlink w:history="1" r:id="rIdjard6c91l4jlpk18zspq7">
         <w:r>
           <w:rPr>
             <w:rStyle w:val="Hyperlink"/>
@@ -1664,7 +1664,7 @@
       <w:r>
         <w:t xml:space="preserve"> — modifié — </w:t>
       </w:r>
-      <w:hyperlink w:history="1" r:id="rIdzhtgmxg43ki1o9uob0k8k">
+      <w:hyperlink w:history="1" r:id="rIdrgjucwh6kcmlyguywgcjc">
         <w:r>
           <w:rPr>
             <w:rStyle w:val="Hyperlink"/>
@@ -1693,7 +1693,7 @@
       <w:r>
         <w:t xml:space="preserve"> — modifié — </w:t>
       </w:r>
-      <w:hyperlink w:history="1" r:id="rIdbiglctxegbgificw8ih_h">
+      <w:hyperlink w:history="1" r:id="rIdyygglfkbbvrlhweet3lnz">
         <w:r>
           <w:rPr>
             <w:rStyle w:val="Hyperlink"/>
@@ -1722,7 +1722,7 @@
       <w:r>
         <w:t xml:space="preserve"> — modifié — </w:t>
       </w:r>
-      <w:hyperlink w:history="1" r:id="rIdht9ul7joqlzt0e67h1sye">
+      <w:hyperlink w:history="1" r:id="rIdp38ietekx14iltccqtauf">
         <w:r>
           <w:rPr>
             <w:rStyle w:val="Hyperlink"/>
@@ -1751,7 +1751,7 @@
       <w:r>
         <w:t xml:space="preserve"> — créé — </w:t>
       </w:r>
-      <w:hyperlink w:history="1" r:id="rIdohcmo08ezd9hd0qgez8wp">
+      <w:hyperlink w:history="1" r:id="rIdlaubbcqmmiztmv8eehi3x">
         <w:r>
           <w:rPr>
             <w:rStyle w:val="Hyperlink"/>
@@ -1780,7 +1780,7 @@
       <w:r>
         <w:t xml:space="preserve"> — modifié — </w:t>
       </w:r>
-      <w:hyperlink w:history="1" r:id="rIdelhdjaqo8t2b4vhrx2msh">
+      <w:hyperlink w:history="1" r:id="rIda_rnq4qolule0gz9qg5se">
         <w:r>
           <w:rPr>
             <w:rStyle w:val="Hyperlink"/>
@@ -1809,7 +1809,7 @@
       <w:r>
         <w:t xml:space="preserve"> — créé — </w:t>
       </w:r>
-      <w:hyperlink w:history="1" r:id="rId6wwavcmtj9hruapt3wj8q">
+      <w:hyperlink w:history="1" r:id="rIdcotpxqutraksm3ei2_uwg">
         <w:r>
           <w:rPr>
             <w:rStyle w:val="Hyperlink"/>
@@ -1838,7 +1838,7 @@
       <w:r>
         <w:t xml:space="preserve"> — créé — </w:t>
       </w:r>
-      <w:hyperlink w:history="1" r:id="rIdl3dultzmmqrv-dkbucltx">
+      <w:hyperlink w:history="1" r:id="rIdpkookfx-f1epeyfvgonxz">
         <w:r>
           <w:rPr>
             <w:rStyle w:val="Hyperlink"/>
@@ -1867,7 +1867,7 @@
       <w:r>
         <w:t xml:space="preserve"> — modifié — </w:t>
       </w:r>
-      <w:hyperlink w:history="1" r:id="rId5lk9x0bwpbcjirt-5lj3c">
+      <w:hyperlink w:history="1" r:id="rIdbhxhmqmutsx9zw83ymhdi">
         <w:r>
           <w:rPr>
             <w:rStyle w:val="Hyperlink"/>
@@ -1896,7 +1896,7 @@
       <w:r>
         <w:t xml:space="preserve"> — modifié — </w:t>
       </w:r>
-      <w:hyperlink w:history="1" r:id="rIdx-ayr7iisstvhrh6kg1en">
+      <w:hyperlink w:history="1" r:id="rIdf5ievd-9qyad2e-cndsbs">
         <w:r>
           <w:rPr>
             <w:rStyle w:val="Hyperlink"/>
@@ -1933,7 +1933,7 @@
       <w:r>
         <w:t xml:space="preserve"> — modifié — </w:t>
       </w:r>
-      <w:hyperlink w:history="1" r:id="rIdwmih6n2uyttwfv87jqtq8">
+      <w:hyperlink w:history="1" r:id="rIdrv1ixpmbehewldyxwqeiq">
         <w:r>
           <w:rPr>
             <w:rStyle w:val="Hyperlink"/>
@@ -1962,7 +1962,7 @@
       <w:r>
         <w:t xml:space="preserve"> — créé — </w:t>
       </w:r>
-      <w:hyperlink w:history="1" r:id="rIdajf554uywegujrq9vius8">
+      <w:hyperlink w:history="1" r:id="rIdcdxz2icvz4qthhas7nw2n">
         <w:r>
           <w:rPr>
             <w:rStyle w:val="Hyperlink"/>
@@ -1991,7 +1991,7 @@
       <w:r>
         <w:t xml:space="preserve"> — modifié — </w:t>
       </w:r>
-      <w:hyperlink w:history="1" r:id="rIdbzbizknoawwk1aujtrevf">
+      <w:hyperlink w:history="1" r:id="rIdxurgjk2qnligycapii-rn">
         <w:r>
           <w:rPr>
             <w:rStyle w:val="Hyperlink"/>
@@ -2020,7 +2020,7 @@
       <w:r>
         <w:t xml:space="preserve"> — modifié — </w:t>
       </w:r>
-      <w:hyperlink w:history="1" r:id="rIdwyjke3hnldrnk7cu5uuru">
+      <w:hyperlink w:history="1" r:id="rIdj13xbahlksrlmkktqceoq">
         <w:r>
           <w:rPr>
             <w:rStyle w:val="Hyperlink"/>
@@ -2049,7 +2049,7 @@
       <w:r>
         <w:t xml:space="preserve"> — modifié — </w:t>
       </w:r>
-      <w:hyperlink w:history="1" r:id="rId5yshcerapg-dvoj-tj85c">
+      <w:hyperlink w:history="1" r:id="rIdaflxb93ky3eevanweqwqc">
         <w:r>
           <w:rPr>
             <w:rStyle w:val="Hyperlink"/>

--- a/docs/developpement/phases/word/PHASE_05_COMPTES_DES_CAISSIERES_ET_TABLETTES_ENREGISTREES.docx
+++ b/docs/developpement/phases/word/PHASE_05_COMPTES_DES_CAISSIERES_ET_TABLETTES_ENREGISTREES.docx
@@ -20,7 +20,7 @@
       <w:r>
         <w:t xml:space="preserve">FlaiX Expert · dossier de développement · généré le 2026-10-04 depuis le dépôt </w:t>
       </w:r>
-      <w:hyperlink w:history="1" r:id="rIdodgnpmeyviozmxdb4ozao">
+      <w:hyperlink w:history="1" r:id="rId8avbbfzgbxzygammpbsrz">
         <w:r>
           <w:rPr>
             <w:rStyle w:val="Hyperlink"/>
@@ -1089,7 +1089,7 @@
           <w:numId w:val="4"/>
         </w:numPr>
       </w:pPr>
-      <w:hyperlink w:history="1" r:id="rIdekmo3pd5unybde5xbc5h1">
+      <w:hyperlink w:history="1" r:id="rIdjj5njpgjy1rwq2qen05y4">
         <w:r>
           <w:rPr>
             <w:rStyle w:val="Hyperlink"/>
@@ -1109,7 +1109,7 @@
           <w:numId w:val="4"/>
         </w:numPr>
       </w:pPr>
-      <w:hyperlink w:history="1" r:id="rIdmtomzbnxrloydvw6eo-kt">
+      <w:hyperlink w:history="1" r:id="rIdqgdjagfxay1igfy7uzzne">
         <w:r>
           <w:rPr>
             <w:rStyle w:val="Hyperlink"/>
@@ -1129,7 +1129,7 @@
           <w:numId w:val="4"/>
         </w:numPr>
       </w:pPr>
-      <w:hyperlink w:history="1" r:id="rIdcpq7mqxoxjtllcasjuyqd">
+      <w:hyperlink w:history="1" r:id="rIdjxks0q8d1tmsaui9fqktj">
         <w:r>
           <w:rPr>
             <w:rStyle w:val="Hyperlink"/>
@@ -1149,7 +1149,7 @@
           <w:numId w:val="4"/>
         </w:numPr>
       </w:pPr>
-      <w:hyperlink w:history="1" r:id="rIdnh9snrdfo5kwuywwdlilm">
+      <w:hyperlink w:history="1" r:id="rId29slrwl9vk7u_5y_-dcto">
         <w:r>
           <w:rPr>
             <w:rStyle w:val="Hyperlink"/>
@@ -1197,7 +1197,7 @@
       <w:r>
         <w:t xml:space="preserve"> — créé — </w:t>
       </w:r>
-      <w:hyperlink w:history="1" r:id="rId-pj1z-oolpqbvmiijpkmn">
+      <w:hyperlink w:history="1" r:id="rIdeivkb2mj_fqukg71ol8g-">
         <w:r>
           <w:rPr>
             <w:rStyle w:val="Hyperlink"/>
@@ -1234,7 +1234,7 @@
       <w:r>
         <w:t xml:space="preserve"> — modifié — </w:t>
       </w:r>
-      <w:hyperlink w:history="1" r:id="rIdl_oa_ufyi8qkjscipbh9s">
+      <w:hyperlink w:history="1" r:id="rId_aqnyxg7giskmqcu6mpnn">
         <w:r>
           <w:rPr>
             <w:rStyle w:val="Hyperlink"/>
@@ -1263,7 +1263,7 @@
       <w:r>
         <w:t xml:space="preserve"> — créé — </w:t>
       </w:r>
-      <w:hyperlink w:history="1" r:id="rIdwdsotsiuefhjxu6t3exvv">
+      <w:hyperlink w:history="1" r:id="rIditgsnfxxaebyx0tuzosfp">
         <w:r>
           <w:rPr>
             <w:rStyle w:val="Hyperlink"/>
@@ -1292,7 +1292,7 @@
       <w:r>
         <w:t xml:space="preserve"> — modifié — </w:t>
       </w:r>
-      <w:hyperlink w:history="1" r:id="rIdezxyhodlzusbbl5anaw63">
+      <w:hyperlink w:history="1" r:id="rIdaibof-sydg9s_jbhjhcpp">
         <w:r>
           <w:rPr>
             <w:rStyle w:val="Hyperlink"/>
@@ -1329,7 +1329,7 @@
       <w:r>
         <w:t xml:space="preserve"> — modifié — </w:t>
       </w:r>
-      <w:hyperlink w:history="1" r:id="rIdhpwyfchsvyov5drzugjwf">
+      <w:hyperlink w:history="1" r:id="rIddo-j-mnvkworkdmqtomve">
         <w:r>
           <w:rPr>
             <w:rStyle w:val="Hyperlink"/>
@@ -1358,7 +1358,7 @@
       <w:r>
         <w:t xml:space="preserve"> — modifié — </w:t>
       </w:r>
-      <w:hyperlink w:history="1" r:id="rIdubrzvcjvio_ls7aibc6b_">
+      <w:hyperlink w:history="1" r:id="rIdmteb9mqzeuybfzxjjq4jq">
         <w:r>
           <w:rPr>
             <w:rStyle w:val="Hyperlink"/>
@@ -1387,7 +1387,7 @@
       <w:r>
         <w:t xml:space="preserve"> — modifié — </w:t>
       </w:r>
-      <w:hyperlink w:history="1" r:id="rIdhnoa_yqxhnbesdarxioiq">
+      <w:hyperlink w:history="1" r:id="rIdoupi0rsxfadn-jf1d8da9">
         <w:r>
           <w:rPr>
             <w:rStyle w:val="Hyperlink"/>
@@ -1424,7 +1424,7 @@
       <w:r>
         <w:t xml:space="preserve"> — créé — </w:t>
       </w:r>
-      <w:hyperlink w:history="1" r:id="rIdmxqigbhxetz2ksl9kb_gl">
+      <w:hyperlink w:history="1" r:id="rIdbtqmw0a5hff_qve9wnb-l">
         <w:r>
           <w:rPr>
             <w:rStyle w:val="Hyperlink"/>
@@ -1453,7 +1453,7 @@
       <w:r>
         <w:t xml:space="preserve"> — modifié — </w:t>
       </w:r>
-      <w:hyperlink w:history="1" r:id="rIdhlxtcuitlbbcl6sgxeln9">
+      <w:hyperlink w:history="1" r:id="rIdcbj6rwjwmsd4om19oyuwd">
         <w:r>
           <w:rPr>
             <w:rStyle w:val="Hyperlink"/>
@@ -1482,7 +1482,7 @@
       <w:r>
         <w:t xml:space="preserve"> — modifié — </w:t>
       </w:r>
-      <w:hyperlink w:history="1" r:id="rIdfe3ytqrg-0-miebn76rfn">
+      <w:hyperlink w:history="1" r:id="rId5dsbxwkm3ckd6raqpa0et">
         <w:r>
           <w:rPr>
             <w:rStyle w:val="Hyperlink"/>
@@ -1511,7 +1511,7 @@
       <w:r>
         <w:t xml:space="preserve"> — modifié — </w:t>
       </w:r>
-      <w:hyperlink w:history="1" r:id="rIdh72prezuqlqdxsfsby4l1">
+      <w:hyperlink w:history="1" r:id="rIdemcwowv5eemanaogthcpd">
         <w:r>
           <w:rPr>
             <w:rStyle w:val="Hyperlink"/>
@@ -1540,7 +1540,7 @@
       <w:r>
         <w:t xml:space="preserve"> — modifié — </w:t>
       </w:r>
-      <w:hyperlink w:history="1" r:id="rIdriwtzn4emqxvaz9va7els">
+      <w:hyperlink w:history="1" r:id="rIdtcx68c1xu__qfzjcu9lcf">
         <w:r>
           <w:rPr>
             <w:rStyle w:val="Hyperlink"/>
@@ -1569,7 +1569,7 @@
       <w:r>
         <w:t xml:space="preserve"> — créé — </w:t>
       </w:r>
-      <w:hyperlink w:history="1" r:id="rIdsx7qg_8ojfunmmkrdeycd">
+      <w:hyperlink w:history="1" r:id="rIdahypd35oya7jxl5lprp7k">
         <w:r>
           <w:rPr>
             <w:rStyle w:val="Hyperlink"/>
@@ -1598,7 +1598,7 @@
       <w:r>
         <w:t xml:space="preserve"> — modifié — </w:t>
       </w:r>
-      <w:hyperlink w:history="1" r:id="rId2_dzy1zqwssosifi2rpf9">
+      <w:hyperlink w:history="1" r:id="rId7ldxldotqhsxejymdrsyq">
         <w:r>
           <w:rPr>
             <w:rStyle w:val="Hyperlink"/>
@@ -1627,7 +1627,7 @@
       <w:r>
         <w:t xml:space="preserve"> — modifié — </w:t>
       </w:r>
-      <w:hyperlink w:history="1" r:id="rIdjard6c91l4jlpk18zspq7">
+      <w:hyperlink w:history="1" r:id="rIdx-6xd-bcefnoblblelfkh">
         <w:r>
           <w:rPr>
             <w:rStyle w:val="Hyperlink"/>
@@ -1664,7 +1664,7 @@
       <w:r>
         <w:t xml:space="preserve"> — modifié — </w:t>
       </w:r>
-      <w:hyperlink w:history="1" r:id="rIdrgjucwh6kcmlyguywgcjc">
+      <w:hyperlink w:history="1" r:id="rIda6tqd8vqasgmneffaaisc">
         <w:r>
           <w:rPr>
             <w:rStyle w:val="Hyperlink"/>
@@ -1693,7 +1693,7 @@
       <w:r>
         <w:t xml:space="preserve"> — modifié — </w:t>
       </w:r>
-      <w:hyperlink w:history="1" r:id="rIdyygglfkbbvrlhweet3lnz">
+      <w:hyperlink w:history="1" r:id="rIdzmw3s2s_k5mb6ywwoikqh">
         <w:r>
           <w:rPr>
             <w:rStyle w:val="Hyperlink"/>
@@ -1722,7 +1722,7 @@
       <w:r>
         <w:t xml:space="preserve"> — modifié — </w:t>
       </w:r>
-      <w:hyperlink w:history="1" r:id="rIdp38ietekx14iltccqtauf">
+      <w:hyperlink w:history="1" r:id="rIdrr5c-3fnchzsimx9wnyrb">
         <w:r>
           <w:rPr>
             <w:rStyle w:val="Hyperlink"/>
@@ -1751,7 +1751,7 @@
       <w:r>
         <w:t xml:space="preserve"> — créé — </w:t>
       </w:r>
-      <w:hyperlink w:history="1" r:id="rIdlaubbcqmmiztmv8eehi3x">
+      <w:hyperlink w:history="1" r:id="rIdcjcnjetjkknqv3da6jerp">
         <w:r>
           <w:rPr>
             <w:rStyle w:val="Hyperlink"/>
@@ -1780,7 +1780,7 @@
       <w:r>
         <w:t xml:space="preserve"> — modifié — </w:t>
       </w:r>
-      <w:hyperlink w:history="1" r:id="rIda_rnq4qolule0gz9qg5se">
+      <w:hyperlink w:history="1" r:id="rIdjttt0iskfmvorzaiuprdr">
         <w:r>
           <w:rPr>
             <w:rStyle w:val="Hyperlink"/>
@@ -1809,7 +1809,7 @@
       <w:r>
         <w:t xml:space="preserve"> — créé — </w:t>
       </w:r>
-      <w:hyperlink w:history="1" r:id="rIdcotpxqutraksm3ei2_uwg">
+      <w:hyperlink w:history="1" r:id="rIdsuv1puvhw10niubtmdjmq">
         <w:r>
           <w:rPr>
             <w:rStyle w:val="Hyperlink"/>
@@ -1838,7 +1838,7 @@
       <w:r>
         <w:t xml:space="preserve"> — créé — </w:t>
       </w:r>
-      <w:hyperlink w:history="1" r:id="rIdpkookfx-f1epeyfvgonxz">
+      <w:hyperlink w:history="1" r:id="rIdreoikfg2vak2kquosjjo6">
         <w:r>
           <w:rPr>
             <w:rStyle w:val="Hyperlink"/>
@@ -1867,7 +1867,7 @@
       <w:r>
         <w:t xml:space="preserve"> — modifié — </w:t>
       </w:r>
-      <w:hyperlink w:history="1" r:id="rIdbhxhmqmutsx9zw83ymhdi">
+      <w:hyperlink w:history="1" r:id="rIdeeyz5jnyk67g5ikxugt5i">
         <w:r>
           <w:rPr>
             <w:rStyle w:val="Hyperlink"/>
@@ -1896,7 +1896,7 @@
       <w:r>
         <w:t xml:space="preserve"> — modifié — </w:t>
       </w:r>
-      <w:hyperlink w:history="1" r:id="rIdf5ievd-9qyad2e-cndsbs">
+      <w:hyperlink w:history="1" r:id="rIdx2kt6hpokdu5dbnareikc">
         <w:r>
           <w:rPr>
             <w:rStyle w:val="Hyperlink"/>
@@ -1933,7 +1933,7 @@
       <w:r>
         <w:t xml:space="preserve"> — modifié — </w:t>
       </w:r>
-      <w:hyperlink w:history="1" r:id="rIdrv1ixpmbehewldyxwqeiq">
+      <w:hyperlink w:history="1" r:id="rIdogisterryanc2fci-dpm6">
         <w:r>
           <w:rPr>
             <w:rStyle w:val="Hyperlink"/>
@@ -1962,7 +1962,7 @@
       <w:r>
         <w:t xml:space="preserve"> — créé — </w:t>
       </w:r>
-      <w:hyperlink w:history="1" r:id="rIdcdxz2icvz4qthhas7nw2n">
+      <w:hyperlink w:history="1" r:id="rIdwsh14aquurgfauyl14rq2">
         <w:r>
           <w:rPr>
             <w:rStyle w:val="Hyperlink"/>
@@ -1991,7 +1991,7 @@
       <w:r>
         <w:t xml:space="preserve"> — modifié — </w:t>
       </w:r>
-      <w:hyperlink w:history="1" r:id="rIdxurgjk2qnligycapii-rn">
+      <w:hyperlink w:history="1" r:id="rIdipzim_62jtciwbfyedsq0">
         <w:r>
           <w:rPr>
             <w:rStyle w:val="Hyperlink"/>
@@ -2020,7 +2020,7 @@
       <w:r>
         <w:t xml:space="preserve"> — modifié — </w:t>
       </w:r>
-      <w:hyperlink w:history="1" r:id="rIdj13xbahlksrlmkktqceoq">
+      <w:hyperlink w:history="1" r:id="rIdxojwprzeafulqkc2vtawi">
         <w:r>
           <w:rPr>
             <w:rStyle w:val="Hyperlink"/>
@@ -2049,7 +2049,7 @@
       <w:r>
         <w:t xml:space="preserve"> — modifié — </w:t>
       </w:r>
-      <w:hyperlink w:history="1" r:id="rIdaflxb93ky3eevanweqwqc">
+      <w:hyperlink w:history="1" r:id="rIdeo-yypf67fjfkj0o5ajhh">
         <w:r>
           <w:rPr>
             <w:rStyle w:val="Hyperlink"/>

--- a/docs/developpement/phases/word/PHASE_05_COMPTES_DES_CAISSIERES_ET_TABLETTES_ENREGISTREES.docx
+++ b/docs/developpement/phases/word/PHASE_05_COMPTES_DES_CAISSIERES_ET_TABLETTES_ENREGISTREES.docx
@@ -20,7 +20,7 @@
       <w:r>
         <w:t xml:space="preserve">FlaiX Expert · dossier de développement · généré le 2026-10-04 depuis le dépôt </w:t>
       </w:r>
-      <w:hyperlink w:history="1" r:id="rId8avbbfzgbxzygammpbsrz">
+      <w:hyperlink w:history="1" r:id="rIdxlbd4j4ufpa1hhljk1eou">
         <w:r>
           <w:rPr>
             <w:rStyle w:val="Hyperlink"/>
@@ -1089,7 +1089,7 @@
           <w:numId w:val="4"/>
         </w:numPr>
       </w:pPr>
-      <w:hyperlink w:history="1" r:id="rIdjj5njpgjy1rwq2qen05y4">
+      <w:hyperlink w:history="1" r:id="rIdjxhochjkwxym1iyolacqn">
         <w:r>
           <w:rPr>
             <w:rStyle w:val="Hyperlink"/>
@@ -1109,7 +1109,7 @@
           <w:numId w:val="4"/>
         </w:numPr>
       </w:pPr>
-      <w:hyperlink w:history="1" r:id="rIdqgdjagfxay1igfy7uzzne">
+      <w:hyperlink w:history="1" r:id="rIdat-gufmkure0puf6uf5s1">
         <w:r>
           <w:rPr>
             <w:rStyle w:val="Hyperlink"/>
@@ -1129,7 +1129,7 @@
           <w:numId w:val="4"/>
         </w:numPr>
       </w:pPr>
-      <w:hyperlink w:history="1" r:id="rIdjxks0q8d1tmsaui9fqktj">
+      <w:hyperlink w:history="1" r:id="rIdvlzubyhwgmoqqxkuy8_va">
         <w:r>
           <w:rPr>
             <w:rStyle w:val="Hyperlink"/>
@@ -1149,7 +1149,7 @@
           <w:numId w:val="4"/>
         </w:numPr>
       </w:pPr>
-      <w:hyperlink w:history="1" r:id="rId29slrwl9vk7u_5y_-dcto">
+      <w:hyperlink w:history="1" r:id="rIdca25dcz2ayfgz9jeftes4">
         <w:r>
           <w:rPr>
             <w:rStyle w:val="Hyperlink"/>
@@ -1197,7 +1197,7 @@
       <w:r>
         <w:t xml:space="preserve"> — créé — </w:t>
       </w:r>
-      <w:hyperlink w:history="1" r:id="rIdeivkb2mj_fqukg71ol8g-">
+      <w:hyperlink w:history="1" r:id="rId0sndkk1wvhqxhyijmpqe8">
         <w:r>
           <w:rPr>
             <w:rStyle w:val="Hyperlink"/>
@@ -1234,7 +1234,7 @@
       <w:r>
         <w:t xml:space="preserve"> — modifié — </w:t>
       </w:r>
-      <w:hyperlink w:history="1" r:id="rId_aqnyxg7giskmqcu6mpnn">
+      <w:hyperlink w:history="1" r:id="rIdmcot8oyg6hskyv8xei-mp">
         <w:r>
           <w:rPr>
             <w:rStyle w:val="Hyperlink"/>
@@ -1263,7 +1263,7 @@
       <w:r>
         <w:t xml:space="preserve"> — créé — </w:t>
       </w:r>
-      <w:hyperlink w:history="1" r:id="rIditgsnfxxaebyx0tuzosfp">
+      <w:hyperlink w:history="1" r:id="rIdf-jahiqwhfxmkc5qbvq5b">
         <w:r>
           <w:rPr>
             <w:rStyle w:val="Hyperlink"/>
@@ -1292,7 +1292,7 @@
       <w:r>
         <w:t xml:space="preserve"> — modifié — </w:t>
       </w:r>
-      <w:hyperlink w:history="1" r:id="rIdaibof-sydg9s_jbhjhcpp">
+      <w:hyperlink w:history="1" r:id="rIdbqsa1o0xs6ugg1ap7xms9">
         <w:r>
           <w:rPr>
             <w:rStyle w:val="Hyperlink"/>
@@ -1329,7 +1329,7 @@
       <w:r>
         <w:t xml:space="preserve"> — modifié — </w:t>
       </w:r>
-      <w:hyperlink w:history="1" r:id="rIddo-j-mnvkworkdmqtomve">
+      <w:hyperlink w:history="1" r:id="rIdmhwyxulz-th2ir_hrmqti">
         <w:r>
           <w:rPr>
             <w:rStyle w:val="Hyperlink"/>
@@ -1358,7 +1358,7 @@
       <w:r>
         <w:t xml:space="preserve"> — modifié — </w:t>
       </w:r>
-      <w:hyperlink w:history="1" r:id="rIdmteb9mqzeuybfzxjjq4jq">
+      <w:hyperlink w:history="1" r:id="rIdd3ysr7rvtdpu4ptr_oast">
         <w:r>
           <w:rPr>
             <w:rStyle w:val="Hyperlink"/>
@@ -1387,7 +1387,7 @@
       <w:r>
         <w:t xml:space="preserve"> — modifié — </w:t>
       </w:r>
-      <w:hyperlink w:history="1" r:id="rIdoupi0rsxfadn-jf1d8da9">
+      <w:hyperlink w:history="1" r:id="rIdmbwdaaclwfipa96nyymbf">
         <w:r>
           <w:rPr>
             <w:rStyle w:val="Hyperlink"/>
@@ -1424,7 +1424,7 @@
       <w:r>
         <w:t xml:space="preserve"> — créé — </w:t>
       </w:r>
-      <w:hyperlink w:history="1" r:id="rIdbtqmw0a5hff_qve9wnb-l">
+      <w:hyperlink w:history="1" r:id="rIdpg95ixofesbqkkx02xsco">
         <w:r>
           <w:rPr>
             <w:rStyle w:val="Hyperlink"/>
@@ -1453,7 +1453,7 @@
       <w:r>
         <w:t xml:space="preserve"> — modifié — </w:t>
       </w:r>
-      <w:hyperlink w:history="1" r:id="rIdcbj6rwjwmsd4om19oyuwd">
+      <w:hyperlink w:history="1" r:id="rIdz6ezf75e3tb2q8jhpcthr">
         <w:r>
           <w:rPr>
             <w:rStyle w:val="Hyperlink"/>
@@ -1482,7 +1482,7 @@
       <w:r>
         <w:t xml:space="preserve"> — modifié — </w:t>
       </w:r>
-      <w:hyperlink w:history="1" r:id="rId5dsbxwkm3ckd6raqpa0et">
+      <w:hyperlink w:history="1" r:id="rIdzz5p525ru2wpsvoleuuga">
         <w:r>
           <w:rPr>
             <w:rStyle w:val="Hyperlink"/>
@@ -1511,7 +1511,7 @@
       <w:r>
         <w:t xml:space="preserve"> — modifié — </w:t>
       </w:r>
-      <w:hyperlink w:history="1" r:id="rIdemcwowv5eemanaogthcpd">
+      <w:hyperlink w:history="1" r:id="rId_pqjgiiy3cdwsyqzujs6v">
         <w:r>
           <w:rPr>
             <w:rStyle w:val="Hyperlink"/>
@@ -1540,7 +1540,7 @@
       <w:r>
         <w:t xml:space="preserve"> — modifié — </w:t>
       </w:r>
-      <w:hyperlink w:history="1" r:id="rIdtcx68c1xu__qfzjcu9lcf">
+      <w:hyperlink w:history="1" r:id="rId3f4lec3h1jnnsx5r4lyfq">
         <w:r>
           <w:rPr>
             <w:rStyle w:val="Hyperlink"/>
@@ -1569,7 +1569,7 @@
       <w:r>
         <w:t xml:space="preserve"> — créé — </w:t>
       </w:r>
-      <w:hyperlink w:history="1" r:id="rIdahypd35oya7jxl5lprp7k">
+      <w:hyperlink w:history="1" r:id="rIdydbg3qg52a0ml7ntt-iqz">
         <w:r>
           <w:rPr>
             <w:rStyle w:val="Hyperlink"/>
@@ -1598,7 +1598,7 @@
       <w:r>
         <w:t xml:space="preserve"> — modifié — </w:t>
       </w:r>
-      <w:hyperlink w:history="1" r:id="rId7ldxldotqhsxejymdrsyq">
+      <w:hyperlink w:history="1" r:id="rIdwdimuqdzkh4iz9clqhdc0">
         <w:r>
           <w:rPr>
             <w:rStyle w:val="Hyperlink"/>
@@ -1627,7 +1627,7 @@
       <w:r>
         <w:t xml:space="preserve"> — modifié — </w:t>
       </w:r>
-      <w:hyperlink w:history="1" r:id="rIdx-6xd-bcefnoblblelfkh">
+      <w:hyperlink w:history="1" r:id="rIdknpy9gchnk5np0k0yyhzi">
         <w:r>
           <w:rPr>
             <w:rStyle w:val="Hyperlink"/>
@@ -1664,7 +1664,7 @@
       <w:r>
         <w:t xml:space="preserve"> — modifié — </w:t>
       </w:r>
-      <w:hyperlink w:history="1" r:id="rIda6tqd8vqasgmneffaaisc">
+      <w:hyperlink w:history="1" r:id="rIdvkxn2_lgkacyb_sc-lql1">
         <w:r>
           <w:rPr>
             <w:rStyle w:val="Hyperlink"/>
@@ -1693,7 +1693,7 @@
       <w:r>
         <w:t xml:space="preserve"> — modifié — </w:t>
       </w:r>
-      <w:hyperlink w:history="1" r:id="rIdzmw3s2s_k5mb6ywwoikqh">
+      <w:hyperlink w:history="1" r:id="rIduegxodmst1qulmv_p8ute">
         <w:r>
           <w:rPr>
             <w:rStyle w:val="Hyperlink"/>
@@ -1722,7 +1722,7 @@
       <w:r>
         <w:t xml:space="preserve"> — modifié — </w:t>
       </w:r>
-      <w:hyperlink w:history="1" r:id="rIdrr5c-3fnchzsimx9wnyrb">
+      <w:hyperlink w:history="1" r:id="rId34fr7isxov7zhvsywovu5">
         <w:r>
           <w:rPr>
             <w:rStyle w:val="Hyperlink"/>
@@ -1751,7 +1751,7 @@
       <w:r>
         <w:t xml:space="preserve"> — créé — </w:t>
       </w:r>
-      <w:hyperlink w:history="1" r:id="rIdcjcnjetjkknqv3da6jerp">
+      <w:hyperlink w:history="1" r:id="rId1bix0zfum52tbiouqwj7t">
         <w:r>
           <w:rPr>
             <w:rStyle w:val="Hyperlink"/>
@@ -1780,7 +1780,7 @@
       <w:r>
         <w:t xml:space="preserve"> — modifié — </w:t>
       </w:r>
-      <w:hyperlink w:history="1" r:id="rIdjttt0iskfmvorzaiuprdr">
+      <w:hyperlink w:history="1" r:id="rIdixdni_z673-srcx2ab0xk">
         <w:r>
           <w:rPr>
             <w:rStyle w:val="Hyperlink"/>
@@ -1809,7 +1809,7 @@
       <w:r>
         <w:t xml:space="preserve"> — créé — </w:t>
       </w:r>
-      <w:hyperlink w:history="1" r:id="rIdsuv1puvhw10niubtmdjmq">
+      <w:hyperlink w:history="1" r:id="rIduhlspn8yryzen8s5fjauq">
         <w:r>
           <w:rPr>
             <w:rStyle w:val="Hyperlink"/>
@@ -1838,7 +1838,7 @@
       <w:r>
         <w:t xml:space="preserve"> — créé — </w:t>
       </w:r>
-      <w:hyperlink w:history="1" r:id="rIdreoikfg2vak2kquosjjo6">
+      <w:hyperlink w:history="1" r:id="rIdo6iwrces_fkx9z-otygdc">
         <w:r>
           <w:rPr>
             <w:rStyle w:val="Hyperlink"/>
@@ -1867,7 +1867,7 @@
       <w:r>
         <w:t xml:space="preserve"> — modifié — </w:t>
       </w:r>
-      <w:hyperlink w:history="1" r:id="rIdeeyz5jnyk67g5ikxugt5i">
+      <w:hyperlink w:history="1" r:id="rIdl1sxlpuxtugw-s_totcp0">
         <w:r>
           <w:rPr>
             <w:rStyle w:val="Hyperlink"/>
@@ -1896,7 +1896,7 @@
       <w:r>
         <w:t xml:space="preserve"> — modifié — </w:t>
       </w:r>
-      <w:hyperlink w:history="1" r:id="rIdx2kt6hpokdu5dbnareikc">
+      <w:hyperlink w:history="1" r:id="rIdl-3ajfqttvl6f1mbi_x5d">
         <w:r>
           <w:rPr>
             <w:rStyle w:val="Hyperlink"/>
@@ -1933,7 +1933,7 @@
       <w:r>
         <w:t xml:space="preserve"> — modifié — </w:t>
       </w:r>
-      <w:hyperlink w:history="1" r:id="rIdogisterryanc2fci-dpm6">
+      <w:hyperlink w:history="1" r:id="rId5jlmcdklnwmrbv2ndjeox">
         <w:r>
           <w:rPr>
             <w:rStyle w:val="Hyperlink"/>
@@ -1962,7 +1962,7 @@
       <w:r>
         <w:t xml:space="preserve"> — créé — </w:t>
       </w:r>
-      <w:hyperlink w:history="1" r:id="rIdwsh14aquurgfauyl14rq2">
+      <w:hyperlink w:history="1" r:id="rIdrdgyz8dkeoczr4q7lbbmz">
         <w:r>
           <w:rPr>
             <w:rStyle w:val="Hyperlink"/>
@@ -1991,7 +1991,7 @@
       <w:r>
         <w:t xml:space="preserve"> — modifié — </w:t>
       </w:r>
-      <w:hyperlink w:history="1" r:id="rIdipzim_62jtciwbfyedsq0">
+      <w:hyperlink w:history="1" r:id="rIdjmxc-7ka8zwabaqmvxq__">
         <w:r>
           <w:rPr>
             <w:rStyle w:val="Hyperlink"/>
@@ -2020,7 +2020,7 @@
       <w:r>
         <w:t xml:space="preserve"> — modifié — </w:t>
       </w:r>
-      <w:hyperlink w:history="1" r:id="rIdxojwprzeafulqkc2vtawi">
+      <w:hyperlink w:history="1" r:id="rIdfa1pnddzfma1ybakmnoc-">
         <w:r>
           <w:rPr>
             <w:rStyle w:val="Hyperlink"/>
@@ -2049,7 +2049,7 @@
       <w:r>
         <w:t xml:space="preserve"> — modifié — </w:t>
       </w:r>
-      <w:hyperlink w:history="1" r:id="rIdeo-yypf67fjfkj0o5ajhh">
+      <w:hyperlink w:history="1" r:id="rIdlr54rkuts0-4orrv-rkju">
         <w:r>
           <w:rPr>
             <w:rStyle w:val="Hyperlink"/>

--- a/docs/developpement/phases/word/PHASE_05_COMPTES_DES_CAISSIERES_ET_TABLETTES_ENREGISTREES.docx
+++ b/docs/developpement/phases/word/PHASE_05_COMPTES_DES_CAISSIERES_ET_TABLETTES_ENREGISTREES.docx
@@ -20,7 +20,7 @@
       <w:r>
         <w:t xml:space="preserve">FlaiX Expert · dossier de développement · généré le 2026-10-04 depuis le dépôt </w:t>
       </w:r>
-      <w:hyperlink w:history="1" r:id="rIdxlbd4j4ufpa1hhljk1eou">
+      <w:hyperlink w:history="1" r:id="rId_k3qonz90slxc8gq55_vr">
         <w:r>
           <w:rPr>
             <w:rStyle w:val="Hyperlink"/>
@@ -1089,7 +1089,7 @@
           <w:numId w:val="4"/>
         </w:numPr>
       </w:pPr>
-      <w:hyperlink w:history="1" r:id="rIdjxhochjkwxym1iyolacqn">
+      <w:hyperlink w:history="1" r:id="rIdu2btcfvkeimfwlqxt8gse">
         <w:r>
           <w:rPr>
             <w:rStyle w:val="Hyperlink"/>
@@ -1109,7 +1109,7 @@
           <w:numId w:val="4"/>
         </w:numPr>
       </w:pPr>
-      <w:hyperlink w:history="1" r:id="rIdat-gufmkure0puf6uf5s1">
+      <w:hyperlink w:history="1" r:id="rIdm-h4fvfavmzycux6k4txk">
         <w:r>
           <w:rPr>
             <w:rStyle w:val="Hyperlink"/>
@@ -1129,7 +1129,7 @@
           <w:numId w:val="4"/>
         </w:numPr>
       </w:pPr>
-      <w:hyperlink w:history="1" r:id="rIdvlzubyhwgmoqqxkuy8_va">
+      <w:hyperlink w:history="1" r:id="rIdlgdwq_sn095mqzy-eau79">
         <w:r>
           <w:rPr>
             <w:rStyle w:val="Hyperlink"/>
@@ -1149,7 +1149,7 @@
           <w:numId w:val="4"/>
         </w:numPr>
       </w:pPr>
-      <w:hyperlink w:history="1" r:id="rIdca25dcz2ayfgz9jeftes4">
+      <w:hyperlink w:history="1" r:id="rId2irytp-bjnpqgwmmduqwe">
         <w:r>
           <w:rPr>
             <w:rStyle w:val="Hyperlink"/>
@@ -1197,7 +1197,7 @@
       <w:r>
         <w:t xml:space="preserve"> — créé — </w:t>
       </w:r>
-      <w:hyperlink w:history="1" r:id="rId0sndkk1wvhqxhyijmpqe8">
+      <w:hyperlink w:history="1" r:id="rIdpbuuodecx0thshpfdqnq7">
         <w:r>
           <w:rPr>
             <w:rStyle w:val="Hyperlink"/>
@@ -1234,7 +1234,7 @@
       <w:r>
         <w:t xml:space="preserve"> — modifié — </w:t>
       </w:r>
-      <w:hyperlink w:history="1" r:id="rIdmcot8oyg6hskyv8xei-mp">
+      <w:hyperlink w:history="1" r:id="rIdoccthd9z8hdywlze26oog">
         <w:r>
           <w:rPr>
             <w:rStyle w:val="Hyperlink"/>
@@ -1263,7 +1263,7 @@
       <w:r>
         <w:t xml:space="preserve"> — créé — </w:t>
       </w:r>
-      <w:hyperlink w:history="1" r:id="rIdf-jahiqwhfxmkc5qbvq5b">
+      <w:hyperlink w:history="1" r:id="rIdnnipkigmrcckmqnr14d_t">
         <w:r>
           <w:rPr>
             <w:rStyle w:val="Hyperlink"/>
@@ -1292,7 +1292,7 @@
       <w:r>
         <w:t xml:space="preserve"> — modifié — </w:t>
       </w:r>
-      <w:hyperlink w:history="1" r:id="rIdbqsa1o0xs6ugg1ap7xms9">
+      <w:hyperlink w:history="1" r:id="rIdnfy-knqnmx-m6sismrgnu">
         <w:r>
           <w:rPr>
             <w:rStyle w:val="Hyperlink"/>
@@ -1329,7 +1329,7 @@
       <w:r>
         <w:t xml:space="preserve"> — modifié — </w:t>
       </w:r>
-      <w:hyperlink w:history="1" r:id="rIdmhwyxulz-th2ir_hrmqti">
+      <w:hyperlink w:history="1" r:id="rIdjsclfdnibtawgz81_oyok">
         <w:r>
           <w:rPr>
             <w:rStyle w:val="Hyperlink"/>
@@ -1358,7 +1358,7 @@
       <w:r>
         <w:t xml:space="preserve"> — modifié — </w:t>
       </w:r>
-      <w:hyperlink w:history="1" r:id="rIdd3ysr7rvtdpu4ptr_oast">
+      <w:hyperlink w:history="1" r:id="rIdpcfi7koq8yh4jkj7ffuly">
         <w:r>
           <w:rPr>
             <w:rStyle w:val="Hyperlink"/>
@@ -1387,7 +1387,7 @@
       <w:r>
         <w:t xml:space="preserve"> — modifié — </w:t>
       </w:r>
-      <w:hyperlink w:history="1" r:id="rIdmbwdaaclwfipa96nyymbf">
+      <w:hyperlink w:history="1" r:id="rIdnzgy0cwqyu2_pejesd-av">
         <w:r>
           <w:rPr>
             <w:rStyle w:val="Hyperlink"/>
@@ -1424,7 +1424,7 @@
       <w:r>
         <w:t xml:space="preserve"> — créé — </w:t>
       </w:r>
-      <w:hyperlink w:history="1" r:id="rIdpg95ixofesbqkkx02xsco">
+      <w:hyperlink w:history="1" r:id="rId8yd2bz13hyfatbd7dffrt">
         <w:r>
           <w:rPr>
             <w:rStyle w:val="Hyperlink"/>
@@ -1453,7 +1453,7 @@
       <w:r>
         <w:t xml:space="preserve"> — modifié — </w:t>
       </w:r>
-      <w:hyperlink w:history="1" r:id="rIdz6ezf75e3tb2q8jhpcthr">
+      <w:hyperlink w:history="1" r:id="rId8b7oekfxx-hc0b9wnus-b">
         <w:r>
           <w:rPr>
             <w:rStyle w:val="Hyperlink"/>
@@ -1482,7 +1482,7 @@
       <w:r>
         <w:t xml:space="preserve"> — modifié — </w:t>
       </w:r>
-      <w:hyperlink w:history="1" r:id="rIdzz5p525ru2wpsvoleuuga">
+      <w:hyperlink w:history="1" r:id="rIdljcgdygerh2nmgr75vkjl">
         <w:r>
           <w:rPr>
             <w:rStyle w:val="Hyperlink"/>
@@ -1511,7 +1511,7 @@
       <w:r>
         <w:t xml:space="preserve"> — modifié — </w:t>
       </w:r>
-      <w:hyperlink w:history="1" r:id="rId_pqjgiiy3cdwsyqzujs6v">
+      <w:hyperlink w:history="1" r:id="rIdrxwajdlnc_xetxkexj3is">
         <w:r>
           <w:rPr>
             <w:rStyle w:val="Hyperlink"/>
@@ -1540,7 +1540,7 @@
       <w:r>
         <w:t xml:space="preserve"> — modifié — </w:t>
       </w:r>
-      <w:hyperlink w:history="1" r:id="rId3f4lec3h1jnnsx5r4lyfq">
+      <w:hyperlink w:history="1" r:id="rIdhjabpgbniydpi_yjwjdrp">
         <w:r>
           <w:rPr>
             <w:rStyle w:val="Hyperlink"/>
@@ -1569,7 +1569,7 @@
       <w:r>
         <w:t xml:space="preserve"> — créé — </w:t>
       </w:r>
-      <w:hyperlink w:history="1" r:id="rIdydbg3qg52a0ml7ntt-iqz">
+      <w:hyperlink w:history="1" r:id="rIdhang6iqqh4gwsxinxd2nd">
         <w:r>
           <w:rPr>
             <w:rStyle w:val="Hyperlink"/>
@@ -1598,7 +1598,7 @@
       <w:r>
         <w:t xml:space="preserve"> — modifié — </w:t>
       </w:r>
-      <w:hyperlink w:history="1" r:id="rIdwdimuqdzkh4iz9clqhdc0">
+      <w:hyperlink w:history="1" r:id="rIdovf3nk0awy1n60psil7dt">
         <w:r>
           <w:rPr>
             <w:rStyle w:val="Hyperlink"/>
@@ -1627,7 +1627,7 @@
       <w:r>
         <w:t xml:space="preserve"> — modifié — </w:t>
       </w:r>
-      <w:hyperlink w:history="1" r:id="rIdknpy9gchnk5np0k0yyhzi">
+      <w:hyperlink w:history="1" r:id="rIdhooc5epgusni9nk5b9oyi">
         <w:r>
           <w:rPr>
             <w:rStyle w:val="Hyperlink"/>
@@ -1664,7 +1664,7 @@
       <w:r>
         <w:t xml:space="preserve"> — modifié — </w:t>
       </w:r>
-      <w:hyperlink w:history="1" r:id="rIdvkxn2_lgkacyb_sc-lql1">
+      <w:hyperlink w:history="1" r:id="rId8-nd32zbbzp5mrbxrxdrb">
         <w:r>
           <w:rPr>
             <w:rStyle w:val="Hyperlink"/>
@@ -1693,7 +1693,7 @@
       <w:r>
         <w:t xml:space="preserve"> — modifié — </w:t>
       </w:r>
-      <w:hyperlink w:history="1" r:id="rIduegxodmst1qulmv_p8ute">
+      <w:hyperlink w:history="1" r:id="rIdkxsrs8kuzc5xoyjv6ii_1">
         <w:r>
           <w:rPr>
             <w:rStyle w:val="Hyperlink"/>
@@ -1722,7 +1722,7 @@
       <w:r>
         <w:t xml:space="preserve"> — modifié — </w:t>
       </w:r>
-      <w:hyperlink w:history="1" r:id="rId34fr7isxov7zhvsywovu5">
+      <w:hyperlink w:history="1" r:id="rIdnb-bt-cr8ggktcn1kmc4t">
         <w:r>
           <w:rPr>
             <w:rStyle w:val="Hyperlink"/>
@@ -1751,7 +1751,7 @@
       <w:r>
         <w:t xml:space="preserve"> — créé — </w:t>
       </w:r>
-      <w:hyperlink w:history="1" r:id="rId1bix0zfum52tbiouqwj7t">
+      <w:hyperlink w:history="1" r:id="rIdqwl3qnil4wudk4qvyi0hr">
         <w:r>
           <w:rPr>
             <w:rStyle w:val="Hyperlink"/>
@@ -1780,7 +1780,7 @@
       <w:r>
         <w:t xml:space="preserve"> — modifié — </w:t>
       </w:r>
-      <w:hyperlink w:history="1" r:id="rIdixdni_z673-srcx2ab0xk">
+      <w:hyperlink w:history="1" r:id="rIdz_0901mwf4yywij6qvje0">
         <w:r>
           <w:rPr>
             <w:rStyle w:val="Hyperlink"/>
@@ -1809,7 +1809,7 @@
       <w:r>
         <w:t xml:space="preserve"> — créé — </w:t>
       </w:r>
-      <w:hyperlink w:history="1" r:id="rIduhlspn8yryzen8s5fjauq">
+      <w:hyperlink w:history="1" r:id="rIdy6nj-_bgqcgtw6wfhevu6">
         <w:r>
           <w:rPr>
             <w:rStyle w:val="Hyperlink"/>
@@ -1838,7 +1838,7 @@
       <w:r>
         <w:t xml:space="preserve"> — créé — </w:t>
       </w:r>
-      <w:hyperlink w:history="1" r:id="rIdo6iwrces_fkx9z-otygdc">
+      <w:hyperlink w:history="1" r:id="rIdboumuadoi_8dstgkpgg3i">
         <w:r>
           <w:rPr>
             <w:rStyle w:val="Hyperlink"/>
@@ -1867,7 +1867,7 @@
       <w:r>
         <w:t xml:space="preserve"> — modifié — </w:t>
       </w:r>
-      <w:hyperlink w:history="1" r:id="rIdl1sxlpuxtugw-s_totcp0">
+      <w:hyperlink w:history="1" r:id="rIdmza0wk6kexh58asfnh5nj">
         <w:r>
           <w:rPr>
             <w:rStyle w:val="Hyperlink"/>
@@ -1896,7 +1896,7 @@
       <w:r>
         <w:t xml:space="preserve"> — modifié — </w:t>
       </w:r>
-      <w:hyperlink w:history="1" r:id="rIdl-3ajfqttvl6f1mbi_x5d">
+      <w:hyperlink w:history="1" r:id="rId16_dovbknyuwlsl-ovgdo">
         <w:r>
           <w:rPr>
             <w:rStyle w:val="Hyperlink"/>
@@ -1933,7 +1933,7 @@
       <w:r>
         <w:t xml:space="preserve"> — modifié — </w:t>
       </w:r>
-      <w:hyperlink w:history="1" r:id="rId5jlmcdklnwmrbv2ndjeox">
+      <w:hyperlink w:history="1" r:id="rIdmrxf9r_s2pavnvgya68yt">
         <w:r>
           <w:rPr>
             <w:rStyle w:val="Hyperlink"/>
@@ -1962,7 +1962,7 @@
       <w:r>
         <w:t xml:space="preserve"> — créé — </w:t>
       </w:r>
-      <w:hyperlink w:history="1" r:id="rIdrdgyz8dkeoczr4q7lbbmz">
+      <w:hyperlink w:history="1" r:id="rIdigfxyqxj2vol2ibwmqozl">
         <w:r>
           <w:rPr>
             <w:rStyle w:val="Hyperlink"/>
@@ -1991,7 +1991,7 @@
       <w:r>
         <w:t xml:space="preserve"> — modifié — </w:t>
       </w:r>
-      <w:hyperlink w:history="1" r:id="rIdjmxc-7ka8zwabaqmvxq__">
+      <w:hyperlink w:history="1" r:id="rIddyeregp5ggkdyqsi-y72t">
         <w:r>
           <w:rPr>
             <w:rStyle w:val="Hyperlink"/>
@@ -2020,7 +2020,7 @@
       <w:r>
         <w:t xml:space="preserve"> — modifié — </w:t>
       </w:r>
-      <w:hyperlink w:history="1" r:id="rIdfa1pnddzfma1ybakmnoc-">
+      <w:hyperlink w:history="1" r:id="rIda6_38ib_wdq-rp2_8wnhs">
         <w:r>
           <w:rPr>
             <w:rStyle w:val="Hyperlink"/>
@@ -2049,7 +2049,7 @@
       <w:r>
         <w:t xml:space="preserve"> — modifié — </w:t>
       </w:r>
-      <w:hyperlink w:history="1" r:id="rIdlr54rkuts0-4orrv-rkju">
+      <w:hyperlink w:history="1" r:id="rIdk16ftpey2jbz7jepmlaqx">
         <w:r>
           <w:rPr>
             <w:rStyle w:val="Hyperlink"/>

--- a/docs/developpement/phases/word/PHASE_05_COMPTES_DES_CAISSIERES_ET_TABLETTES_ENREGISTREES.docx
+++ b/docs/developpement/phases/word/PHASE_05_COMPTES_DES_CAISSIERES_ET_TABLETTES_ENREGISTREES.docx
@@ -20,7 +20,7 @@
       <w:r>
         <w:t xml:space="preserve">FlaiX Expert · dossier de développement · généré le 2026-10-04 depuis le dépôt </w:t>
       </w:r>
-      <w:hyperlink w:history="1" r:id="rId_k3qonz90slxc8gq55_vr">
+      <w:hyperlink w:history="1" r:id="rIdccho_iccmdvos_ftdu-0m">
         <w:r>
           <w:rPr>
             <w:rStyle w:val="Hyperlink"/>
@@ -1089,7 +1089,7 @@
           <w:numId w:val="4"/>
         </w:numPr>
       </w:pPr>
-      <w:hyperlink w:history="1" r:id="rIdu2btcfvkeimfwlqxt8gse">
+      <w:hyperlink w:history="1" r:id="rIdx8d3d1hgzgglmesdjeb0m">
         <w:r>
           <w:rPr>
             <w:rStyle w:val="Hyperlink"/>
@@ -1109,7 +1109,7 @@
           <w:numId w:val="4"/>
         </w:numPr>
       </w:pPr>
-      <w:hyperlink w:history="1" r:id="rIdm-h4fvfavmzycux6k4txk">
+      <w:hyperlink w:history="1" r:id="rIddd-p0bv_9m7-s1tmkylx1">
         <w:r>
           <w:rPr>
             <w:rStyle w:val="Hyperlink"/>
@@ -1129,7 +1129,7 @@
           <w:numId w:val="4"/>
         </w:numPr>
       </w:pPr>
-      <w:hyperlink w:history="1" r:id="rIdlgdwq_sn095mqzy-eau79">
+      <w:hyperlink w:history="1" r:id="rIddfa0zt6ts4z5glcmxavby">
         <w:r>
           <w:rPr>
             <w:rStyle w:val="Hyperlink"/>
@@ -1149,7 +1149,7 @@
           <w:numId w:val="4"/>
         </w:numPr>
       </w:pPr>
-      <w:hyperlink w:history="1" r:id="rId2irytp-bjnpqgwmmduqwe">
+      <w:hyperlink w:history="1" r:id="rIdbtjxylojjncjtxfh_2nk9">
         <w:r>
           <w:rPr>
             <w:rStyle w:val="Hyperlink"/>
@@ -1197,7 +1197,7 @@
       <w:r>
         <w:t xml:space="preserve"> — créé — </w:t>
       </w:r>
-      <w:hyperlink w:history="1" r:id="rIdpbuuodecx0thshpfdqnq7">
+      <w:hyperlink w:history="1" r:id="rIdxb1pvonc2zn67hvx0cuad">
         <w:r>
           <w:rPr>
             <w:rStyle w:val="Hyperlink"/>
@@ -1234,7 +1234,7 @@
       <w:r>
         <w:t xml:space="preserve"> — modifié — </w:t>
       </w:r>
-      <w:hyperlink w:history="1" r:id="rIdoccthd9z8hdywlze26oog">
+      <w:hyperlink w:history="1" r:id="rIdob5nnobyhw476o2wwdiey">
         <w:r>
           <w:rPr>
             <w:rStyle w:val="Hyperlink"/>
@@ -1263,7 +1263,7 @@
       <w:r>
         <w:t xml:space="preserve"> — créé — </w:t>
       </w:r>
-      <w:hyperlink w:history="1" r:id="rIdnnipkigmrcckmqnr14d_t">
+      <w:hyperlink w:history="1" r:id="rIdrjbhfwejeqxkajs6sm2ka">
         <w:r>
           <w:rPr>
             <w:rStyle w:val="Hyperlink"/>
@@ -1292,7 +1292,7 @@
       <w:r>
         <w:t xml:space="preserve"> — modifié — </w:t>
       </w:r>
-      <w:hyperlink w:history="1" r:id="rIdnfy-knqnmx-m6sismrgnu">
+      <w:hyperlink w:history="1" r:id="rIda4r7nsvjkb1iwkavpouen">
         <w:r>
           <w:rPr>
             <w:rStyle w:val="Hyperlink"/>
@@ -1329,7 +1329,7 @@
       <w:r>
         <w:t xml:space="preserve"> — modifié — </w:t>
       </w:r>
-      <w:hyperlink w:history="1" r:id="rIdjsclfdnibtawgz81_oyok">
+      <w:hyperlink w:history="1" r:id="rIdfycs7wec9vuqzbk9urguz">
         <w:r>
           <w:rPr>
             <w:rStyle w:val="Hyperlink"/>
@@ -1358,7 +1358,7 @@
       <w:r>
         <w:t xml:space="preserve"> — modifié — </w:t>
       </w:r>
-      <w:hyperlink w:history="1" r:id="rIdpcfi7koq8yh4jkj7ffuly">
+      <w:hyperlink w:history="1" r:id="rIdobfgvhu9j45wup5cyi_8l">
         <w:r>
           <w:rPr>
             <w:rStyle w:val="Hyperlink"/>
@@ -1387,7 +1387,7 @@
       <w:r>
         <w:t xml:space="preserve"> — modifié — </w:t>
       </w:r>
-      <w:hyperlink w:history="1" r:id="rIdnzgy0cwqyu2_pejesd-av">
+      <w:hyperlink w:history="1" r:id="rIdy0ndg4_21t19emlt-wybx">
         <w:r>
           <w:rPr>
             <w:rStyle w:val="Hyperlink"/>
@@ -1424,7 +1424,7 @@
       <w:r>
         <w:t xml:space="preserve"> — créé — </w:t>
       </w:r>
-      <w:hyperlink w:history="1" r:id="rId8yd2bz13hyfatbd7dffrt">
+      <w:hyperlink w:history="1" r:id="rIdmmg_ge-cdipx4a0idje7b">
         <w:r>
           <w:rPr>
             <w:rStyle w:val="Hyperlink"/>
@@ -1453,7 +1453,7 @@
       <w:r>
         <w:t xml:space="preserve"> — modifié — </w:t>
       </w:r>
-      <w:hyperlink w:history="1" r:id="rId8b7oekfxx-hc0b9wnus-b">
+      <w:hyperlink w:history="1" r:id="rIdntkmp2v0u6oyh8mmm6lq9">
         <w:r>
           <w:rPr>
             <w:rStyle w:val="Hyperlink"/>
@@ -1482,7 +1482,7 @@
       <w:r>
         <w:t xml:space="preserve"> — modifié — </w:t>
       </w:r>
-      <w:hyperlink w:history="1" r:id="rIdljcgdygerh2nmgr75vkjl">
+      <w:hyperlink w:history="1" r:id="rIdq8m90uzwovmxhkuuj9nzn">
         <w:r>
           <w:rPr>
             <w:rStyle w:val="Hyperlink"/>
@@ -1511,7 +1511,7 @@
       <w:r>
         <w:t xml:space="preserve"> — modifié — </w:t>
       </w:r>
-      <w:hyperlink w:history="1" r:id="rIdrxwajdlnc_xetxkexj3is">
+      <w:hyperlink w:history="1" r:id="rIdkvkrino0ybwdawf3bl9z-">
         <w:r>
           <w:rPr>
             <w:rStyle w:val="Hyperlink"/>
@@ -1540,7 +1540,7 @@
       <w:r>
         <w:t xml:space="preserve"> — modifié — </w:t>
       </w:r>
-      <w:hyperlink w:history="1" r:id="rIdhjabpgbniydpi_yjwjdrp">
+      <w:hyperlink w:history="1" r:id="rIdm7hdauoxnzkbt1pxl7hjl">
         <w:r>
           <w:rPr>
             <w:rStyle w:val="Hyperlink"/>
@@ -1569,7 +1569,7 @@
       <w:r>
         <w:t xml:space="preserve"> — créé — </w:t>
       </w:r>
-      <w:hyperlink w:history="1" r:id="rIdhang6iqqh4gwsxinxd2nd">
+      <w:hyperlink w:history="1" r:id="rId8styxu6i5j2v5r4pm905m">
         <w:r>
           <w:rPr>
             <w:rStyle w:val="Hyperlink"/>
@@ -1598,7 +1598,7 @@
       <w:r>
         <w:t xml:space="preserve"> — modifié — </w:t>
       </w:r>
-      <w:hyperlink w:history="1" r:id="rIdovf3nk0awy1n60psil7dt">
+      <w:hyperlink w:history="1" r:id="rIdftbfye93sxl5lrntylxwt">
         <w:r>
           <w:rPr>
             <w:rStyle w:val="Hyperlink"/>
@@ -1627,7 +1627,7 @@
       <w:r>
         <w:t xml:space="preserve"> — modifié — </w:t>
       </w:r>
-      <w:hyperlink w:history="1" r:id="rIdhooc5epgusni9nk5b9oyi">
+      <w:hyperlink w:history="1" r:id="rIdenyioeqtgdrd5rxowvtsx">
         <w:r>
           <w:rPr>
             <w:rStyle w:val="Hyperlink"/>
@@ -1664,7 +1664,7 @@
       <w:r>
         <w:t xml:space="preserve"> — modifié — </w:t>
       </w:r>
-      <w:hyperlink w:history="1" r:id="rId8-nd32zbbzp5mrbxrxdrb">
+      <w:hyperlink w:history="1" r:id="rIdycohdtmkbprwzxp1zxl4u">
         <w:r>
           <w:rPr>
             <w:rStyle w:val="Hyperlink"/>
@@ -1693,7 +1693,7 @@
       <w:r>
         <w:t xml:space="preserve"> — modifié — </w:t>
       </w:r>
-      <w:hyperlink w:history="1" r:id="rIdkxsrs8kuzc5xoyjv6ii_1">
+      <w:hyperlink w:history="1" r:id="rId-xo9pbe_bewwm2rr3z83k">
         <w:r>
           <w:rPr>
             <w:rStyle w:val="Hyperlink"/>
@@ -1722,7 +1722,7 @@
       <w:r>
         <w:t xml:space="preserve"> — modifié — </w:t>
       </w:r>
-      <w:hyperlink w:history="1" r:id="rIdnb-bt-cr8ggktcn1kmc4t">
+      <w:hyperlink w:history="1" r:id="rIduvav7uth3sh1zvxhfz7el">
         <w:r>
           <w:rPr>
             <w:rStyle w:val="Hyperlink"/>
@@ -1751,7 +1751,7 @@
       <w:r>
         <w:t xml:space="preserve"> — créé — </w:t>
       </w:r>
-      <w:hyperlink w:history="1" r:id="rIdqwl3qnil4wudk4qvyi0hr">
+      <w:hyperlink w:history="1" r:id="rIdois2yjwwuyvlm0lzhny_h">
         <w:r>
           <w:rPr>
             <w:rStyle w:val="Hyperlink"/>
@@ -1780,7 +1780,7 @@
       <w:r>
         <w:t xml:space="preserve"> — modifié — </w:t>
       </w:r>
-      <w:hyperlink w:history="1" r:id="rIdz_0901mwf4yywij6qvje0">
+      <w:hyperlink w:history="1" r:id="rIdjfwesslqti86wsgg9kuye">
         <w:r>
           <w:rPr>
             <w:rStyle w:val="Hyperlink"/>
@@ -1809,7 +1809,7 @@
       <w:r>
         <w:t xml:space="preserve"> — créé — </w:t>
       </w:r>
-      <w:hyperlink w:history="1" r:id="rIdy6nj-_bgqcgtw6wfhevu6">
+      <w:hyperlink w:history="1" r:id="rIdpxge5sjtbbinn6njt0rbb">
         <w:r>
           <w:rPr>
             <w:rStyle w:val="Hyperlink"/>
@@ -1838,7 +1838,7 @@
       <w:r>
         <w:t xml:space="preserve"> — créé — </w:t>
       </w:r>
-      <w:hyperlink w:history="1" r:id="rIdboumuadoi_8dstgkpgg3i">
+      <w:hyperlink w:history="1" r:id="rId8jnez4ywsvvflt1p-tkqb">
         <w:r>
           <w:rPr>
             <w:rStyle w:val="Hyperlink"/>
@@ -1867,7 +1867,7 @@
       <w:r>
         <w:t xml:space="preserve"> — modifié — </w:t>
       </w:r>
-      <w:hyperlink w:history="1" r:id="rIdmza0wk6kexh58asfnh5nj">
+      <w:hyperlink w:history="1" r:id="rIdqkad9odbnk2iww_uiutiq">
         <w:r>
           <w:rPr>
             <w:rStyle w:val="Hyperlink"/>
@@ -1896,7 +1896,7 @@
       <w:r>
         <w:t xml:space="preserve"> — modifié — </w:t>
       </w:r>
-      <w:hyperlink w:history="1" r:id="rId16_dovbknyuwlsl-ovgdo">
+      <w:hyperlink w:history="1" r:id="rId2ebwmavjlwuae4aemfc1w">
         <w:r>
           <w:rPr>
             <w:rStyle w:val="Hyperlink"/>
@@ -1933,7 +1933,7 @@
       <w:r>
         <w:t xml:space="preserve"> — modifié — </w:t>
       </w:r>
-      <w:hyperlink w:history="1" r:id="rIdmrxf9r_s2pavnvgya68yt">
+      <w:hyperlink w:history="1" r:id="rIdlyshd31s0kr-rngt9hydb">
         <w:r>
           <w:rPr>
             <w:rStyle w:val="Hyperlink"/>
@@ -1962,7 +1962,7 @@
       <w:r>
         <w:t xml:space="preserve"> — créé — </w:t>
       </w:r>
-      <w:hyperlink w:history="1" r:id="rIdigfxyqxj2vol2ibwmqozl">
+      <w:hyperlink w:history="1" r:id="rIdyo6tluevxvinrfu5uwxfg">
         <w:r>
           <w:rPr>
             <w:rStyle w:val="Hyperlink"/>
@@ -1991,7 +1991,7 @@
       <w:r>
         <w:t xml:space="preserve"> — modifié — </w:t>
       </w:r>
-      <w:hyperlink w:history="1" r:id="rIddyeregp5ggkdyqsi-y72t">
+      <w:hyperlink w:history="1" r:id="rIdlhlh6vs9eidkyyhz35sd5">
         <w:r>
           <w:rPr>
             <w:rStyle w:val="Hyperlink"/>
@@ -2020,7 +2020,7 @@
       <w:r>
         <w:t xml:space="preserve"> — modifié — </w:t>
       </w:r>
-      <w:hyperlink w:history="1" r:id="rIda6_38ib_wdq-rp2_8wnhs">
+      <w:hyperlink w:history="1" r:id="rIdhz02codadjqhewcd_3kew">
         <w:r>
           <w:rPr>
             <w:rStyle w:val="Hyperlink"/>
@@ -2049,7 +2049,7 @@
       <w:r>
         <w:t xml:space="preserve"> — modifié — </w:t>
       </w:r>
-      <w:hyperlink w:history="1" r:id="rIdk16ftpey2jbz7jepmlaqx">
+      <w:hyperlink w:history="1" r:id="rIdzmfgb16lt0cuclhsi7qkc">
         <w:r>
           <w:rPr>
             <w:rStyle w:val="Hyperlink"/>

--- a/docs/developpement/phases/word/PHASE_05_COMPTES_DES_CAISSIERES_ET_TABLETTES_ENREGISTREES.docx
+++ b/docs/developpement/phases/word/PHASE_05_COMPTES_DES_CAISSIERES_ET_TABLETTES_ENREGISTREES.docx
@@ -20,7 +20,7 @@
       <w:r>
         <w:t xml:space="preserve">FlaiX Expert · dossier de développement · généré le 2026-10-04 depuis le dépôt </w:t>
       </w:r>
-      <w:hyperlink w:history="1" r:id="rIdccho_iccmdvos_ftdu-0m">
+      <w:hyperlink w:history="1" r:id="rIdqo1uflln1uuxwmwhapcc_">
         <w:r>
           <w:rPr>
             <w:rStyle w:val="Hyperlink"/>
@@ -1089,7 +1089,7 @@
           <w:numId w:val="4"/>
         </w:numPr>
       </w:pPr>
-      <w:hyperlink w:history="1" r:id="rIdx8d3d1hgzgglmesdjeb0m">
+      <w:hyperlink w:history="1" r:id="rId47r2upfey__li59s8p31b">
         <w:r>
           <w:rPr>
             <w:rStyle w:val="Hyperlink"/>
@@ -1109,7 +1109,7 @@
           <w:numId w:val="4"/>
         </w:numPr>
       </w:pPr>
-      <w:hyperlink w:history="1" r:id="rIddd-p0bv_9m7-s1tmkylx1">
+      <w:hyperlink w:history="1" r:id="rIdwpbgwmkjwkzrpitayyvd8">
         <w:r>
           <w:rPr>
             <w:rStyle w:val="Hyperlink"/>
@@ -1129,7 +1129,7 @@
           <w:numId w:val="4"/>
         </w:numPr>
       </w:pPr>
-      <w:hyperlink w:history="1" r:id="rIddfa0zt6ts4z5glcmxavby">
+      <w:hyperlink w:history="1" r:id="rIdrnltuznxjigxztrt8j91p">
         <w:r>
           <w:rPr>
             <w:rStyle w:val="Hyperlink"/>
@@ -1149,7 +1149,7 @@
           <w:numId w:val="4"/>
         </w:numPr>
       </w:pPr>
-      <w:hyperlink w:history="1" r:id="rIdbtjxylojjncjtxfh_2nk9">
+      <w:hyperlink w:history="1" r:id="rIdystkc4jphykwzqycuz8qh">
         <w:r>
           <w:rPr>
             <w:rStyle w:val="Hyperlink"/>
@@ -1197,7 +1197,7 @@
       <w:r>
         <w:t xml:space="preserve"> — créé — </w:t>
       </w:r>
-      <w:hyperlink w:history="1" r:id="rIdxb1pvonc2zn67hvx0cuad">
+      <w:hyperlink w:history="1" r:id="rId0yshxuzduc8jgk28lq8ju">
         <w:r>
           <w:rPr>
             <w:rStyle w:val="Hyperlink"/>
@@ -1234,7 +1234,7 @@
       <w:r>
         <w:t xml:space="preserve"> — modifié — </w:t>
       </w:r>
-      <w:hyperlink w:history="1" r:id="rIdob5nnobyhw476o2wwdiey">
+      <w:hyperlink w:history="1" r:id="rIdtaqnhk_my6kuzvsotqumq">
         <w:r>
           <w:rPr>
             <w:rStyle w:val="Hyperlink"/>
@@ -1263,7 +1263,7 @@
       <w:r>
         <w:t xml:space="preserve"> — créé — </w:t>
       </w:r>
-      <w:hyperlink w:history="1" r:id="rIdrjbhfwejeqxkajs6sm2ka">
+      <w:hyperlink w:history="1" r:id="rIdtvq6yu_-q5bkevgyywamd">
         <w:r>
           <w:rPr>
             <w:rStyle w:val="Hyperlink"/>
@@ -1292,7 +1292,7 @@
       <w:r>
         <w:t xml:space="preserve"> — modifié — </w:t>
       </w:r>
-      <w:hyperlink w:history="1" r:id="rIda4r7nsvjkb1iwkavpouen">
+      <w:hyperlink w:history="1" r:id="rIddnarv5ssbf4kj4t1l_hbl">
         <w:r>
           <w:rPr>
             <w:rStyle w:val="Hyperlink"/>
@@ -1329,7 +1329,7 @@
       <w:r>
         <w:t xml:space="preserve"> — modifié — </w:t>
       </w:r>
-      <w:hyperlink w:history="1" r:id="rIdfycs7wec9vuqzbk9urguz">
+      <w:hyperlink w:history="1" r:id="rIdh7_v9zupqeb1iorbo3lbl">
         <w:r>
           <w:rPr>
             <w:rStyle w:val="Hyperlink"/>
@@ -1358,7 +1358,7 @@
       <w:r>
         <w:t xml:space="preserve"> — modifié — </w:t>
       </w:r>
-      <w:hyperlink w:history="1" r:id="rIdobfgvhu9j45wup5cyi_8l">
+      <w:hyperlink w:history="1" r:id="rIdabao7a17baxj5grfv1lc1">
         <w:r>
           <w:rPr>
             <w:rStyle w:val="Hyperlink"/>
@@ -1387,7 +1387,7 @@
       <w:r>
         <w:t xml:space="preserve"> — modifié — </w:t>
       </w:r>
-      <w:hyperlink w:history="1" r:id="rIdy0ndg4_21t19emlt-wybx">
+      <w:hyperlink w:history="1" r:id="rIdsjglze566im2ppbfk4opw">
         <w:r>
           <w:rPr>
             <w:rStyle w:val="Hyperlink"/>
@@ -1424,7 +1424,7 @@
       <w:r>
         <w:t xml:space="preserve"> — créé — </w:t>
       </w:r>
-      <w:hyperlink w:history="1" r:id="rIdmmg_ge-cdipx4a0idje7b">
+      <w:hyperlink w:history="1" r:id="rIdllirgiv4s_mdenly82ree">
         <w:r>
           <w:rPr>
             <w:rStyle w:val="Hyperlink"/>
@@ -1453,7 +1453,7 @@
       <w:r>
         <w:t xml:space="preserve"> — modifié — </w:t>
       </w:r>
-      <w:hyperlink w:history="1" r:id="rIdntkmp2v0u6oyh8mmm6lq9">
+      <w:hyperlink w:history="1" r:id="rIdyaz4guwpi4hqpwuzqpclj">
         <w:r>
           <w:rPr>
             <w:rStyle w:val="Hyperlink"/>
@@ -1482,7 +1482,7 @@
       <w:r>
         <w:t xml:space="preserve"> — modifié — </w:t>
       </w:r>
-      <w:hyperlink w:history="1" r:id="rIdq8m90uzwovmxhkuuj9nzn">
+      <w:hyperlink w:history="1" r:id="rIdvtxcsrz6dkqxajoyprv7u">
         <w:r>
           <w:rPr>
             <w:rStyle w:val="Hyperlink"/>
@@ -1511,7 +1511,7 @@
       <w:r>
         <w:t xml:space="preserve"> — modifié — </w:t>
       </w:r>
-      <w:hyperlink w:history="1" r:id="rIdkvkrino0ybwdawf3bl9z-">
+      <w:hyperlink w:history="1" r:id="rIdd9oos3ymrlpmpm18uitoe">
         <w:r>
           <w:rPr>
             <w:rStyle w:val="Hyperlink"/>
@@ -1540,7 +1540,7 @@
       <w:r>
         <w:t xml:space="preserve"> — modifié — </w:t>
       </w:r>
-      <w:hyperlink w:history="1" r:id="rIdm7hdauoxnzkbt1pxl7hjl">
+      <w:hyperlink w:history="1" r:id="rIdeq8i8wkkvgxdm1kv6aikk">
         <w:r>
           <w:rPr>
             <w:rStyle w:val="Hyperlink"/>
@@ -1569,7 +1569,7 @@
       <w:r>
         <w:t xml:space="preserve"> — créé — </w:t>
       </w:r>
-      <w:hyperlink w:history="1" r:id="rId8styxu6i5j2v5r4pm905m">
+      <w:hyperlink w:history="1" r:id="rIdcc86n-r8tnijjo88wfwoc">
         <w:r>
           <w:rPr>
             <w:rStyle w:val="Hyperlink"/>
@@ -1598,7 +1598,7 @@
       <w:r>
         <w:t xml:space="preserve"> — modifié — </w:t>
       </w:r>
-      <w:hyperlink w:history="1" r:id="rIdftbfye93sxl5lrntylxwt">
+      <w:hyperlink w:history="1" r:id="rIdkmiogyo_g9y1xugusfedo">
         <w:r>
           <w:rPr>
             <w:rStyle w:val="Hyperlink"/>
@@ -1627,7 +1627,7 @@
       <w:r>
         <w:t xml:space="preserve"> — modifié — </w:t>
       </w:r>
-      <w:hyperlink w:history="1" r:id="rIdenyioeqtgdrd5rxowvtsx">
+      <w:hyperlink w:history="1" r:id="rIdboxh9s5ik8h8ginesgj7w">
         <w:r>
           <w:rPr>
             <w:rStyle w:val="Hyperlink"/>
@@ -1664,7 +1664,7 @@
       <w:r>
         <w:t xml:space="preserve"> — modifié — </w:t>
       </w:r>
-      <w:hyperlink w:history="1" r:id="rIdycohdtmkbprwzxp1zxl4u">
+      <w:hyperlink w:history="1" r:id="rIduukgnhzuzjynh_qhhubdd">
         <w:r>
           <w:rPr>
             <w:rStyle w:val="Hyperlink"/>
@@ -1693,7 +1693,7 @@
       <w:r>
         <w:t xml:space="preserve"> — modifié — </w:t>
       </w:r>
-      <w:hyperlink w:history="1" r:id="rId-xo9pbe_bewwm2rr3z83k">
+      <w:hyperlink w:history="1" r:id="rIdnpgroy6nilbbg7rsexks9">
         <w:r>
           <w:rPr>
             <w:rStyle w:val="Hyperlink"/>
@@ -1722,7 +1722,7 @@
       <w:r>
         <w:t xml:space="preserve"> — modifié — </w:t>
       </w:r>
-      <w:hyperlink w:history="1" r:id="rIduvav7uth3sh1zvxhfz7el">
+      <w:hyperlink w:history="1" r:id="rIdaka2o2h-0xmfaca8hjuxw">
         <w:r>
           <w:rPr>
             <w:rStyle w:val="Hyperlink"/>
@@ -1751,7 +1751,7 @@
       <w:r>
         <w:t xml:space="preserve"> — créé — </w:t>
       </w:r>
-      <w:hyperlink w:history="1" r:id="rIdois2yjwwuyvlm0lzhny_h">
+      <w:hyperlink w:history="1" r:id="rIdf3mc80_yqc1bmjgjdsasj">
         <w:r>
           <w:rPr>
             <w:rStyle w:val="Hyperlink"/>
@@ -1780,7 +1780,7 @@
       <w:r>
         <w:t xml:space="preserve"> — modifié — </w:t>
       </w:r>
-      <w:hyperlink w:history="1" r:id="rIdjfwesslqti86wsgg9kuye">
+      <w:hyperlink w:history="1" r:id="rIdblf2eszmqrqch4qg_5nns">
         <w:r>
           <w:rPr>
             <w:rStyle w:val="Hyperlink"/>
@@ -1809,7 +1809,7 @@
       <w:r>
         <w:t xml:space="preserve"> — créé — </w:t>
       </w:r>
-      <w:hyperlink w:history="1" r:id="rIdpxge5sjtbbinn6njt0rbb">
+      <w:hyperlink w:history="1" r:id="rIdiudfhk2xn_gg5lvt-bflu">
         <w:r>
           <w:rPr>
             <w:rStyle w:val="Hyperlink"/>
@@ -1838,7 +1838,7 @@
       <w:r>
         <w:t xml:space="preserve"> — créé — </w:t>
       </w:r>
-      <w:hyperlink w:history="1" r:id="rId8jnez4ywsvvflt1p-tkqb">
+      <w:hyperlink w:history="1" r:id="rIdhqsippseirnsaibmudxf-">
         <w:r>
           <w:rPr>
             <w:rStyle w:val="Hyperlink"/>
@@ -1867,7 +1867,7 @@
       <w:r>
         <w:t xml:space="preserve"> — modifié — </w:t>
       </w:r>
-      <w:hyperlink w:history="1" r:id="rIdqkad9odbnk2iww_uiutiq">
+      <w:hyperlink w:history="1" r:id="rIdvz7yv7i30iauuiuueqjlw">
         <w:r>
           <w:rPr>
             <w:rStyle w:val="Hyperlink"/>
@@ -1896,7 +1896,7 @@
       <w:r>
         <w:t xml:space="preserve"> — modifié — </w:t>
       </w:r>
-      <w:hyperlink w:history="1" r:id="rId2ebwmavjlwuae4aemfc1w">
+      <w:hyperlink w:history="1" r:id="rId0rjt1v5olmh95e7le0koq">
         <w:r>
           <w:rPr>
             <w:rStyle w:val="Hyperlink"/>
@@ -1933,7 +1933,7 @@
       <w:r>
         <w:t xml:space="preserve"> — modifié — </w:t>
       </w:r>
-      <w:hyperlink w:history="1" r:id="rIdlyshd31s0kr-rngt9hydb">
+      <w:hyperlink w:history="1" r:id="rId4vkceif7wuhgpu8bcdklj">
         <w:r>
           <w:rPr>
             <w:rStyle w:val="Hyperlink"/>
@@ -1962,7 +1962,7 @@
       <w:r>
         <w:t xml:space="preserve"> — créé — </w:t>
       </w:r>
-      <w:hyperlink w:history="1" r:id="rIdyo6tluevxvinrfu5uwxfg">
+      <w:hyperlink w:history="1" r:id="rIdcccstjcbiznu77i53wrkh">
         <w:r>
           <w:rPr>
             <w:rStyle w:val="Hyperlink"/>
@@ -1991,7 +1991,7 @@
       <w:r>
         <w:t xml:space="preserve"> — modifié — </w:t>
       </w:r>
-      <w:hyperlink w:history="1" r:id="rIdlhlh6vs9eidkyyhz35sd5">
+      <w:hyperlink w:history="1" r:id="rIdhxsafmthz5hi7tn25ml7o">
         <w:r>
           <w:rPr>
             <w:rStyle w:val="Hyperlink"/>
@@ -2020,7 +2020,7 @@
       <w:r>
         <w:t xml:space="preserve"> — modifié — </w:t>
       </w:r>
-      <w:hyperlink w:history="1" r:id="rIdhz02codadjqhewcd_3kew">
+      <w:hyperlink w:history="1" r:id="rIdot9hf71pkd1nbwsus9e88">
         <w:r>
           <w:rPr>
             <w:rStyle w:val="Hyperlink"/>
@@ -2049,7 +2049,7 @@
       <w:r>
         <w:t xml:space="preserve"> — modifié — </w:t>
       </w:r>
-      <w:hyperlink w:history="1" r:id="rIdzmfgb16lt0cuclhsi7qkc">
+      <w:hyperlink w:history="1" r:id="rIdgidrzx7jr5fvajtwkabz5">
         <w:r>
           <w:rPr>
             <w:rStyle w:val="Hyperlink"/>

--- a/docs/developpement/phases/word/PHASE_05_COMPTES_DES_CAISSIERES_ET_TABLETTES_ENREGISTREES.docx
+++ b/docs/developpement/phases/word/PHASE_05_COMPTES_DES_CAISSIERES_ET_TABLETTES_ENREGISTREES.docx
@@ -20,7 +20,7 @@
       <w:r>
         <w:t xml:space="preserve">FlaiX Expert · dossier de développement · généré le 2026-10-04 depuis le dépôt </w:t>
       </w:r>
-      <w:hyperlink w:history="1" r:id="rIdqo1uflln1uuxwmwhapcc_">
+      <w:hyperlink w:history="1" r:id="rId_ezpnytxtqogvyti_xxfj">
         <w:r>
           <w:rPr>
             <w:rStyle w:val="Hyperlink"/>
@@ -1089,7 +1089,7 @@
           <w:numId w:val="4"/>
         </w:numPr>
       </w:pPr>
-      <w:hyperlink w:history="1" r:id="rId47r2upfey__li59s8p31b">
+      <w:hyperlink w:history="1" r:id="rIdlncr9xkmgot4i8zivpcsw">
         <w:r>
           <w:rPr>
             <w:rStyle w:val="Hyperlink"/>
@@ -1109,7 +1109,7 @@
           <w:numId w:val="4"/>
         </w:numPr>
       </w:pPr>
-      <w:hyperlink w:history="1" r:id="rIdwpbgwmkjwkzrpitayyvd8">
+      <w:hyperlink w:history="1" r:id="rIdkk8cackvsztsincihxsem">
         <w:r>
           <w:rPr>
             <w:rStyle w:val="Hyperlink"/>
@@ -1129,7 +1129,7 @@
           <w:numId w:val="4"/>
         </w:numPr>
       </w:pPr>
-      <w:hyperlink w:history="1" r:id="rIdrnltuznxjigxztrt8j91p">
+      <w:hyperlink w:history="1" r:id="rIdy7bah6-7pchddlmb59cww">
         <w:r>
           <w:rPr>
             <w:rStyle w:val="Hyperlink"/>
@@ -1149,7 +1149,7 @@
           <w:numId w:val="4"/>
         </w:numPr>
       </w:pPr>
-      <w:hyperlink w:history="1" r:id="rIdystkc4jphykwzqycuz8qh">
+      <w:hyperlink w:history="1" r:id="rId8bxnib9ij8dw2gvxo-nmt">
         <w:r>
           <w:rPr>
             <w:rStyle w:val="Hyperlink"/>
@@ -1197,7 +1197,7 @@
       <w:r>
         <w:t xml:space="preserve"> — créé — </w:t>
       </w:r>
-      <w:hyperlink w:history="1" r:id="rId0yshxuzduc8jgk28lq8ju">
+      <w:hyperlink w:history="1" r:id="rId2qfwpjxoxcbipatqanlfi">
         <w:r>
           <w:rPr>
             <w:rStyle w:val="Hyperlink"/>
@@ -1234,7 +1234,7 @@
       <w:r>
         <w:t xml:space="preserve"> — modifié — </w:t>
       </w:r>
-      <w:hyperlink w:history="1" r:id="rIdtaqnhk_my6kuzvsotqumq">
+      <w:hyperlink w:history="1" r:id="rId9e1islqrldj55a23q6qeb">
         <w:r>
           <w:rPr>
             <w:rStyle w:val="Hyperlink"/>
@@ -1263,7 +1263,7 @@
       <w:r>
         <w:t xml:space="preserve"> — créé — </w:t>
       </w:r>
-      <w:hyperlink w:history="1" r:id="rIdtvq6yu_-q5bkevgyywamd">
+      <w:hyperlink w:history="1" r:id="rIdpeclp7jh4mzrrwnbswdtt">
         <w:r>
           <w:rPr>
             <w:rStyle w:val="Hyperlink"/>
@@ -1292,7 +1292,7 @@
       <w:r>
         <w:t xml:space="preserve"> — modifié — </w:t>
       </w:r>
-      <w:hyperlink w:history="1" r:id="rIddnarv5ssbf4kj4t1l_hbl">
+      <w:hyperlink w:history="1" r:id="rIduqbvidnze5skhy46l2cye">
         <w:r>
           <w:rPr>
             <w:rStyle w:val="Hyperlink"/>
@@ -1329,7 +1329,7 @@
       <w:r>
         <w:t xml:space="preserve"> — modifié — </w:t>
       </w:r>
-      <w:hyperlink w:history="1" r:id="rIdh7_v9zupqeb1iorbo3lbl">
+      <w:hyperlink w:history="1" r:id="rIdxpfjt-zmrak01yrhcdsl3">
         <w:r>
           <w:rPr>
             <w:rStyle w:val="Hyperlink"/>
@@ -1358,7 +1358,7 @@
       <w:r>
         <w:t xml:space="preserve"> — modifié — </w:t>
       </w:r>
-      <w:hyperlink w:history="1" r:id="rIdabao7a17baxj5grfv1lc1">
+      <w:hyperlink w:history="1" r:id="rIdmc2cjrjc9utbne8pqmmvd">
         <w:r>
           <w:rPr>
             <w:rStyle w:val="Hyperlink"/>
@@ -1387,7 +1387,7 @@
       <w:r>
         <w:t xml:space="preserve"> — modifié — </w:t>
       </w:r>
-      <w:hyperlink w:history="1" r:id="rIdsjglze566im2ppbfk4opw">
+      <w:hyperlink w:history="1" r:id="rId_q6tdemejxloq-engnl8y">
         <w:r>
           <w:rPr>
             <w:rStyle w:val="Hyperlink"/>
@@ -1424,7 +1424,7 @@
       <w:r>
         <w:t xml:space="preserve"> — créé — </w:t>
       </w:r>
-      <w:hyperlink w:history="1" r:id="rIdllirgiv4s_mdenly82ree">
+      <w:hyperlink w:history="1" r:id="rIdtoky8hgxf_mpcqz0iqvzv">
         <w:r>
           <w:rPr>
             <w:rStyle w:val="Hyperlink"/>
@@ -1453,7 +1453,7 @@
       <w:r>
         <w:t xml:space="preserve"> — modifié — </w:t>
       </w:r>
-      <w:hyperlink w:history="1" r:id="rIdyaz4guwpi4hqpwuzqpclj">
+      <w:hyperlink w:history="1" r:id="rIdokaz1_imo5jxpu8o04w-8">
         <w:r>
           <w:rPr>
             <w:rStyle w:val="Hyperlink"/>
@@ -1482,7 +1482,7 @@
       <w:r>
         <w:t xml:space="preserve"> — modifié — </w:t>
       </w:r>
-      <w:hyperlink w:history="1" r:id="rIdvtxcsrz6dkqxajoyprv7u">
+      <w:hyperlink w:history="1" r:id="rIds4edeajcolntpoyy0ge1i">
         <w:r>
           <w:rPr>
             <w:rStyle w:val="Hyperlink"/>
@@ -1511,7 +1511,7 @@
       <w:r>
         <w:t xml:space="preserve"> — modifié — </w:t>
       </w:r>
-      <w:hyperlink w:history="1" r:id="rIdd9oos3ymrlpmpm18uitoe">
+      <w:hyperlink w:history="1" r:id="rIdfaoo6owbppfvmouqzeanr">
         <w:r>
           <w:rPr>
             <w:rStyle w:val="Hyperlink"/>
@@ -1540,7 +1540,7 @@
       <w:r>
         <w:t xml:space="preserve"> — modifié — </w:t>
       </w:r>
-      <w:hyperlink w:history="1" r:id="rIdeq8i8wkkvgxdm1kv6aikk">
+      <w:hyperlink w:history="1" r:id="rIdjag40s55vzgqi7cf33iux">
         <w:r>
           <w:rPr>
             <w:rStyle w:val="Hyperlink"/>
@@ -1569,7 +1569,7 @@
       <w:r>
         <w:t xml:space="preserve"> — créé — </w:t>
       </w:r>
-      <w:hyperlink w:history="1" r:id="rIdcc86n-r8tnijjo88wfwoc">
+      <w:hyperlink w:history="1" r:id="rIdvdzmoitdkleffa22zs-qh">
         <w:r>
           <w:rPr>
             <w:rStyle w:val="Hyperlink"/>
@@ -1598,7 +1598,7 @@
       <w:r>
         <w:t xml:space="preserve"> — modifié — </w:t>
       </w:r>
-      <w:hyperlink w:history="1" r:id="rIdkmiogyo_g9y1xugusfedo">
+      <w:hyperlink w:history="1" r:id="rIdjp0truawko0wqt062km4m">
         <w:r>
           <w:rPr>
             <w:rStyle w:val="Hyperlink"/>
@@ -1627,7 +1627,7 @@
       <w:r>
         <w:t xml:space="preserve"> — modifié — </w:t>
       </w:r>
-      <w:hyperlink w:history="1" r:id="rIdboxh9s5ik8h8ginesgj7w">
+      <w:hyperlink w:history="1" r:id="rIdbbioyvmxxwqupfx00qdzx">
         <w:r>
           <w:rPr>
             <w:rStyle w:val="Hyperlink"/>
@@ -1664,7 +1664,7 @@
       <w:r>
         <w:t xml:space="preserve"> — modifié — </w:t>
       </w:r>
-      <w:hyperlink w:history="1" r:id="rIduukgnhzuzjynh_qhhubdd">
+      <w:hyperlink w:history="1" r:id="rIdqksy8jncl_zuvulvtyidf">
         <w:r>
           <w:rPr>
             <w:rStyle w:val="Hyperlink"/>
@@ -1693,7 +1693,7 @@
       <w:r>
         <w:t xml:space="preserve"> — modifié — </w:t>
       </w:r>
-      <w:hyperlink w:history="1" r:id="rIdnpgroy6nilbbg7rsexks9">
+      <w:hyperlink w:history="1" r:id="rIdk4ktmzrbvzobv2zxslkfv">
         <w:r>
           <w:rPr>
             <w:rStyle w:val="Hyperlink"/>
@@ -1722,7 +1722,7 @@
       <w:r>
         <w:t xml:space="preserve"> — modifié — </w:t>
       </w:r>
-      <w:hyperlink w:history="1" r:id="rIdaka2o2h-0xmfaca8hjuxw">
+      <w:hyperlink w:history="1" r:id="rIdlkpkwnjboiedyivv2luyf">
         <w:r>
           <w:rPr>
             <w:rStyle w:val="Hyperlink"/>
@@ -1751,7 +1751,7 @@
       <w:r>
         <w:t xml:space="preserve"> — créé — </w:t>
       </w:r>
-      <w:hyperlink w:history="1" r:id="rIdf3mc80_yqc1bmjgjdsasj">
+      <w:hyperlink w:history="1" r:id="rIdwo3sda-xakit_hnpvrj7m">
         <w:r>
           <w:rPr>
             <w:rStyle w:val="Hyperlink"/>
@@ -1780,7 +1780,7 @@
       <w:r>
         <w:t xml:space="preserve"> — modifié — </w:t>
       </w:r>
-      <w:hyperlink w:history="1" r:id="rIdblf2eszmqrqch4qg_5nns">
+      <w:hyperlink w:history="1" r:id="rIdji-hz156-fpqte-qqpj2o">
         <w:r>
           <w:rPr>
             <w:rStyle w:val="Hyperlink"/>
@@ -1809,7 +1809,7 @@
       <w:r>
         <w:t xml:space="preserve"> — créé — </w:t>
       </w:r>
-      <w:hyperlink w:history="1" r:id="rIdiudfhk2xn_gg5lvt-bflu">
+      <w:hyperlink w:history="1" r:id="rIdkvptzqr1igqwvsyxubbbc">
         <w:r>
           <w:rPr>
             <w:rStyle w:val="Hyperlink"/>
@@ -1838,7 +1838,7 @@
       <w:r>
         <w:t xml:space="preserve"> — créé — </w:t>
       </w:r>
-      <w:hyperlink w:history="1" r:id="rIdhqsippseirnsaibmudxf-">
+      <w:hyperlink w:history="1" r:id="rIdevtnztlo53bn8mx77mqm1">
         <w:r>
           <w:rPr>
             <w:rStyle w:val="Hyperlink"/>
@@ -1867,7 +1867,7 @@
       <w:r>
         <w:t xml:space="preserve"> — modifié — </w:t>
       </w:r>
-      <w:hyperlink w:history="1" r:id="rIdvz7yv7i30iauuiuueqjlw">
+      <w:hyperlink w:history="1" r:id="rIdrwaafnpbkwntkoiz1xadu">
         <w:r>
           <w:rPr>
             <w:rStyle w:val="Hyperlink"/>
@@ -1896,7 +1896,7 @@
       <w:r>
         <w:t xml:space="preserve"> — modifié — </w:t>
       </w:r>
-      <w:hyperlink w:history="1" r:id="rId0rjt1v5olmh95e7le0koq">
+      <w:hyperlink w:history="1" r:id="rIduftvc2xjgqltrakigxrze">
         <w:r>
           <w:rPr>
             <w:rStyle w:val="Hyperlink"/>
@@ -1933,7 +1933,7 @@
       <w:r>
         <w:t xml:space="preserve"> — modifié — </w:t>
       </w:r>
-      <w:hyperlink w:history="1" r:id="rId4vkceif7wuhgpu8bcdklj">
+      <w:hyperlink w:history="1" r:id="rIdcirpghiuxg_hx7cw4y9ns">
         <w:r>
           <w:rPr>
             <w:rStyle w:val="Hyperlink"/>
@@ -1962,7 +1962,7 @@
       <w:r>
         <w:t xml:space="preserve"> — créé — </w:t>
       </w:r>
-      <w:hyperlink w:history="1" r:id="rIdcccstjcbiznu77i53wrkh">
+      <w:hyperlink w:history="1" r:id="rIdkodrqbyg1fsjneyannwml">
         <w:r>
           <w:rPr>
             <w:rStyle w:val="Hyperlink"/>
@@ -1991,7 +1991,7 @@
       <w:r>
         <w:t xml:space="preserve"> — modifié — </w:t>
       </w:r>
-      <w:hyperlink w:history="1" r:id="rIdhxsafmthz5hi7tn25ml7o">
+      <w:hyperlink w:history="1" r:id="rIdss4_eqbb17zbsdoqwtopu">
         <w:r>
           <w:rPr>
             <w:rStyle w:val="Hyperlink"/>
@@ -2020,7 +2020,7 @@
       <w:r>
         <w:t xml:space="preserve"> — modifié — </w:t>
       </w:r>
-      <w:hyperlink w:history="1" r:id="rIdot9hf71pkd1nbwsus9e88">
+      <w:hyperlink w:history="1" r:id="rId-wah2l8vgiqaxltsso5b7">
         <w:r>
           <w:rPr>
             <w:rStyle w:val="Hyperlink"/>
@@ -2049,7 +2049,7 @@
       <w:r>
         <w:t xml:space="preserve"> — modifié — </w:t>
       </w:r>
-      <w:hyperlink w:history="1" r:id="rIdgidrzx7jr5fvajtwkabz5">
+      <w:hyperlink w:history="1" r:id="rIdzrchim6h3ecsl_4vlrwbk">
         <w:r>
           <w:rPr>
             <w:rStyle w:val="Hyperlink"/>

--- a/docs/developpement/phases/word/PHASE_05_COMPTES_DES_CAISSIERES_ET_TABLETTES_ENREGISTREES.docx
+++ b/docs/developpement/phases/word/PHASE_05_COMPTES_DES_CAISSIERES_ET_TABLETTES_ENREGISTREES.docx
@@ -20,7 +20,7 @@
       <w:r>
         <w:t xml:space="preserve">FlaiX Expert · dossier de développement · généré le 2026-10-04 depuis le dépôt </w:t>
       </w:r>
-      <w:hyperlink w:history="1" r:id="rId_ezpnytxtqogvyti_xxfj">
+      <w:hyperlink w:history="1" r:id="rId9_uunoo7c250di0sbibqr">
         <w:r>
           <w:rPr>
             <w:rStyle w:val="Hyperlink"/>
@@ -1089,7 +1089,7 @@
           <w:numId w:val="4"/>
         </w:numPr>
       </w:pPr>
-      <w:hyperlink w:history="1" r:id="rIdlncr9xkmgot4i8zivpcsw">
+      <w:hyperlink w:history="1" r:id="rIdwbkijrnia1qx29a35ja6x">
         <w:r>
           <w:rPr>
             <w:rStyle w:val="Hyperlink"/>
@@ -1109,7 +1109,7 @@
           <w:numId w:val="4"/>
         </w:numPr>
       </w:pPr>
-      <w:hyperlink w:history="1" r:id="rIdkk8cackvsztsincihxsem">
+      <w:hyperlink w:history="1" r:id="rIdbi1hymm6es2ac5uhim7qz">
         <w:r>
           <w:rPr>
             <w:rStyle w:val="Hyperlink"/>
@@ -1129,7 +1129,7 @@
           <w:numId w:val="4"/>
         </w:numPr>
       </w:pPr>
-      <w:hyperlink w:history="1" r:id="rIdy7bah6-7pchddlmb59cww">
+      <w:hyperlink w:history="1" r:id="rIdhdxvirmuapijw0l77elno">
         <w:r>
           <w:rPr>
             <w:rStyle w:val="Hyperlink"/>
@@ -1149,7 +1149,7 @@
           <w:numId w:val="4"/>
         </w:numPr>
       </w:pPr>
-      <w:hyperlink w:history="1" r:id="rId8bxnib9ij8dw2gvxo-nmt">
+      <w:hyperlink w:history="1" r:id="rIdsiwgcnoh9xgqo5e2egdxd">
         <w:r>
           <w:rPr>
             <w:rStyle w:val="Hyperlink"/>
@@ -1197,7 +1197,7 @@
       <w:r>
         <w:t xml:space="preserve"> — créé — </w:t>
       </w:r>
-      <w:hyperlink w:history="1" r:id="rId2qfwpjxoxcbipatqanlfi">
+      <w:hyperlink w:history="1" r:id="rIdhxijcshkfdpzkqg2fiboc">
         <w:r>
           <w:rPr>
             <w:rStyle w:val="Hyperlink"/>
@@ -1234,7 +1234,7 @@
       <w:r>
         <w:t xml:space="preserve"> — modifié — </w:t>
       </w:r>
-      <w:hyperlink w:history="1" r:id="rId9e1islqrldj55a23q6qeb">
+      <w:hyperlink w:history="1" r:id="rIdtziazkbsinp5iwr9qqm4d">
         <w:r>
           <w:rPr>
             <w:rStyle w:val="Hyperlink"/>
@@ -1263,7 +1263,7 @@
       <w:r>
         <w:t xml:space="preserve"> — créé — </w:t>
       </w:r>
-      <w:hyperlink w:history="1" r:id="rIdpeclp7jh4mzrrwnbswdtt">
+      <w:hyperlink w:history="1" r:id="rId-4slttmo1dgq7gyiy9yt4">
         <w:r>
           <w:rPr>
             <w:rStyle w:val="Hyperlink"/>
@@ -1292,7 +1292,7 @@
       <w:r>
         <w:t xml:space="preserve"> — modifié — </w:t>
       </w:r>
-      <w:hyperlink w:history="1" r:id="rIduqbvidnze5skhy46l2cye">
+      <w:hyperlink w:history="1" r:id="rIdvtdxww6fditjg9qy-hec8">
         <w:r>
           <w:rPr>
             <w:rStyle w:val="Hyperlink"/>
@@ -1329,7 +1329,7 @@
       <w:r>
         <w:t xml:space="preserve"> — modifié — </w:t>
       </w:r>
-      <w:hyperlink w:history="1" r:id="rIdxpfjt-zmrak01yrhcdsl3">
+      <w:hyperlink w:history="1" r:id="rIdbiw_rrsjeu-zecobulhmt">
         <w:r>
           <w:rPr>
             <w:rStyle w:val="Hyperlink"/>
@@ -1358,7 +1358,7 @@
       <w:r>
         <w:t xml:space="preserve"> — modifié — </w:t>
       </w:r>
-      <w:hyperlink w:history="1" r:id="rIdmc2cjrjc9utbne8pqmmvd">
+      <w:hyperlink w:history="1" r:id="rIdqry18pqxcgewfaj5ttojz">
         <w:r>
           <w:rPr>
             <w:rStyle w:val="Hyperlink"/>
@@ -1387,7 +1387,7 @@
       <w:r>
         <w:t xml:space="preserve"> — modifié — </w:t>
       </w:r>
-      <w:hyperlink w:history="1" r:id="rId_q6tdemejxloq-engnl8y">
+      <w:hyperlink w:history="1" r:id="rIdbuyda9tclspjen4goqxvm">
         <w:r>
           <w:rPr>
             <w:rStyle w:val="Hyperlink"/>
@@ -1424,7 +1424,7 @@
       <w:r>
         <w:t xml:space="preserve"> — créé — </w:t>
       </w:r>
-      <w:hyperlink w:history="1" r:id="rIdtoky8hgxf_mpcqz0iqvzv">
+      <w:hyperlink w:history="1" r:id="rIdivn7xpx3fgrbdthfxlkbz">
         <w:r>
           <w:rPr>
             <w:rStyle w:val="Hyperlink"/>
@@ -1453,7 +1453,7 @@
       <w:r>
         <w:t xml:space="preserve"> — modifié — </w:t>
       </w:r>
-      <w:hyperlink w:history="1" r:id="rIdokaz1_imo5jxpu8o04w-8">
+      <w:hyperlink w:history="1" r:id="rIdi5ebr5q0wj65rdyxbapg7">
         <w:r>
           <w:rPr>
             <w:rStyle w:val="Hyperlink"/>
@@ -1482,7 +1482,7 @@
       <w:r>
         <w:t xml:space="preserve"> — modifié — </w:t>
       </w:r>
-      <w:hyperlink w:history="1" r:id="rIds4edeajcolntpoyy0ge1i">
+      <w:hyperlink w:history="1" r:id="rIdtw-2cqub6flkjkgg-a_km">
         <w:r>
           <w:rPr>
             <w:rStyle w:val="Hyperlink"/>
@@ -1511,7 +1511,7 @@
       <w:r>
         <w:t xml:space="preserve"> — modifié — </w:t>
       </w:r>
-      <w:hyperlink w:history="1" r:id="rIdfaoo6owbppfvmouqzeanr">
+      <w:hyperlink w:history="1" r:id="rIdaolld0d449lirowczdmhp">
         <w:r>
           <w:rPr>
             <w:rStyle w:val="Hyperlink"/>
@@ -1540,7 +1540,7 @@
       <w:r>
         <w:t xml:space="preserve"> — modifié — </w:t>
       </w:r>
-      <w:hyperlink w:history="1" r:id="rIdjag40s55vzgqi7cf33iux">
+      <w:hyperlink w:history="1" r:id="rId6pyt3hnpkmu3md62vlrno">
         <w:r>
           <w:rPr>
             <w:rStyle w:val="Hyperlink"/>
@@ -1569,7 +1569,7 @@
       <w:r>
         <w:t xml:space="preserve"> — créé — </w:t>
       </w:r>
-      <w:hyperlink w:history="1" r:id="rIdvdzmoitdkleffa22zs-qh">
+      <w:hyperlink w:history="1" r:id="rIdkxdctaik98h96n2krqqz9">
         <w:r>
           <w:rPr>
             <w:rStyle w:val="Hyperlink"/>
@@ -1598,7 +1598,7 @@
       <w:r>
         <w:t xml:space="preserve"> — modifié — </w:t>
       </w:r>
-      <w:hyperlink w:history="1" r:id="rIdjp0truawko0wqt062km4m">
+      <w:hyperlink w:history="1" r:id="rIdkrmvbjr-pkljrq6hkseuy">
         <w:r>
           <w:rPr>
             <w:rStyle w:val="Hyperlink"/>
@@ -1627,7 +1627,7 @@
       <w:r>
         <w:t xml:space="preserve"> — modifié — </w:t>
       </w:r>
-      <w:hyperlink w:history="1" r:id="rIdbbioyvmxxwqupfx00qdzx">
+      <w:hyperlink w:history="1" r:id="rIdlh7nhj5q5e4hvzgu7z97k">
         <w:r>
           <w:rPr>
             <w:rStyle w:val="Hyperlink"/>
@@ -1664,7 +1664,7 @@
       <w:r>
         <w:t xml:space="preserve"> — modifié — </w:t>
       </w:r>
-      <w:hyperlink w:history="1" r:id="rIdqksy8jncl_zuvulvtyidf">
+      <w:hyperlink w:history="1" r:id="rIdiwryf77ohwwhagcxej3tt">
         <w:r>
           <w:rPr>
             <w:rStyle w:val="Hyperlink"/>
@@ -1693,7 +1693,7 @@
       <w:r>
         <w:t xml:space="preserve"> — modifié — </w:t>
       </w:r>
-      <w:hyperlink w:history="1" r:id="rIdk4ktmzrbvzobv2zxslkfv">
+      <w:hyperlink w:history="1" r:id="rId_kvqywtxx_mvv4eyssilh">
         <w:r>
           <w:rPr>
             <w:rStyle w:val="Hyperlink"/>
@@ -1722,7 +1722,7 @@
       <w:r>
         <w:t xml:space="preserve"> — modifié — </w:t>
       </w:r>
-      <w:hyperlink w:history="1" r:id="rIdlkpkwnjboiedyivv2luyf">
+      <w:hyperlink w:history="1" r:id="rIdpdk6s4rluniyhwrupc31j">
         <w:r>
           <w:rPr>
             <w:rStyle w:val="Hyperlink"/>
@@ -1751,7 +1751,7 @@
       <w:r>
         <w:t xml:space="preserve"> — créé — </w:t>
       </w:r>
-      <w:hyperlink w:history="1" r:id="rIdwo3sda-xakit_hnpvrj7m">
+      <w:hyperlink w:history="1" r:id="rId7phbucjqpdmstirsuruhv">
         <w:r>
           <w:rPr>
             <w:rStyle w:val="Hyperlink"/>
@@ -1780,7 +1780,7 @@
       <w:r>
         <w:t xml:space="preserve"> — modifié — </w:t>
       </w:r>
-      <w:hyperlink w:history="1" r:id="rIdji-hz156-fpqte-qqpj2o">
+      <w:hyperlink w:history="1" r:id="rIddmjx-dkwf10bxbza1camn">
         <w:r>
           <w:rPr>
             <w:rStyle w:val="Hyperlink"/>
@@ -1809,7 +1809,7 @@
       <w:r>
         <w:t xml:space="preserve"> — créé — </w:t>
       </w:r>
-      <w:hyperlink w:history="1" r:id="rIdkvptzqr1igqwvsyxubbbc">
+      <w:hyperlink w:history="1" r:id="rIdgm7h7yiw2tsr6flun8tkk">
         <w:r>
           <w:rPr>
             <w:rStyle w:val="Hyperlink"/>
@@ -1838,7 +1838,7 @@
       <w:r>
         <w:t xml:space="preserve"> — créé — </w:t>
       </w:r>
-      <w:hyperlink w:history="1" r:id="rIdevtnztlo53bn8mx77mqm1">
+      <w:hyperlink w:history="1" r:id="rIdsgo_2rhuqya2b6-2rmz4v">
         <w:r>
           <w:rPr>
             <w:rStyle w:val="Hyperlink"/>
@@ -1867,7 +1867,7 @@
       <w:r>
         <w:t xml:space="preserve"> — modifié — </w:t>
       </w:r>
-      <w:hyperlink w:history="1" r:id="rIdrwaafnpbkwntkoiz1xadu">
+      <w:hyperlink w:history="1" r:id="rId6jpj4yvezettxea_1w5s_">
         <w:r>
           <w:rPr>
             <w:rStyle w:val="Hyperlink"/>
@@ -1896,7 +1896,7 @@
       <w:r>
         <w:t xml:space="preserve"> — modifié — </w:t>
       </w:r>
-      <w:hyperlink w:history="1" r:id="rIduftvc2xjgqltrakigxrze">
+      <w:hyperlink w:history="1" r:id="rIdmqruwuo4jln8ngxbzc0b8">
         <w:r>
           <w:rPr>
             <w:rStyle w:val="Hyperlink"/>
@@ -1933,7 +1933,7 @@
       <w:r>
         <w:t xml:space="preserve"> — modifié — </w:t>
       </w:r>
-      <w:hyperlink w:history="1" r:id="rIdcirpghiuxg_hx7cw4y9ns">
+      <w:hyperlink w:history="1" r:id="rIdxiel3fruyw0bq_zgzgbhm">
         <w:r>
           <w:rPr>
             <w:rStyle w:val="Hyperlink"/>
@@ -1962,7 +1962,7 @@
       <w:r>
         <w:t xml:space="preserve"> — créé — </w:t>
       </w:r>
-      <w:hyperlink w:history="1" r:id="rIdkodrqbyg1fsjneyannwml">
+      <w:hyperlink w:history="1" r:id="rIdirgx8xgold5fhdu5u9r_g">
         <w:r>
           <w:rPr>
             <w:rStyle w:val="Hyperlink"/>
@@ -1991,7 +1991,7 @@
       <w:r>
         <w:t xml:space="preserve"> — modifié — </w:t>
       </w:r>
-      <w:hyperlink w:history="1" r:id="rIdss4_eqbb17zbsdoqwtopu">
+      <w:hyperlink w:history="1" r:id="rId1g3xoq5unrz9emigyu0s7">
         <w:r>
           <w:rPr>
             <w:rStyle w:val="Hyperlink"/>
@@ -2020,7 +2020,7 @@
       <w:r>
         <w:t xml:space="preserve"> — modifié — </w:t>
       </w:r>
-      <w:hyperlink w:history="1" r:id="rId-wah2l8vgiqaxltsso5b7">
+      <w:hyperlink w:history="1" r:id="rIdjrdkiqhm6znkzbsa8zzlb">
         <w:r>
           <w:rPr>
             <w:rStyle w:val="Hyperlink"/>
@@ -2049,7 +2049,7 @@
       <w:r>
         <w:t xml:space="preserve"> — modifié — </w:t>
       </w:r>
-      <w:hyperlink w:history="1" r:id="rIdzrchim6h3ecsl_4vlrwbk">
+      <w:hyperlink w:history="1" r:id="rId-szofgf-zikcklyzehdhj">
         <w:r>
           <w:rPr>
             <w:rStyle w:val="Hyperlink"/>

--- a/docs/developpement/phases/word/PHASE_05_COMPTES_DES_CAISSIERES_ET_TABLETTES_ENREGISTREES.docx
+++ b/docs/developpement/phases/word/PHASE_05_COMPTES_DES_CAISSIERES_ET_TABLETTES_ENREGISTREES.docx
@@ -20,7 +20,7 @@
       <w:r>
         <w:t xml:space="preserve">FlaiX Expert · dossier de développement · généré le 2026-10-04 depuis le dépôt </w:t>
       </w:r>
-      <w:hyperlink w:history="1" r:id="rId9_uunoo7c250di0sbibqr">
+      <w:hyperlink w:history="1" r:id="rId6esu2isfz_eaawpb0tjjc">
         <w:r>
           <w:rPr>
             <w:rStyle w:val="Hyperlink"/>
@@ -1089,7 +1089,7 @@
           <w:numId w:val="4"/>
         </w:numPr>
       </w:pPr>
-      <w:hyperlink w:history="1" r:id="rIdwbkijrnia1qx29a35ja6x">
+      <w:hyperlink w:history="1" r:id="rIdinoqkfju9rp8ju-98oq20">
         <w:r>
           <w:rPr>
             <w:rStyle w:val="Hyperlink"/>
@@ -1109,7 +1109,7 @@
           <w:numId w:val="4"/>
         </w:numPr>
       </w:pPr>
-      <w:hyperlink w:history="1" r:id="rIdbi1hymm6es2ac5uhim7qz">
+      <w:hyperlink w:history="1" r:id="rIdyn-ol5hpvkly6zf9oohhs">
         <w:r>
           <w:rPr>
             <w:rStyle w:val="Hyperlink"/>
@@ -1129,7 +1129,7 @@
           <w:numId w:val="4"/>
         </w:numPr>
       </w:pPr>
-      <w:hyperlink w:history="1" r:id="rIdhdxvirmuapijw0l77elno">
+      <w:hyperlink w:history="1" r:id="rIdqjpldk-au0ntrl95qqupo">
         <w:r>
           <w:rPr>
             <w:rStyle w:val="Hyperlink"/>
@@ -1149,7 +1149,7 @@
           <w:numId w:val="4"/>
         </w:numPr>
       </w:pPr>
-      <w:hyperlink w:history="1" r:id="rIdsiwgcnoh9xgqo5e2egdxd">
+      <w:hyperlink w:history="1" r:id="rIde34svzy1fehle5uoalnfb">
         <w:r>
           <w:rPr>
             <w:rStyle w:val="Hyperlink"/>
@@ -1197,7 +1197,7 @@
       <w:r>
         <w:t xml:space="preserve"> — créé — </w:t>
       </w:r>
-      <w:hyperlink w:history="1" r:id="rIdhxijcshkfdpzkqg2fiboc">
+      <w:hyperlink w:history="1" r:id="rIdv0p9dtm8y6wtndxfaoqz1">
         <w:r>
           <w:rPr>
             <w:rStyle w:val="Hyperlink"/>
@@ -1234,7 +1234,7 @@
       <w:r>
         <w:t xml:space="preserve"> — modifié — </w:t>
       </w:r>
-      <w:hyperlink w:history="1" r:id="rIdtziazkbsinp5iwr9qqm4d">
+      <w:hyperlink w:history="1" r:id="rIdrkc52noiyozj3ez7sv6yx">
         <w:r>
           <w:rPr>
             <w:rStyle w:val="Hyperlink"/>
@@ -1263,7 +1263,7 @@
       <w:r>
         <w:t xml:space="preserve"> — créé — </w:t>
       </w:r>
-      <w:hyperlink w:history="1" r:id="rId-4slttmo1dgq7gyiy9yt4">
+      <w:hyperlink w:history="1" r:id="rIdxtlk_gpt7rhn1bzmmcolx">
         <w:r>
           <w:rPr>
             <w:rStyle w:val="Hyperlink"/>
@@ -1292,7 +1292,7 @@
       <w:r>
         <w:t xml:space="preserve"> — modifié — </w:t>
       </w:r>
-      <w:hyperlink w:history="1" r:id="rIdvtdxww6fditjg9qy-hec8">
+      <w:hyperlink w:history="1" r:id="rIdumvranrxzex-3rbmvj-ce">
         <w:r>
           <w:rPr>
             <w:rStyle w:val="Hyperlink"/>
@@ -1329,7 +1329,7 @@
       <w:r>
         <w:t xml:space="preserve"> — modifié — </w:t>
       </w:r>
-      <w:hyperlink w:history="1" r:id="rIdbiw_rrsjeu-zecobulhmt">
+      <w:hyperlink w:history="1" r:id="rId5ehvktju4cux-okckfpk7">
         <w:r>
           <w:rPr>
             <w:rStyle w:val="Hyperlink"/>
@@ -1358,7 +1358,7 @@
       <w:r>
         <w:t xml:space="preserve"> — modifié — </w:t>
       </w:r>
-      <w:hyperlink w:history="1" r:id="rIdqry18pqxcgewfaj5ttojz">
+      <w:hyperlink w:history="1" r:id="rId1if6ksfot81erdrjfbjto">
         <w:r>
           <w:rPr>
             <w:rStyle w:val="Hyperlink"/>
@@ -1387,7 +1387,7 @@
       <w:r>
         <w:t xml:space="preserve"> — modifié — </w:t>
       </w:r>
-      <w:hyperlink w:history="1" r:id="rIdbuyda9tclspjen4goqxvm">
+      <w:hyperlink w:history="1" r:id="rIdpccy-hncpqxeg6nr9kmty">
         <w:r>
           <w:rPr>
             <w:rStyle w:val="Hyperlink"/>
@@ -1424,7 +1424,7 @@
       <w:r>
         <w:t xml:space="preserve"> — créé — </w:t>
       </w:r>
-      <w:hyperlink w:history="1" r:id="rIdivn7xpx3fgrbdthfxlkbz">
+      <w:hyperlink w:history="1" r:id="rIdfsudyupcorkwkfysnurva">
         <w:r>
           <w:rPr>
             <w:rStyle w:val="Hyperlink"/>
@@ -1453,7 +1453,7 @@
       <w:r>
         <w:t xml:space="preserve"> — modifié — </w:t>
       </w:r>
-      <w:hyperlink w:history="1" r:id="rIdi5ebr5q0wj65rdyxbapg7">
+      <w:hyperlink w:history="1" r:id="rId08r4gjqjbnnivmsmqw9t0">
         <w:r>
           <w:rPr>
             <w:rStyle w:val="Hyperlink"/>
@@ -1482,7 +1482,7 @@
       <w:r>
         <w:t xml:space="preserve"> — modifié — </w:t>
       </w:r>
-      <w:hyperlink w:history="1" r:id="rIdtw-2cqub6flkjkgg-a_km">
+      <w:hyperlink w:history="1" r:id="rIdkvmvgr7k8pzppzzlciiyo">
         <w:r>
           <w:rPr>
             <w:rStyle w:val="Hyperlink"/>
@@ -1511,7 +1511,7 @@
       <w:r>
         <w:t xml:space="preserve"> — modifié — </w:t>
       </w:r>
-      <w:hyperlink w:history="1" r:id="rIdaolld0d449lirowczdmhp">
+      <w:hyperlink w:history="1" r:id="rIdnugnatvstxlnbcyi2gbdx">
         <w:r>
           <w:rPr>
             <w:rStyle w:val="Hyperlink"/>
@@ -1540,7 +1540,7 @@
       <w:r>
         <w:t xml:space="preserve"> — modifié — </w:t>
       </w:r>
-      <w:hyperlink w:history="1" r:id="rId6pyt3hnpkmu3md62vlrno">
+      <w:hyperlink w:history="1" r:id="rIde0k7jfjcmcpilttxtud1m">
         <w:r>
           <w:rPr>
             <w:rStyle w:val="Hyperlink"/>
@@ -1569,7 +1569,7 @@
       <w:r>
         <w:t xml:space="preserve"> — créé — </w:t>
       </w:r>
-      <w:hyperlink w:history="1" r:id="rIdkxdctaik98h96n2krqqz9">
+      <w:hyperlink w:history="1" r:id="rIdcmqjcknitl3wkpbpdch0i">
         <w:r>
           <w:rPr>
             <w:rStyle w:val="Hyperlink"/>
@@ -1598,7 +1598,7 @@
       <w:r>
         <w:t xml:space="preserve"> — modifié — </w:t>
       </w:r>
-      <w:hyperlink w:history="1" r:id="rIdkrmvbjr-pkljrq6hkseuy">
+      <w:hyperlink w:history="1" r:id="rIdt4kqpnfupe5gz0fabhace">
         <w:r>
           <w:rPr>
             <w:rStyle w:val="Hyperlink"/>
@@ -1627,7 +1627,7 @@
       <w:r>
         <w:t xml:space="preserve"> — modifié — </w:t>
       </w:r>
-      <w:hyperlink w:history="1" r:id="rIdlh7nhj5q5e4hvzgu7z97k">
+      <w:hyperlink w:history="1" r:id="rIdjqoe9d8jahv_lkvqlsdy8">
         <w:r>
           <w:rPr>
             <w:rStyle w:val="Hyperlink"/>
@@ -1664,7 +1664,7 @@
       <w:r>
         <w:t xml:space="preserve"> — modifié — </w:t>
       </w:r>
-      <w:hyperlink w:history="1" r:id="rIdiwryf77ohwwhagcxej3tt">
+      <w:hyperlink w:history="1" r:id="rIduz5z0qtocn0dzvtthf06s">
         <w:r>
           <w:rPr>
             <w:rStyle w:val="Hyperlink"/>
@@ -1693,7 +1693,7 @@
       <w:r>
         <w:t xml:space="preserve"> — modifié — </w:t>
       </w:r>
-      <w:hyperlink w:history="1" r:id="rId_kvqywtxx_mvv4eyssilh">
+      <w:hyperlink w:history="1" r:id="rIdc4ck-tltnmflesxbhc3fk">
         <w:r>
           <w:rPr>
             <w:rStyle w:val="Hyperlink"/>
@@ -1722,7 +1722,7 @@
       <w:r>
         <w:t xml:space="preserve"> — modifié — </w:t>
       </w:r>
-      <w:hyperlink w:history="1" r:id="rIdpdk6s4rluniyhwrupc31j">
+      <w:hyperlink w:history="1" r:id="rIdzxr5t-2akwqiowi2jfg5k">
         <w:r>
           <w:rPr>
             <w:rStyle w:val="Hyperlink"/>
@@ -1751,7 +1751,7 @@
       <w:r>
         <w:t xml:space="preserve"> — créé — </w:t>
       </w:r>
-      <w:hyperlink w:history="1" r:id="rId7phbucjqpdmstirsuruhv">
+      <w:hyperlink w:history="1" r:id="rIddhqoyzpyyxvbwkaebrnlz">
         <w:r>
           <w:rPr>
             <w:rStyle w:val="Hyperlink"/>
@@ -1780,7 +1780,7 @@
       <w:r>
         <w:t xml:space="preserve"> — modifié — </w:t>
       </w:r>
-      <w:hyperlink w:history="1" r:id="rIddmjx-dkwf10bxbza1camn">
+      <w:hyperlink w:history="1" r:id="rIdt5u27q5mbylsjpsbtgi7u">
         <w:r>
           <w:rPr>
             <w:rStyle w:val="Hyperlink"/>
@@ -1809,7 +1809,7 @@
       <w:r>
         <w:t xml:space="preserve"> — créé — </w:t>
       </w:r>
-      <w:hyperlink w:history="1" r:id="rIdgm7h7yiw2tsr6flun8tkk">
+      <w:hyperlink w:history="1" r:id="rId2umhibh3pv7fitawcywm2">
         <w:r>
           <w:rPr>
             <w:rStyle w:val="Hyperlink"/>
@@ -1838,7 +1838,7 @@
       <w:r>
         <w:t xml:space="preserve"> — créé — </w:t>
       </w:r>
-      <w:hyperlink w:history="1" r:id="rIdsgo_2rhuqya2b6-2rmz4v">
+      <w:hyperlink w:history="1" r:id="rId08d2ragws6nmhdnkld9l6">
         <w:r>
           <w:rPr>
             <w:rStyle w:val="Hyperlink"/>
@@ -1867,7 +1867,7 @@
       <w:r>
         <w:t xml:space="preserve"> — modifié — </w:t>
       </w:r>
-      <w:hyperlink w:history="1" r:id="rId6jpj4yvezettxea_1w5s_">
+      <w:hyperlink w:history="1" r:id="rIdeoljtonlsangzpo7j8opp">
         <w:r>
           <w:rPr>
             <w:rStyle w:val="Hyperlink"/>
@@ -1896,7 +1896,7 @@
       <w:r>
         <w:t xml:space="preserve"> — modifié — </w:t>
       </w:r>
-      <w:hyperlink w:history="1" r:id="rIdmqruwuo4jln8ngxbzc0b8">
+      <w:hyperlink w:history="1" r:id="rIdpjvhv3khen35pdq1wqnof">
         <w:r>
           <w:rPr>
             <w:rStyle w:val="Hyperlink"/>
@@ -1933,7 +1933,7 @@
       <w:r>
         <w:t xml:space="preserve"> — modifié — </w:t>
       </w:r>
-      <w:hyperlink w:history="1" r:id="rIdxiel3fruyw0bq_zgzgbhm">
+      <w:hyperlink w:history="1" r:id="rIdfj-l47446sjxj6bq69xgd">
         <w:r>
           <w:rPr>
             <w:rStyle w:val="Hyperlink"/>
@@ -1962,7 +1962,7 @@
       <w:r>
         <w:t xml:space="preserve"> — créé — </w:t>
       </w:r>
-      <w:hyperlink w:history="1" r:id="rIdirgx8xgold5fhdu5u9r_g">
+      <w:hyperlink w:history="1" r:id="rIdu9aerg98iiqnx6od0dazj">
         <w:r>
           <w:rPr>
             <w:rStyle w:val="Hyperlink"/>
@@ -1991,7 +1991,7 @@
       <w:r>
         <w:t xml:space="preserve"> — modifié — </w:t>
       </w:r>
-      <w:hyperlink w:history="1" r:id="rId1g3xoq5unrz9emigyu0s7">
+      <w:hyperlink w:history="1" r:id="rId40dfoscppcwevtdy5iflm">
         <w:r>
           <w:rPr>
             <w:rStyle w:val="Hyperlink"/>
@@ -2020,7 +2020,7 @@
       <w:r>
         <w:t xml:space="preserve"> — modifié — </w:t>
       </w:r>
-      <w:hyperlink w:history="1" r:id="rIdjrdkiqhm6znkzbsa8zzlb">
+      <w:hyperlink w:history="1" r:id="rIdze6rktahfci2e75eu1tq2">
         <w:r>
           <w:rPr>
             <w:rStyle w:val="Hyperlink"/>
@@ -2049,7 +2049,7 @@
       <w:r>
         <w:t xml:space="preserve"> — modifié — </w:t>
       </w:r>
-      <w:hyperlink w:history="1" r:id="rId-szofgf-zikcklyzehdhj">
+      <w:hyperlink w:history="1" r:id="rIdgynrhdl6aeqckjgn4c31p">
         <w:r>
           <w:rPr>
             <w:rStyle w:val="Hyperlink"/>

--- a/docs/developpement/phases/word/PHASE_05_COMPTES_DES_CAISSIERES_ET_TABLETTES_ENREGISTREES.docx
+++ b/docs/developpement/phases/word/PHASE_05_COMPTES_DES_CAISSIERES_ET_TABLETTES_ENREGISTREES.docx
@@ -20,7 +20,7 @@
       <w:r>
         <w:t xml:space="preserve">FlaiX Expert · dossier de développement · généré le 2026-10-04 depuis le dépôt </w:t>
       </w:r>
-      <w:hyperlink w:history="1" r:id="rId6esu2isfz_eaawpb0tjjc">
+      <w:hyperlink w:history="1" r:id="rIdkjvyaxvz8chr3er786x1i">
         <w:r>
           <w:rPr>
             <w:rStyle w:val="Hyperlink"/>
@@ -1089,7 +1089,7 @@
           <w:numId w:val="4"/>
         </w:numPr>
       </w:pPr>
-      <w:hyperlink w:history="1" r:id="rIdinoqkfju9rp8ju-98oq20">
+      <w:hyperlink w:history="1" r:id="rId7ieer7xwrfsq9ou0cyao8">
         <w:r>
           <w:rPr>
             <w:rStyle w:val="Hyperlink"/>
@@ -1109,7 +1109,7 @@
           <w:numId w:val="4"/>
         </w:numPr>
       </w:pPr>
-      <w:hyperlink w:history="1" r:id="rIdyn-ol5hpvkly6zf9oohhs">
+      <w:hyperlink w:history="1" r:id="rIdvd_4fsi05iomrwbdh7vgn">
         <w:r>
           <w:rPr>
             <w:rStyle w:val="Hyperlink"/>
@@ -1129,7 +1129,7 @@
           <w:numId w:val="4"/>
         </w:numPr>
       </w:pPr>
-      <w:hyperlink w:history="1" r:id="rIdqjpldk-au0ntrl95qqupo">
+      <w:hyperlink w:history="1" r:id="rId5npzqqogqtrw9nh7jz8kn">
         <w:r>
           <w:rPr>
             <w:rStyle w:val="Hyperlink"/>
@@ -1149,7 +1149,7 @@
           <w:numId w:val="4"/>
         </w:numPr>
       </w:pPr>
-      <w:hyperlink w:history="1" r:id="rIde34svzy1fehle5uoalnfb">
+      <w:hyperlink w:history="1" r:id="rIdzvdgcw8akl1sj459ck_qo">
         <w:r>
           <w:rPr>
             <w:rStyle w:val="Hyperlink"/>
@@ -1197,7 +1197,7 @@
       <w:r>
         <w:t xml:space="preserve"> — créé — </w:t>
       </w:r>
-      <w:hyperlink w:history="1" r:id="rIdv0p9dtm8y6wtndxfaoqz1">
+      <w:hyperlink w:history="1" r:id="rIdjrnbhytvytnyq-j1hrhys">
         <w:r>
           <w:rPr>
             <w:rStyle w:val="Hyperlink"/>
@@ -1234,7 +1234,7 @@
       <w:r>
         <w:t xml:space="preserve"> — modifié — </w:t>
       </w:r>
-      <w:hyperlink w:history="1" r:id="rIdrkc52noiyozj3ez7sv6yx">
+      <w:hyperlink w:history="1" r:id="rIdssiv-3iyb9ea6mojvkzx5">
         <w:r>
           <w:rPr>
             <w:rStyle w:val="Hyperlink"/>
@@ -1263,7 +1263,7 @@
       <w:r>
         <w:t xml:space="preserve"> — créé — </w:t>
       </w:r>
-      <w:hyperlink w:history="1" r:id="rIdxtlk_gpt7rhn1bzmmcolx">
+      <w:hyperlink w:history="1" r:id="rIdp0w9fyr0esqroe5ly93ix">
         <w:r>
           <w:rPr>
             <w:rStyle w:val="Hyperlink"/>
@@ -1292,7 +1292,7 @@
       <w:r>
         <w:t xml:space="preserve"> — modifié — </w:t>
       </w:r>
-      <w:hyperlink w:history="1" r:id="rIdumvranrxzex-3rbmvj-ce">
+      <w:hyperlink w:history="1" r:id="rId2foethtcjszgjccaoeox7">
         <w:r>
           <w:rPr>
             <w:rStyle w:val="Hyperlink"/>
@@ -1329,7 +1329,7 @@
       <w:r>
         <w:t xml:space="preserve"> — modifié — </w:t>
       </w:r>
-      <w:hyperlink w:history="1" r:id="rId5ehvktju4cux-okckfpk7">
+      <w:hyperlink w:history="1" r:id="rId9gskxefyf6rpyunut8oip">
         <w:r>
           <w:rPr>
             <w:rStyle w:val="Hyperlink"/>
@@ -1358,7 +1358,7 @@
       <w:r>
         <w:t xml:space="preserve"> — modifié — </w:t>
       </w:r>
-      <w:hyperlink w:history="1" r:id="rId1if6ksfot81erdrjfbjto">
+      <w:hyperlink w:history="1" r:id="rIdqkahu8aqiviciepu_g3yl">
         <w:r>
           <w:rPr>
             <w:rStyle w:val="Hyperlink"/>
@@ -1387,7 +1387,7 @@
       <w:r>
         <w:t xml:space="preserve"> — modifié — </w:t>
       </w:r>
-      <w:hyperlink w:history="1" r:id="rIdpccy-hncpqxeg6nr9kmty">
+      <w:hyperlink w:history="1" r:id="rIdeim2nlmlnlut1k1pngzfr">
         <w:r>
           <w:rPr>
             <w:rStyle w:val="Hyperlink"/>
@@ -1424,7 +1424,7 @@
       <w:r>
         <w:t xml:space="preserve"> — créé — </w:t>
       </w:r>
-      <w:hyperlink w:history="1" r:id="rIdfsudyupcorkwkfysnurva">
+      <w:hyperlink w:history="1" r:id="rIdvudljw4mjjei5hc01bjdb">
         <w:r>
           <w:rPr>
             <w:rStyle w:val="Hyperlink"/>
@@ -1453,7 +1453,7 @@
       <w:r>
         <w:t xml:space="preserve"> — modifié — </w:t>
       </w:r>
-      <w:hyperlink w:history="1" r:id="rId08r4gjqjbnnivmsmqw9t0">
+      <w:hyperlink w:history="1" r:id="rIdytfss7jxte3rnhb5g8eyi">
         <w:r>
           <w:rPr>
             <w:rStyle w:val="Hyperlink"/>
@@ -1482,7 +1482,7 @@
       <w:r>
         <w:t xml:space="preserve"> — modifié — </w:t>
       </w:r>
-      <w:hyperlink w:history="1" r:id="rIdkvmvgr7k8pzppzzlciiyo">
+      <w:hyperlink w:history="1" r:id="rIdqrsbateryjpwrj1qakw2w">
         <w:r>
           <w:rPr>
             <w:rStyle w:val="Hyperlink"/>
@@ -1511,7 +1511,7 @@
       <w:r>
         <w:t xml:space="preserve"> — modifié — </w:t>
       </w:r>
-      <w:hyperlink w:history="1" r:id="rIdnugnatvstxlnbcyi2gbdx">
+      <w:hyperlink w:history="1" r:id="rIdzvcz8nfrfg0o3zjd5iacn">
         <w:r>
           <w:rPr>
             <w:rStyle w:val="Hyperlink"/>
@@ -1540,7 +1540,7 @@
       <w:r>
         <w:t xml:space="preserve"> — modifié — </w:t>
       </w:r>
-      <w:hyperlink w:history="1" r:id="rIde0k7jfjcmcpilttxtud1m">
+      <w:hyperlink w:history="1" r:id="rIdl11si4ge5yp1esrnoyjmc">
         <w:r>
           <w:rPr>
             <w:rStyle w:val="Hyperlink"/>
@@ -1569,7 +1569,7 @@
       <w:r>
         <w:t xml:space="preserve"> — créé — </w:t>
       </w:r>
-      <w:hyperlink w:history="1" r:id="rIdcmqjcknitl3wkpbpdch0i">
+      <w:hyperlink w:history="1" r:id="rIdg3cxa0l4tgfj2u96aqhuy">
         <w:r>
           <w:rPr>
             <w:rStyle w:val="Hyperlink"/>
@@ -1598,7 +1598,7 @@
       <w:r>
         <w:t xml:space="preserve"> — modifié — </w:t>
       </w:r>
-      <w:hyperlink w:history="1" r:id="rIdt4kqpnfupe5gz0fabhace">
+      <w:hyperlink w:history="1" r:id="rIdbs5dmzqiqz2b_5ozqug3k">
         <w:r>
           <w:rPr>
             <w:rStyle w:val="Hyperlink"/>
@@ -1627,7 +1627,7 @@
       <w:r>
         <w:t xml:space="preserve"> — modifié — </w:t>
       </w:r>
-      <w:hyperlink w:history="1" r:id="rIdjqoe9d8jahv_lkvqlsdy8">
+      <w:hyperlink w:history="1" r:id="rIdtg39viviajrrjrjhag1gp">
         <w:r>
           <w:rPr>
             <w:rStyle w:val="Hyperlink"/>
@@ -1664,7 +1664,7 @@
       <w:r>
         <w:t xml:space="preserve"> — modifié — </w:t>
       </w:r>
-      <w:hyperlink w:history="1" r:id="rIduz5z0qtocn0dzvtthf06s">
+      <w:hyperlink w:history="1" r:id="rIdbtmjsez58fbdkbntu9zbx">
         <w:r>
           <w:rPr>
             <w:rStyle w:val="Hyperlink"/>
@@ -1693,7 +1693,7 @@
       <w:r>
         <w:t xml:space="preserve"> — modifié — </w:t>
       </w:r>
-      <w:hyperlink w:history="1" r:id="rIdc4ck-tltnmflesxbhc3fk">
+      <w:hyperlink w:history="1" r:id="rId3bizxuf4q3vhctljvnt8z">
         <w:r>
           <w:rPr>
             <w:rStyle w:val="Hyperlink"/>
@@ -1722,7 +1722,7 @@
       <w:r>
         <w:t xml:space="preserve"> — modifié — </w:t>
       </w:r>
-      <w:hyperlink w:history="1" r:id="rIdzxr5t-2akwqiowi2jfg5k">
+      <w:hyperlink w:history="1" r:id="rId9qndaoul7wa1jpauqgjca">
         <w:r>
           <w:rPr>
             <w:rStyle w:val="Hyperlink"/>
@@ -1751,7 +1751,7 @@
       <w:r>
         <w:t xml:space="preserve"> — créé — </w:t>
       </w:r>
-      <w:hyperlink w:history="1" r:id="rIddhqoyzpyyxvbwkaebrnlz">
+      <w:hyperlink w:history="1" r:id="rIdd3t7gk2frixcp4wta1d51">
         <w:r>
           <w:rPr>
             <w:rStyle w:val="Hyperlink"/>
@@ -1780,7 +1780,7 @@
       <w:r>
         <w:t xml:space="preserve"> — modifié — </w:t>
       </w:r>
-      <w:hyperlink w:history="1" r:id="rIdt5u27q5mbylsjpsbtgi7u">
+      <w:hyperlink w:history="1" r:id="rIdkpposl7prmtytuljm5toe">
         <w:r>
           <w:rPr>
             <w:rStyle w:val="Hyperlink"/>
@@ -1809,7 +1809,7 @@
       <w:r>
         <w:t xml:space="preserve"> — créé — </w:t>
       </w:r>
-      <w:hyperlink w:history="1" r:id="rId2umhibh3pv7fitawcywm2">
+      <w:hyperlink w:history="1" r:id="rIdn0qw1u7v1rht6dbseoawv">
         <w:r>
           <w:rPr>
             <w:rStyle w:val="Hyperlink"/>
@@ -1838,7 +1838,7 @@
       <w:r>
         <w:t xml:space="preserve"> — créé — </w:t>
       </w:r>
-      <w:hyperlink w:history="1" r:id="rId08d2ragws6nmhdnkld9l6">
+      <w:hyperlink w:history="1" r:id="rIdbmwotdfumpzfd3b6kuems">
         <w:r>
           <w:rPr>
             <w:rStyle w:val="Hyperlink"/>
@@ -1867,7 +1867,7 @@
       <w:r>
         <w:t xml:space="preserve"> — modifié — </w:t>
       </w:r>
-      <w:hyperlink w:history="1" r:id="rIdeoljtonlsangzpo7j8opp">
+      <w:hyperlink w:history="1" r:id="rIda7kj757s1fy8sjb6bab7_">
         <w:r>
           <w:rPr>
             <w:rStyle w:val="Hyperlink"/>
@@ -1896,7 +1896,7 @@
       <w:r>
         <w:t xml:space="preserve"> — modifié — </w:t>
       </w:r>
-      <w:hyperlink w:history="1" r:id="rIdpjvhv3khen35pdq1wqnof">
+      <w:hyperlink w:history="1" r:id="rIdjkgciv8afg8477ckjgafq">
         <w:r>
           <w:rPr>
             <w:rStyle w:val="Hyperlink"/>
@@ -1933,7 +1933,7 @@
       <w:r>
         <w:t xml:space="preserve"> — modifié — </w:t>
       </w:r>
-      <w:hyperlink w:history="1" r:id="rIdfj-l47446sjxj6bq69xgd">
+      <w:hyperlink w:history="1" r:id="rIdulrdl_gp41ckmyxewvxce">
         <w:r>
           <w:rPr>
             <w:rStyle w:val="Hyperlink"/>
@@ -1962,7 +1962,7 @@
       <w:r>
         <w:t xml:space="preserve"> — créé — </w:t>
       </w:r>
-      <w:hyperlink w:history="1" r:id="rIdu9aerg98iiqnx6od0dazj">
+      <w:hyperlink w:history="1" r:id="rIdwglqmugi-cuthiyuftrd3">
         <w:r>
           <w:rPr>
             <w:rStyle w:val="Hyperlink"/>
@@ -1991,7 +1991,7 @@
       <w:r>
         <w:t xml:space="preserve"> — modifié — </w:t>
       </w:r>
-      <w:hyperlink w:history="1" r:id="rId40dfoscppcwevtdy5iflm">
+      <w:hyperlink w:history="1" r:id="rIdxvwer_mwgat2qvpnemm9f">
         <w:r>
           <w:rPr>
             <w:rStyle w:val="Hyperlink"/>
@@ -2020,7 +2020,7 @@
       <w:r>
         <w:t xml:space="preserve"> — modifié — </w:t>
       </w:r>
-      <w:hyperlink w:history="1" r:id="rIdze6rktahfci2e75eu1tq2">
+      <w:hyperlink w:history="1" r:id="rId_tqkfkzeohs1zfeod58dw">
         <w:r>
           <w:rPr>
             <w:rStyle w:val="Hyperlink"/>
@@ -2049,7 +2049,7 @@
       <w:r>
         <w:t xml:space="preserve"> — modifié — </w:t>
       </w:r>
-      <w:hyperlink w:history="1" r:id="rIdgynrhdl6aeqckjgn4c31p">
+      <w:hyperlink w:history="1" r:id="rIdh4bif_am0stsno6rsihlm">
         <w:r>
           <w:rPr>
             <w:rStyle w:val="Hyperlink"/>

--- a/docs/developpement/phases/word/PHASE_05_COMPTES_DES_CAISSIERES_ET_TABLETTES_ENREGISTREES.docx
+++ b/docs/developpement/phases/word/PHASE_05_COMPTES_DES_CAISSIERES_ET_TABLETTES_ENREGISTREES.docx
@@ -18,9 +18,9 @@
         <w:shd w:fill="F6F3FF" w:color="auto" w:val="clear"/>
       </w:pPr>
       <w:r>
-        <w:t xml:space="preserve">FlaiX Expert · dossier de développement · généré le 2026-10-04 depuis le dépôt </w:t>
-      </w:r>
-      <w:hyperlink w:history="1" r:id="rIdkjvyaxvz8chr3er786x1i">
+        <w:t xml:space="preserve">FlaiX Expert · dossier de développement · généré le 2026-10-19 depuis le dépôt </w:t>
+      </w:r>
+      <w:hyperlink w:history="1" r:id="rId2uggunesupswmcpw1xtia">
         <w:r>
           <w:rPr>
             <w:rStyle w:val="Hyperlink"/>
@@ -1089,7 +1089,7 @@
           <w:numId w:val="4"/>
         </w:numPr>
       </w:pPr>
-      <w:hyperlink w:history="1" r:id="rId7ieer7xwrfsq9ou0cyao8">
+      <w:hyperlink w:history="1" r:id="rIdrzisikhlwbyyxohtbwl5r">
         <w:r>
           <w:rPr>
             <w:rStyle w:val="Hyperlink"/>
@@ -1109,7 +1109,7 @@
           <w:numId w:val="4"/>
         </w:numPr>
       </w:pPr>
-      <w:hyperlink w:history="1" r:id="rIdvd_4fsi05iomrwbdh7vgn">
+      <w:hyperlink w:history="1" r:id="rIdatgwbezbqb0x3od_vc_pp">
         <w:r>
           <w:rPr>
             <w:rStyle w:val="Hyperlink"/>
@@ -1129,7 +1129,7 @@
           <w:numId w:val="4"/>
         </w:numPr>
       </w:pPr>
-      <w:hyperlink w:history="1" r:id="rId5npzqqogqtrw9nh7jz8kn">
+      <w:hyperlink w:history="1" r:id="rIdulnreffyjwymjiqov6pn6">
         <w:r>
           <w:rPr>
             <w:rStyle w:val="Hyperlink"/>
@@ -1149,7 +1149,7 @@
           <w:numId w:val="4"/>
         </w:numPr>
       </w:pPr>
-      <w:hyperlink w:history="1" r:id="rIdzvdgcw8akl1sj459ck_qo">
+      <w:hyperlink w:history="1" r:id="rIdkohnvxepsy7-zn9gygkfl">
         <w:r>
           <w:rPr>
             <w:rStyle w:val="Hyperlink"/>
@@ -1197,7 +1197,7 @@
       <w:r>
         <w:t xml:space="preserve"> — créé — </w:t>
       </w:r>
-      <w:hyperlink w:history="1" r:id="rIdjrnbhytvytnyq-j1hrhys">
+      <w:hyperlink w:history="1" r:id="rIdeou5odasm0ut7xofnou6v">
         <w:r>
           <w:rPr>
             <w:rStyle w:val="Hyperlink"/>
@@ -1234,7 +1234,7 @@
       <w:r>
         <w:t xml:space="preserve"> — modifié — </w:t>
       </w:r>
-      <w:hyperlink w:history="1" r:id="rIdssiv-3iyb9ea6mojvkzx5">
+      <w:hyperlink w:history="1" r:id="rIdhpzwdhq04ogt8wpdelvgx">
         <w:r>
           <w:rPr>
             <w:rStyle w:val="Hyperlink"/>
@@ -1263,7 +1263,7 @@
       <w:r>
         <w:t xml:space="preserve"> — créé — </w:t>
       </w:r>
-      <w:hyperlink w:history="1" r:id="rIdp0w9fyr0esqroe5ly93ix">
+      <w:hyperlink w:history="1" r:id="rIdbr5axhwrcs8fbn4vvzyqn">
         <w:r>
           <w:rPr>
             <w:rStyle w:val="Hyperlink"/>
@@ -1292,7 +1292,7 @@
       <w:r>
         <w:t xml:space="preserve"> — modifié — </w:t>
       </w:r>
-      <w:hyperlink w:history="1" r:id="rId2foethtcjszgjccaoeox7">
+      <w:hyperlink w:history="1" r:id="rIdr_v1x-zn2okgtbppvfpae">
         <w:r>
           <w:rPr>
             <w:rStyle w:val="Hyperlink"/>
@@ -1329,7 +1329,7 @@
       <w:r>
         <w:t xml:space="preserve"> — modifié — </w:t>
       </w:r>
-      <w:hyperlink w:history="1" r:id="rId9gskxefyf6rpyunut8oip">
+      <w:hyperlink w:history="1" r:id="rIdxzrnbpaqcejednb917lwd">
         <w:r>
           <w:rPr>
             <w:rStyle w:val="Hyperlink"/>
@@ -1358,7 +1358,7 @@
       <w:r>
         <w:t xml:space="preserve"> — modifié — </w:t>
       </w:r>
-      <w:hyperlink w:history="1" r:id="rIdqkahu8aqiviciepu_g3yl">
+      <w:hyperlink w:history="1" r:id="rIdli18fqf1ckpg1iuhs9mxk">
         <w:r>
           <w:rPr>
             <w:rStyle w:val="Hyperlink"/>
@@ -1387,7 +1387,7 @@
       <w:r>
         <w:t xml:space="preserve"> — modifié — </w:t>
       </w:r>
-      <w:hyperlink w:history="1" r:id="rIdeim2nlmlnlut1k1pngzfr">
+      <w:hyperlink w:history="1" r:id="rIdzamgezcicu1aqu9vyjx3d">
         <w:r>
           <w:rPr>
             <w:rStyle w:val="Hyperlink"/>
@@ -1424,7 +1424,7 @@
       <w:r>
         <w:t xml:space="preserve"> — créé — </w:t>
       </w:r>
-      <w:hyperlink w:history="1" r:id="rIdvudljw4mjjei5hc01bjdb">
+      <w:hyperlink w:history="1" r:id="rIdsv1_q4uziegpcrc-3ffg_">
         <w:r>
           <w:rPr>
             <w:rStyle w:val="Hyperlink"/>
@@ -1453,7 +1453,7 @@
       <w:r>
         <w:t xml:space="preserve"> — modifié — </w:t>
       </w:r>
-      <w:hyperlink w:history="1" r:id="rIdytfss7jxte3rnhb5g8eyi">
+      <w:hyperlink w:history="1" r:id="rIdaxvkw9nyydycberm3w2ve">
         <w:r>
           <w:rPr>
             <w:rStyle w:val="Hyperlink"/>
@@ -1482,7 +1482,7 @@
       <w:r>
         <w:t xml:space="preserve"> — modifié — </w:t>
       </w:r>
-      <w:hyperlink w:history="1" r:id="rIdqrsbateryjpwrj1qakw2w">
+      <w:hyperlink w:history="1" r:id="rIdpcnj_kcqe4u4eau-cmooz">
         <w:r>
           <w:rPr>
             <w:rStyle w:val="Hyperlink"/>
@@ -1511,7 +1511,7 @@
       <w:r>
         <w:t xml:space="preserve"> — modifié — </w:t>
       </w:r>
-      <w:hyperlink w:history="1" r:id="rIdzvcz8nfrfg0o3zjd5iacn">
+      <w:hyperlink w:history="1" r:id="rId52bsvymchedwczvt1_wfe">
         <w:r>
           <w:rPr>
             <w:rStyle w:val="Hyperlink"/>
@@ -1540,7 +1540,7 @@
       <w:r>
         <w:t xml:space="preserve"> — modifié — </w:t>
       </w:r>
-      <w:hyperlink w:history="1" r:id="rIdl11si4ge5yp1esrnoyjmc">
+      <w:hyperlink w:history="1" r:id="rIdafjtrlxob_y_6mssg0mj_">
         <w:r>
           <w:rPr>
             <w:rStyle w:val="Hyperlink"/>
@@ -1569,7 +1569,7 @@
       <w:r>
         <w:t xml:space="preserve"> — créé — </w:t>
       </w:r>
-      <w:hyperlink w:history="1" r:id="rIdg3cxa0l4tgfj2u96aqhuy">
+      <w:hyperlink w:history="1" r:id="rId2tmxakgslc35xknrzff_k">
         <w:r>
           <w:rPr>
             <w:rStyle w:val="Hyperlink"/>
@@ -1598,7 +1598,7 @@
       <w:r>
         <w:t xml:space="preserve"> — modifié — </w:t>
       </w:r>
-      <w:hyperlink w:history="1" r:id="rIdbs5dmzqiqz2b_5ozqug3k">
+      <w:hyperlink w:history="1" r:id="rIdq_8knfwrqxbourtq3vix2">
         <w:r>
           <w:rPr>
             <w:rStyle w:val="Hyperlink"/>
@@ -1627,7 +1627,7 @@
       <w:r>
         <w:t xml:space="preserve"> — modifié — </w:t>
       </w:r>
-      <w:hyperlink w:history="1" r:id="rIdtg39viviajrrjrjhag1gp">
+      <w:hyperlink w:history="1" r:id="rIdwaigfulw_krkmrzaf-ork">
         <w:r>
           <w:rPr>
             <w:rStyle w:val="Hyperlink"/>
@@ -1664,7 +1664,7 @@
       <w:r>
         <w:t xml:space="preserve"> — modifié — </w:t>
       </w:r>
-      <w:hyperlink w:history="1" r:id="rIdbtmjsez58fbdkbntu9zbx">
+      <w:hyperlink w:history="1" r:id="rIdv1ourax8h8rxlogiziyuo">
         <w:r>
           <w:rPr>
             <w:rStyle w:val="Hyperlink"/>
@@ -1693,7 +1693,7 @@
       <w:r>
         <w:t xml:space="preserve"> — modifié — </w:t>
       </w:r>
-      <w:hyperlink w:history="1" r:id="rId3bizxuf4q3vhctljvnt8z">
+      <w:hyperlink w:history="1" r:id="rId0qaznvfortuqwohctih3a">
         <w:r>
           <w:rPr>
             <w:rStyle w:val="Hyperlink"/>
@@ -1722,7 +1722,7 @@
       <w:r>
         <w:t xml:space="preserve"> — modifié — </w:t>
       </w:r>
-      <w:hyperlink w:history="1" r:id="rId9qndaoul7wa1jpauqgjca">
+      <w:hyperlink w:history="1" r:id="rId_l7l1vgmt6jeenh3ixmd6">
         <w:r>
           <w:rPr>
             <w:rStyle w:val="Hyperlink"/>
@@ -1751,7 +1751,7 @@
       <w:r>
         <w:t xml:space="preserve"> — créé — </w:t>
       </w:r>
-      <w:hyperlink w:history="1" r:id="rIdd3t7gk2frixcp4wta1d51">
+      <w:hyperlink w:history="1" r:id="rIdpck07aryvisxbqam6fuvc">
         <w:r>
           <w:rPr>
             <w:rStyle w:val="Hyperlink"/>
@@ -1780,7 +1780,7 @@
       <w:r>
         <w:t xml:space="preserve"> — modifié — </w:t>
       </w:r>
-      <w:hyperlink w:history="1" r:id="rIdkpposl7prmtytuljm5toe">
+      <w:hyperlink w:history="1" r:id="rIdgsfpvfs-tbqcrt6u9emxv">
         <w:r>
           <w:rPr>
             <w:rStyle w:val="Hyperlink"/>
@@ -1809,7 +1809,7 @@
       <w:r>
         <w:t xml:space="preserve"> — créé — </w:t>
       </w:r>
-      <w:hyperlink w:history="1" r:id="rIdn0qw1u7v1rht6dbseoawv">
+      <w:hyperlink w:history="1" r:id="rId33k3lnl4ly_fjpzyja_ll">
         <w:r>
           <w:rPr>
             <w:rStyle w:val="Hyperlink"/>
@@ -1838,7 +1838,7 @@
       <w:r>
         <w:t xml:space="preserve"> — créé — </w:t>
       </w:r>
-      <w:hyperlink w:history="1" r:id="rIdbmwotdfumpzfd3b6kuems">
+      <w:hyperlink w:history="1" r:id="rIdjvlpy0sikf8hbzmrxwrji">
         <w:r>
           <w:rPr>
             <w:rStyle w:val="Hyperlink"/>
@@ -1867,7 +1867,7 @@
       <w:r>
         <w:t xml:space="preserve"> — modifié — </w:t>
       </w:r>
-      <w:hyperlink w:history="1" r:id="rIda7kj757s1fy8sjb6bab7_">
+      <w:hyperlink w:history="1" r:id="rId9ovv26_v8p8zjwpzwn8rs">
         <w:r>
           <w:rPr>
             <w:rStyle w:val="Hyperlink"/>
@@ -1896,7 +1896,7 @@
       <w:r>
         <w:t xml:space="preserve"> — modifié — </w:t>
       </w:r>
-      <w:hyperlink w:history="1" r:id="rIdjkgciv8afg8477ckjgafq">
+      <w:hyperlink w:history="1" r:id="rIdtk1fz0xayupugk3fhskgq">
         <w:r>
           <w:rPr>
             <w:rStyle w:val="Hyperlink"/>
@@ -1933,7 +1933,7 @@
       <w:r>
         <w:t xml:space="preserve"> — modifié — </w:t>
       </w:r>
-      <w:hyperlink w:history="1" r:id="rIdulrdl_gp41ckmyxewvxce">
+      <w:hyperlink w:history="1" r:id="rIdokgiy68v7hoqdatcfxzvk">
         <w:r>
           <w:rPr>
             <w:rStyle w:val="Hyperlink"/>
@@ -1962,7 +1962,7 @@
       <w:r>
         <w:t xml:space="preserve"> — créé — </w:t>
       </w:r>
-      <w:hyperlink w:history="1" r:id="rIdwglqmugi-cuthiyuftrd3">
+      <w:hyperlink w:history="1" r:id="rIdwayojwlm2uq85p88cgc8j">
         <w:r>
           <w:rPr>
             <w:rStyle w:val="Hyperlink"/>
@@ -1991,7 +1991,7 @@
       <w:r>
         <w:t xml:space="preserve"> — modifié — </w:t>
       </w:r>
-      <w:hyperlink w:history="1" r:id="rIdxvwer_mwgat2qvpnemm9f">
+      <w:hyperlink w:history="1" r:id="rId3pqax0wyt9djh8vabn2o8">
         <w:r>
           <w:rPr>
             <w:rStyle w:val="Hyperlink"/>
@@ -2020,7 +2020,7 @@
       <w:r>
         <w:t xml:space="preserve"> — modifié — </w:t>
       </w:r>
-      <w:hyperlink w:history="1" r:id="rId_tqkfkzeohs1zfeod58dw">
+      <w:hyperlink w:history="1" r:id="rIdffc8txs2labow_uvqle5k">
         <w:r>
           <w:rPr>
             <w:rStyle w:val="Hyperlink"/>
@@ -2049,7 +2049,7 @@
       <w:r>
         <w:t xml:space="preserve"> — modifié — </w:t>
       </w:r>
-      <w:hyperlink w:history="1" r:id="rIdh4bif_am0stsno6rsihlm">
+      <w:hyperlink w:history="1" r:id="rIdavno580pirsa4d1puv1_y">
         <w:r>
           <w:rPr>
             <w:rStyle w:val="Hyperlink"/>

--- a/docs/developpement/phases/word/PHASE_05_COMPTES_DES_CAISSIERES_ET_TABLETTES_ENREGISTREES.docx
+++ b/docs/developpement/phases/word/PHASE_05_COMPTES_DES_CAISSIERES_ET_TABLETTES_ENREGISTREES.docx
@@ -20,7 +20,7 @@
       <w:r>
         <w:t xml:space="preserve">FlaiX Expert · dossier de développement · généré le 2026-10-19 depuis le dépôt </w:t>
       </w:r>
-      <w:hyperlink w:history="1" r:id="rId2uggunesupswmcpw1xtia">
+      <w:hyperlink w:history="1" r:id="rId_f3lqjma1x7xfaemqpto7">
         <w:r>
           <w:rPr>
             <w:rStyle w:val="Hyperlink"/>
@@ -1089,7 +1089,7 @@
           <w:numId w:val="4"/>
         </w:numPr>
       </w:pPr>
-      <w:hyperlink w:history="1" r:id="rIdrzisikhlwbyyxohtbwl5r">
+      <w:hyperlink w:history="1" r:id="rIdigaacgr5e-gin3wp6uhae">
         <w:r>
           <w:rPr>
             <w:rStyle w:val="Hyperlink"/>
@@ -1109,7 +1109,7 @@
           <w:numId w:val="4"/>
         </w:numPr>
       </w:pPr>
-      <w:hyperlink w:history="1" r:id="rIdatgwbezbqb0x3od_vc_pp">
+      <w:hyperlink w:history="1" r:id="rId5ot8h5pxi4qtca3fsnzzq">
         <w:r>
           <w:rPr>
             <w:rStyle w:val="Hyperlink"/>
@@ -1129,7 +1129,7 @@
           <w:numId w:val="4"/>
         </w:numPr>
       </w:pPr>
-      <w:hyperlink w:history="1" r:id="rIdulnreffyjwymjiqov6pn6">
+      <w:hyperlink w:history="1" r:id="rId3i8pqpnpiqhqembkao_2t">
         <w:r>
           <w:rPr>
             <w:rStyle w:val="Hyperlink"/>
@@ -1149,7 +1149,7 @@
           <w:numId w:val="4"/>
         </w:numPr>
       </w:pPr>
-      <w:hyperlink w:history="1" r:id="rIdkohnvxepsy7-zn9gygkfl">
+      <w:hyperlink w:history="1" r:id="rIdksfgfyn6vldxkolxsgtqq">
         <w:r>
           <w:rPr>
             <w:rStyle w:val="Hyperlink"/>
@@ -1197,7 +1197,7 @@
       <w:r>
         <w:t xml:space="preserve"> — créé — </w:t>
       </w:r>
-      <w:hyperlink w:history="1" r:id="rIdeou5odasm0ut7xofnou6v">
+      <w:hyperlink w:history="1" r:id="rId7tyyoyarzgjvqh-e1isjo">
         <w:r>
           <w:rPr>
             <w:rStyle w:val="Hyperlink"/>
@@ -1234,7 +1234,7 @@
       <w:r>
         <w:t xml:space="preserve"> — modifié — </w:t>
       </w:r>
-      <w:hyperlink w:history="1" r:id="rIdhpzwdhq04ogt8wpdelvgx">
+      <w:hyperlink w:history="1" r:id="rIdtyoosoj1mxhh31aehrqcj">
         <w:r>
           <w:rPr>
             <w:rStyle w:val="Hyperlink"/>
@@ -1263,7 +1263,7 @@
       <w:r>
         <w:t xml:space="preserve"> — créé — </w:t>
       </w:r>
-      <w:hyperlink w:history="1" r:id="rIdbr5axhwrcs8fbn4vvzyqn">
+      <w:hyperlink w:history="1" r:id="rIds38dku6lprnyaiooozurl">
         <w:r>
           <w:rPr>
             <w:rStyle w:val="Hyperlink"/>
@@ -1292,7 +1292,7 @@
       <w:r>
         <w:t xml:space="preserve"> — modifié — </w:t>
       </w:r>
-      <w:hyperlink w:history="1" r:id="rIdr_v1x-zn2okgtbppvfpae">
+      <w:hyperlink w:history="1" r:id="rIddhi5ue7v3plmovooabhlw">
         <w:r>
           <w:rPr>
             <w:rStyle w:val="Hyperlink"/>
@@ -1329,7 +1329,7 @@
       <w:r>
         <w:t xml:space="preserve"> — modifié — </w:t>
       </w:r>
-      <w:hyperlink w:history="1" r:id="rIdxzrnbpaqcejednb917lwd">
+      <w:hyperlink w:history="1" r:id="rIdarz-zyon0pg_iikwiir56">
         <w:r>
           <w:rPr>
             <w:rStyle w:val="Hyperlink"/>
@@ -1358,7 +1358,7 @@
       <w:r>
         <w:t xml:space="preserve"> — modifié — </w:t>
       </w:r>
-      <w:hyperlink w:history="1" r:id="rIdli18fqf1ckpg1iuhs9mxk">
+      <w:hyperlink w:history="1" r:id="rIdli7f_re1qytv9lo1w0lg3">
         <w:r>
           <w:rPr>
             <w:rStyle w:val="Hyperlink"/>
@@ -1387,7 +1387,7 @@
       <w:r>
         <w:t xml:space="preserve"> — modifié — </w:t>
       </w:r>
-      <w:hyperlink w:history="1" r:id="rIdzamgezcicu1aqu9vyjx3d">
+      <w:hyperlink w:history="1" r:id="rIdyxcvktgdp4hlkpyz2dshn">
         <w:r>
           <w:rPr>
             <w:rStyle w:val="Hyperlink"/>
@@ -1424,7 +1424,7 @@
       <w:r>
         <w:t xml:space="preserve"> — créé — </w:t>
       </w:r>
-      <w:hyperlink w:history="1" r:id="rIdsv1_q4uziegpcrc-3ffg_">
+      <w:hyperlink w:history="1" r:id="rIdty_iczhu117qkipqcu0kh">
         <w:r>
           <w:rPr>
             <w:rStyle w:val="Hyperlink"/>
@@ -1453,7 +1453,7 @@
       <w:r>
         <w:t xml:space="preserve"> — modifié — </w:t>
       </w:r>
-      <w:hyperlink w:history="1" r:id="rIdaxvkw9nyydycberm3w2ve">
+      <w:hyperlink w:history="1" r:id="rId2jo0deu_jt5gkpfqzotvq">
         <w:r>
           <w:rPr>
             <w:rStyle w:val="Hyperlink"/>
@@ -1482,7 +1482,7 @@
       <w:r>
         <w:t xml:space="preserve"> — modifié — </w:t>
       </w:r>
-      <w:hyperlink w:history="1" r:id="rIdpcnj_kcqe4u4eau-cmooz">
+      <w:hyperlink w:history="1" r:id="rIdwib0embisvxlyqh6dwo8-">
         <w:r>
           <w:rPr>
             <w:rStyle w:val="Hyperlink"/>
@@ -1511,7 +1511,7 @@
       <w:r>
         <w:t xml:space="preserve"> — modifié — </w:t>
       </w:r>
-      <w:hyperlink w:history="1" r:id="rId52bsvymchedwczvt1_wfe">
+      <w:hyperlink w:history="1" r:id="rIddnxbrksydm0ginkfcxnxo">
         <w:r>
           <w:rPr>
             <w:rStyle w:val="Hyperlink"/>
@@ -1540,7 +1540,7 @@
       <w:r>
         <w:t xml:space="preserve"> — modifié — </w:t>
       </w:r>
-      <w:hyperlink w:history="1" r:id="rIdafjtrlxob_y_6mssg0mj_">
+      <w:hyperlink w:history="1" r:id="rId0duix6no-v7utuxsxyawp">
         <w:r>
           <w:rPr>
             <w:rStyle w:val="Hyperlink"/>
@@ -1569,7 +1569,7 @@
       <w:r>
         <w:t xml:space="preserve"> — créé — </w:t>
       </w:r>
-      <w:hyperlink w:history="1" r:id="rId2tmxakgslc35xknrzff_k">
+      <w:hyperlink w:history="1" r:id="rIdhqrldyu7ujscehydvnjdb">
         <w:r>
           <w:rPr>
             <w:rStyle w:val="Hyperlink"/>
@@ -1598,7 +1598,7 @@
       <w:r>
         <w:t xml:space="preserve"> — modifié — </w:t>
       </w:r>
-      <w:hyperlink w:history="1" r:id="rIdq_8knfwrqxbourtq3vix2">
+      <w:hyperlink w:history="1" r:id="rIdcqarmfpcjv7hpxipaqamq">
         <w:r>
           <w:rPr>
             <w:rStyle w:val="Hyperlink"/>
@@ -1627,7 +1627,7 @@
       <w:r>
         <w:t xml:space="preserve"> — modifié — </w:t>
       </w:r>
-      <w:hyperlink w:history="1" r:id="rIdwaigfulw_krkmrzaf-ork">
+      <w:hyperlink w:history="1" r:id="rIdldttckk3kigsnhepooovf">
         <w:r>
           <w:rPr>
             <w:rStyle w:val="Hyperlink"/>
@@ -1664,7 +1664,7 @@
       <w:r>
         <w:t xml:space="preserve"> — modifié — </w:t>
       </w:r>
-      <w:hyperlink w:history="1" r:id="rIdv1ourax8h8rxlogiziyuo">
+      <w:hyperlink w:history="1" r:id="rIddao3vwo120agkmnbrjwhc">
         <w:r>
           <w:rPr>
             <w:rStyle w:val="Hyperlink"/>
@@ -1693,7 +1693,7 @@
       <w:r>
         <w:t xml:space="preserve"> — modifié — </w:t>
       </w:r>
-      <w:hyperlink w:history="1" r:id="rId0qaznvfortuqwohctih3a">
+      <w:hyperlink w:history="1" r:id="rIdtrlaohho2vpgdea2bv9vm">
         <w:r>
           <w:rPr>
             <w:rStyle w:val="Hyperlink"/>
@@ -1722,7 +1722,7 @@
       <w:r>
         <w:t xml:space="preserve"> — modifié — </w:t>
       </w:r>
-      <w:hyperlink w:history="1" r:id="rId_l7l1vgmt6jeenh3ixmd6">
+      <w:hyperlink w:history="1" r:id="rId13rejylmqjdowrllayeve">
         <w:r>
           <w:rPr>
             <w:rStyle w:val="Hyperlink"/>
@@ -1751,7 +1751,7 @@
       <w:r>
         <w:t xml:space="preserve"> — créé — </w:t>
       </w:r>
-      <w:hyperlink w:history="1" r:id="rIdpck07aryvisxbqam6fuvc">
+      <w:hyperlink w:history="1" r:id="rIdkryqxbuffwmpigveh6sqz">
         <w:r>
           <w:rPr>
             <w:rStyle w:val="Hyperlink"/>
@@ -1780,7 +1780,7 @@
       <w:r>
         <w:t xml:space="preserve"> — modifié — </w:t>
       </w:r>
-      <w:hyperlink w:history="1" r:id="rIdgsfpvfs-tbqcrt6u9emxv">
+      <w:hyperlink w:history="1" r:id="rIdwmy7d7bf5nw5w2x6k6pgs">
         <w:r>
           <w:rPr>
             <w:rStyle w:val="Hyperlink"/>
@@ -1809,7 +1809,7 @@
       <w:r>
         <w:t xml:space="preserve"> — créé — </w:t>
       </w:r>
-      <w:hyperlink w:history="1" r:id="rId33k3lnl4ly_fjpzyja_ll">
+      <w:hyperlink w:history="1" r:id="rIdmvg5tvxgrcyhalotikhud">
         <w:r>
           <w:rPr>
             <w:rStyle w:val="Hyperlink"/>
@@ -1838,7 +1838,7 @@
       <w:r>
         <w:t xml:space="preserve"> — créé — </w:t>
       </w:r>
-      <w:hyperlink w:history="1" r:id="rIdjvlpy0sikf8hbzmrxwrji">
+      <w:hyperlink w:history="1" r:id="rIdotitdyjwaewrtzw2gxg0c">
         <w:r>
           <w:rPr>
             <w:rStyle w:val="Hyperlink"/>
@@ -1867,7 +1867,7 @@
       <w:r>
         <w:t xml:space="preserve"> — modifié — </w:t>
       </w:r>
-      <w:hyperlink w:history="1" r:id="rId9ovv26_v8p8zjwpzwn8rs">
+      <w:hyperlink w:history="1" r:id="rIdtmbgfc5zkew1vsbvw2u0y">
         <w:r>
           <w:rPr>
             <w:rStyle w:val="Hyperlink"/>
@@ -1896,7 +1896,7 @@
       <w:r>
         <w:t xml:space="preserve"> — modifié — </w:t>
       </w:r>
-      <w:hyperlink w:history="1" r:id="rIdtk1fz0xayupugk3fhskgq">
+      <w:hyperlink w:history="1" r:id="rId5efguyav0rxhp5vhffmbu">
         <w:r>
           <w:rPr>
             <w:rStyle w:val="Hyperlink"/>
@@ -1933,7 +1933,7 @@
       <w:r>
         <w:t xml:space="preserve"> — modifié — </w:t>
       </w:r>
-      <w:hyperlink w:history="1" r:id="rIdokgiy68v7hoqdatcfxzvk">
+      <w:hyperlink w:history="1" r:id="rIdmlt5zrxs2z_ykghyjpync">
         <w:r>
           <w:rPr>
             <w:rStyle w:val="Hyperlink"/>
@@ -1962,7 +1962,7 @@
       <w:r>
         <w:t xml:space="preserve"> — créé — </w:t>
       </w:r>
-      <w:hyperlink w:history="1" r:id="rIdwayojwlm2uq85p88cgc8j">
+      <w:hyperlink w:history="1" r:id="rIdf8epyxmhk1kqlj-ucing9">
         <w:r>
           <w:rPr>
             <w:rStyle w:val="Hyperlink"/>
@@ -1991,7 +1991,7 @@
       <w:r>
         <w:t xml:space="preserve"> — modifié — </w:t>
       </w:r>
-      <w:hyperlink w:history="1" r:id="rId3pqax0wyt9djh8vabn2o8">
+      <w:hyperlink w:history="1" r:id="rId7spfr46dukrohnn787ulr">
         <w:r>
           <w:rPr>
             <w:rStyle w:val="Hyperlink"/>
@@ -2020,7 +2020,7 @@
       <w:r>
         <w:t xml:space="preserve"> — modifié — </w:t>
       </w:r>
-      <w:hyperlink w:history="1" r:id="rIdffc8txs2labow_uvqle5k">
+      <w:hyperlink w:history="1" r:id="rId7p7kn-eetvutjzrdpwq5k">
         <w:r>
           <w:rPr>
             <w:rStyle w:val="Hyperlink"/>
@@ -2049,7 +2049,7 @@
       <w:r>
         <w:t xml:space="preserve"> — modifié — </w:t>
       </w:r>
-      <w:hyperlink w:history="1" r:id="rIdavno580pirsa4d1puv1_y">
+      <w:hyperlink w:history="1" r:id="rIdoo1wsmf08uynfg13y5lzk">
         <w:r>
           <w:rPr>
             <w:rStyle w:val="Hyperlink"/>

--- a/docs/developpement/phases/word/PHASE_05_COMPTES_DES_CAISSIERES_ET_TABLETTES_ENREGISTREES.docx
+++ b/docs/developpement/phases/word/PHASE_05_COMPTES_DES_CAISSIERES_ET_TABLETTES_ENREGISTREES.docx
@@ -20,7 +20,7 @@
       <w:r>
         <w:t xml:space="preserve">FlaiX Expert · dossier de développement · généré le 2026-10-19 depuis le dépôt </w:t>
       </w:r>
-      <w:hyperlink w:history="1" r:id="rId_f3lqjma1x7xfaemqpto7">
+      <w:hyperlink w:history="1" r:id="rId4jt9nbvm7e3e0druodfvz">
         <w:r>
           <w:rPr>
             <w:rStyle w:val="Hyperlink"/>
@@ -1089,7 +1089,7 @@
           <w:numId w:val="4"/>
         </w:numPr>
       </w:pPr>
-      <w:hyperlink w:history="1" r:id="rIdigaacgr5e-gin3wp6uhae">
+      <w:hyperlink w:history="1" r:id="rIdacnedg3hth1gnq-sq7el3">
         <w:r>
           <w:rPr>
             <w:rStyle w:val="Hyperlink"/>
@@ -1109,7 +1109,7 @@
           <w:numId w:val="4"/>
         </w:numPr>
       </w:pPr>
-      <w:hyperlink w:history="1" r:id="rId5ot8h5pxi4qtca3fsnzzq">
+      <w:hyperlink w:history="1" r:id="rIdx81yzffexbteajapzijjm">
         <w:r>
           <w:rPr>
             <w:rStyle w:val="Hyperlink"/>
@@ -1129,7 +1129,7 @@
           <w:numId w:val="4"/>
         </w:numPr>
       </w:pPr>
-      <w:hyperlink w:history="1" r:id="rId3i8pqpnpiqhqembkao_2t">
+      <w:hyperlink w:history="1" r:id="rId2uxo377gq7cxuonunqzcq">
         <w:r>
           <w:rPr>
             <w:rStyle w:val="Hyperlink"/>
@@ -1149,7 +1149,7 @@
           <w:numId w:val="4"/>
         </w:numPr>
       </w:pPr>
-      <w:hyperlink w:history="1" r:id="rIdksfgfyn6vldxkolxsgtqq">
+      <w:hyperlink w:history="1" r:id="rIdf16aploffsd-1byelusgo">
         <w:r>
           <w:rPr>
             <w:rStyle w:val="Hyperlink"/>
@@ -1197,7 +1197,7 @@
       <w:r>
         <w:t xml:space="preserve"> — créé — </w:t>
       </w:r>
-      <w:hyperlink w:history="1" r:id="rId7tyyoyarzgjvqh-e1isjo">
+      <w:hyperlink w:history="1" r:id="rIdnfkez3eduuh9l8dlzpijj">
         <w:r>
           <w:rPr>
             <w:rStyle w:val="Hyperlink"/>
@@ -1234,7 +1234,7 @@
       <w:r>
         <w:t xml:space="preserve"> — modifié — </w:t>
       </w:r>
-      <w:hyperlink w:history="1" r:id="rIdtyoosoj1mxhh31aehrqcj">
+      <w:hyperlink w:history="1" r:id="rIdk6mfxj_fzjb5470otw2yx">
         <w:r>
           <w:rPr>
             <w:rStyle w:val="Hyperlink"/>
@@ -1263,7 +1263,7 @@
       <w:r>
         <w:t xml:space="preserve"> — créé — </w:t>
       </w:r>
-      <w:hyperlink w:history="1" r:id="rIds38dku6lprnyaiooozurl">
+      <w:hyperlink w:history="1" r:id="rIdp1kqkgcqyhnwvl8blh1np">
         <w:r>
           <w:rPr>
             <w:rStyle w:val="Hyperlink"/>
@@ -1292,7 +1292,7 @@
       <w:r>
         <w:t xml:space="preserve"> — modifié — </w:t>
       </w:r>
-      <w:hyperlink w:history="1" r:id="rIddhi5ue7v3plmovooabhlw">
+      <w:hyperlink w:history="1" r:id="rIdsd0vsv8grptiecowhz8eq">
         <w:r>
           <w:rPr>
             <w:rStyle w:val="Hyperlink"/>
@@ -1329,7 +1329,7 @@
       <w:r>
         <w:t xml:space="preserve"> — modifié — </w:t>
       </w:r>
-      <w:hyperlink w:history="1" r:id="rIdarz-zyon0pg_iikwiir56">
+      <w:hyperlink w:history="1" r:id="rIdv22l9ruwskcxuvhcve7dj">
         <w:r>
           <w:rPr>
             <w:rStyle w:val="Hyperlink"/>
@@ -1358,7 +1358,7 @@
       <w:r>
         <w:t xml:space="preserve"> — modifié — </w:t>
       </w:r>
-      <w:hyperlink w:history="1" r:id="rIdli7f_re1qytv9lo1w0lg3">
+      <w:hyperlink w:history="1" r:id="rIdiuuf3ddpstr7aeiukl7jg">
         <w:r>
           <w:rPr>
             <w:rStyle w:val="Hyperlink"/>
@@ -1387,7 +1387,7 @@
       <w:r>
         <w:t xml:space="preserve"> — modifié — </w:t>
       </w:r>
-      <w:hyperlink w:history="1" r:id="rIdyxcvktgdp4hlkpyz2dshn">
+      <w:hyperlink w:history="1" r:id="rId2far5zff5sbr5zzqxarvh">
         <w:r>
           <w:rPr>
             <w:rStyle w:val="Hyperlink"/>
@@ -1424,7 +1424,7 @@
       <w:r>
         <w:t xml:space="preserve"> — créé — </w:t>
       </w:r>
-      <w:hyperlink w:history="1" r:id="rIdty_iczhu117qkipqcu0kh">
+      <w:hyperlink w:history="1" r:id="rIdefobnh_4asnvo8fhe6q0x">
         <w:r>
           <w:rPr>
             <w:rStyle w:val="Hyperlink"/>
@@ -1453,7 +1453,7 @@
       <w:r>
         <w:t xml:space="preserve"> — modifié — </w:t>
       </w:r>
-      <w:hyperlink w:history="1" r:id="rId2jo0deu_jt5gkpfqzotvq">
+      <w:hyperlink w:history="1" r:id="rIdheiib8eq21drlmr4z-rui">
         <w:r>
           <w:rPr>
             <w:rStyle w:val="Hyperlink"/>
@@ -1482,7 +1482,7 @@
       <w:r>
         <w:t xml:space="preserve"> — modifié — </w:t>
       </w:r>
-      <w:hyperlink w:history="1" r:id="rIdwib0embisvxlyqh6dwo8-">
+      <w:hyperlink w:history="1" r:id="rId3o3ayiuwf-7mcjil3u9qw">
         <w:r>
           <w:rPr>
             <w:rStyle w:val="Hyperlink"/>
@@ -1511,7 +1511,7 @@
       <w:r>
         <w:t xml:space="preserve"> — modifié — </w:t>
       </w:r>
-      <w:hyperlink w:history="1" r:id="rIddnxbrksydm0ginkfcxnxo">
+      <w:hyperlink w:history="1" r:id="rIdddfbox6jn3zib-mgxz2y4">
         <w:r>
           <w:rPr>
             <w:rStyle w:val="Hyperlink"/>
@@ -1540,7 +1540,7 @@
       <w:r>
         <w:t xml:space="preserve"> — modifié — </w:t>
       </w:r>
-      <w:hyperlink w:history="1" r:id="rId0duix6no-v7utuxsxyawp">
+      <w:hyperlink w:history="1" r:id="rIdcjgbm4nohqvvjligcb7dz">
         <w:r>
           <w:rPr>
             <w:rStyle w:val="Hyperlink"/>
@@ -1569,7 +1569,7 @@
       <w:r>
         <w:t xml:space="preserve"> — créé — </w:t>
       </w:r>
-      <w:hyperlink w:history="1" r:id="rIdhqrldyu7ujscehydvnjdb">
+      <w:hyperlink w:history="1" r:id="rIdbxltm3vj38awlfmfy6xd9">
         <w:r>
           <w:rPr>
             <w:rStyle w:val="Hyperlink"/>
@@ -1598,7 +1598,7 @@
       <w:r>
         <w:t xml:space="preserve"> — modifié — </w:t>
       </w:r>
-      <w:hyperlink w:history="1" r:id="rIdcqarmfpcjv7hpxipaqamq">
+      <w:hyperlink w:history="1" r:id="rIdihwdxwxotzwzatih5vziq">
         <w:r>
           <w:rPr>
             <w:rStyle w:val="Hyperlink"/>
@@ -1627,7 +1627,7 @@
       <w:r>
         <w:t xml:space="preserve"> — modifié — </w:t>
       </w:r>
-      <w:hyperlink w:history="1" r:id="rIdldttckk3kigsnhepooovf">
+      <w:hyperlink w:history="1" r:id="rIdwv8zdvjk-cieymqirsfqy">
         <w:r>
           <w:rPr>
             <w:rStyle w:val="Hyperlink"/>
@@ -1664,7 +1664,7 @@
       <w:r>
         <w:t xml:space="preserve"> — modifié — </w:t>
       </w:r>
-      <w:hyperlink w:history="1" r:id="rIddao3vwo120agkmnbrjwhc">
+      <w:hyperlink w:history="1" r:id="rIdzomcsa6e2dnfudzlyjcec">
         <w:r>
           <w:rPr>
             <w:rStyle w:val="Hyperlink"/>
@@ -1693,7 +1693,7 @@
       <w:r>
         <w:t xml:space="preserve"> — modifié — </w:t>
       </w:r>
-      <w:hyperlink w:history="1" r:id="rIdtrlaohho2vpgdea2bv9vm">
+      <w:hyperlink w:history="1" r:id="rIdawaha9bbm1ejklhtsuzc_">
         <w:r>
           <w:rPr>
             <w:rStyle w:val="Hyperlink"/>
@@ -1722,7 +1722,7 @@
       <w:r>
         <w:t xml:space="preserve"> — modifié — </w:t>
       </w:r>
-      <w:hyperlink w:history="1" r:id="rId13rejylmqjdowrllayeve">
+      <w:hyperlink w:history="1" r:id="rIduplirzxe_opppzvp7gaxv">
         <w:r>
           <w:rPr>
             <w:rStyle w:val="Hyperlink"/>
@@ -1751,7 +1751,7 @@
       <w:r>
         <w:t xml:space="preserve"> — créé — </w:t>
       </w:r>
-      <w:hyperlink w:history="1" r:id="rIdkryqxbuffwmpigveh6sqz">
+      <w:hyperlink w:history="1" r:id="rIdosgnrdw7b03ym80sk2j4j">
         <w:r>
           <w:rPr>
             <w:rStyle w:val="Hyperlink"/>
@@ -1780,7 +1780,7 @@
       <w:r>
         <w:t xml:space="preserve"> — modifié — </w:t>
       </w:r>
-      <w:hyperlink w:history="1" r:id="rIdwmy7d7bf5nw5w2x6k6pgs">
+      <w:hyperlink w:history="1" r:id="rIdp10jsrpudg8wsth77ol6a">
         <w:r>
           <w:rPr>
             <w:rStyle w:val="Hyperlink"/>
@@ -1809,7 +1809,7 @@
       <w:r>
         <w:t xml:space="preserve"> — créé — </w:t>
       </w:r>
-      <w:hyperlink w:history="1" r:id="rIdmvg5tvxgrcyhalotikhud">
+      <w:hyperlink w:history="1" r:id="rId-j0ig2qflgxf6h5mz1evp">
         <w:r>
           <w:rPr>
             <w:rStyle w:val="Hyperlink"/>
@@ -1838,7 +1838,7 @@
       <w:r>
         <w:t xml:space="preserve"> — créé — </w:t>
       </w:r>
-      <w:hyperlink w:history="1" r:id="rIdotitdyjwaewrtzw2gxg0c">
+      <w:hyperlink w:history="1" r:id="rIdh1bxduwrgcz8q57ltufun">
         <w:r>
           <w:rPr>
             <w:rStyle w:val="Hyperlink"/>
@@ -1867,7 +1867,7 @@
       <w:r>
         <w:t xml:space="preserve"> — modifié — </w:t>
       </w:r>
-      <w:hyperlink w:history="1" r:id="rIdtmbgfc5zkew1vsbvw2u0y">
+      <w:hyperlink w:history="1" r:id="rIdgmsdyroz2rnlcfs658d0c">
         <w:r>
           <w:rPr>
             <w:rStyle w:val="Hyperlink"/>
@@ -1896,7 +1896,7 @@
       <w:r>
         <w:t xml:space="preserve"> — modifié — </w:t>
       </w:r>
-      <w:hyperlink w:history="1" r:id="rId5efguyav0rxhp5vhffmbu">
+      <w:hyperlink w:history="1" r:id="rIdavbszwbbzoygy6npi_htu">
         <w:r>
           <w:rPr>
             <w:rStyle w:val="Hyperlink"/>
@@ -1933,7 +1933,7 @@
       <w:r>
         <w:t xml:space="preserve"> — modifié — </w:t>
       </w:r>
-      <w:hyperlink w:history="1" r:id="rIdmlt5zrxs2z_ykghyjpync">
+      <w:hyperlink w:history="1" r:id="rId6uu0h72w7bw5-htfa-jbt">
         <w:r>
           <w:rPr>
             <w:rStyle w:val="Hyperlink"/>
@@ -1962,7 +1962,7 @@
       <w:r>
         <w:t xml:space="preserve"> — créé — </w:t>
       </w:r>
-      <w:hyperlink w:history="1" r:id="rIdf8epyxmhk1kqlj-ucing9">
+      <w:hyperlink w:history="1" r:id="rIdlhshlfcc9mldjfjp1s7ab">
         <w:r>
           <w:rPr>
             <w:rStyle w:val="Hyperlink"/>
@@ -1991,7 +1991,7 @@
       <w:r>
         <w:t xml:space="preserve"> — modifié — </w:t>
       </w:r>
-      <w:hyperlink w:history="1" r:id="rId7spfr46dukrohnn787ulr">
+      <w:hyperlink w:history="1" r:id="rIdz0rj7enwdrbpnhvwtvjsp">
         <w:r>
           <w:rPr>
             <w:rStyle w:val="Hyperlink"/>
@@ -2020,7 +2020,7 @@
       <w:r>
         <w:t xml:space="preserve"> — modifié — </w:t>
       </w:r>
-      <w:hyperlink w:history="1" r:id="rId7p7kn-eetvutjzrdpwq5k">
+      <w:hyperlink w:history="1" r:id="rIdjxm_l1w5bg8jvtrbw_fbh">
         <w:r>
           <w:rPr>
             <w:rStyle w:val="Hyperlink"/>
@@ -2049,7 +2049,7 @@
       <w:r>
         <w:t xml:space="preserve"> — modifié — </w:t>
       </w:r>
-      <w:hyperlink w:history="1" r:id="rIdoo1wsmf08uynfg13y5lzk">
+      <w:hyperlink w:history="1" r:id="rIdidzwxyttvaaxhnolbxegi">
         <w:r>
           <w:rPr>
             <w:rStyle w:val="Hyperlink"/>

--- a/docs/developpement/phases/word/PHASE_05_COMPTES_DES_CAISSIERES_ET_TABLETTES_ENREGISTREES.docx
+++ b/docs/developpement/phases/word/PHASE_05_COMPTES_DES_CAISSIERES_ET_TABLETTES_ENREGISTREES.docx
@@ -20,7 +20,7 @@
       <w:r>
         <w:t xml:space="preserve">FlaiX Expert · dossier de développement · généré le 2026-10-19 depuis le dépôt </w:t>
       </w:r>
-      <w:hyperlink w:history="1" r:id="rId4jt9nbvm7e3e0druodfvz">
+      <w:hyperlink w:history="1" r:id="rId3pkunojicoyjkhaevttq8">
         <w:r>
           <w:rPr>
             <w:rStyle w:val="Hyperlink"/>
@@ -1089,7 +1089,7 @@
           <w:numId w:val="4"/>
         </w:numPr>
       </w:pPr>
-      <w:hyperlink w:history="1" r:id="rIdacnedg3hth1gnq-sq7el3">
+      <w:hyperlink w:history="1" r:id="rIdux319h6s6fpsnbrq-4kmw">
         <w:r>
           <w:rPr>
             <w:rStyle w:val="Hyperlink"/>
@@ -1109,7 +1109,7 @@
           <w:numId w:val="4"/>
         </w:numPr>
       </w:pPr>
-      <w:hyperlink w:history="1" r:id="rIdx81yzffexbteajapzijjm">
+      <w:hyperlink w:history="1" r:id="rIdfkgh20xdwdj-4lwaaaewa">
         <w:r>
           <w:rPr>
             <w:rStyle w:val="Hyperlink"/>
@@ -1129,7 +1129,7 @@
           <w:numId w:val="4"/>
         </w:numPr>
       </w:pPr>
-      <w:hyperlink w:history="1" r:id="rId2uxo377gq7cxuonunqzcq">
+      <w:hyperlink w:history="1" r:id="rIdpsrzjzigyrt0yhtcy-rup">
         <w:r>
           <w:rPr>
             <w:rStyle w:val="Hyperlink"/>
@@ -1149,7 +1149,7 @@
           <w:numId w:val="4"/>
         </w:numPr>
       </w:pPr>
-      <w:hyperlink w:history="1" r:id="rIdf16aploffsd-1byelusgo">
+      <w:hyperlink w:history="1" r:id="rId9j2efprkumqewsvfuw_eo">
         <w:r>
           <w:rPr>
             <w:rStyle w:val="Hyperlink"/>
@@ -1197,7 +1197,7 @@
       <w:r>
         <w:t xml:space="preserve"> — créé — </w:t>
       </w:r>
-      <w:hyperlink w:history="1" r:id="rIdnfkez3eduuh9l8dlzpijj">
+      <w:hyperlink w:history="1" r:id="rIduiyesrygi2a0q5nev86o4">
         <w:r>
           <w:rPr>
             <w:rStyle w:val="Hyperlink"/>
@@ -1234,7 +1234,7 @@
       <w:r>
         <w:t xml:space="preserve"> — modifié — </w:t>
       </w:r>
-      <w:hyperlink w:history="1" r:id="rIdk6mfxj_fzjb5470otw2yx">
+      <w:hyperlink w:history="1" r:id="rIdo_mrah4xdofs7uj3belbv">
         <w:r>
           <w:rPr>
             <w:rStyle w:val="Hyperlink"/>
@@ -1263,7 +1263,7 @@
       <w:r>
         <w:t xml:space="preserve"> — créé — </w:t>
       </w:r>
-      <w:hyperlink w:history="1" r:id="rIdp1kqkgcqyhnwvl8blh1np">
+      <w:hyperlink w:history="1" r:id="rIdpzuv5pmjz6jlsuvkf_eby">
         <w:r>
           <w:rPr>
             <w:rStyle w:val="Hyperlink"/>
@@ -1292,7 +1292,7 @@
       <w:r>
         <w:t xml:space="preserve"> — modifié — </w:t>
       </w:r>
-      <w:hyperlink w:history="1" r:id="rIdsd0vsv8grptiecowhz8eq">
+      <w:hyperlink w:history="1" r:id="rId6yehemzet3any7gqdheu-">
         <w:r>
           <w:rPr>
             <w:rStyle w:val="Hyperlink"/>
@@ -1329,7 +1329,7 @@
       <w:r>
         <w:t xml:space="preserve"> — modifié — </w:t>
       </w:r>
-      <w:hyperlink w:history="1" r:id="rIdv22l9ruwskcxuvhcve7dj">
+      <w:hyperlink w:history="1" r:id="rIdt75u8cnalrgggobncnlyv">
         <w:r>
           <w:rPr>
             <w:rStyle w:val="Hyperlink"/>
@@ -1358,7 +1358,7 @@
       <w:r>
         <w:t xml:space="preserve"> — modifié — </w:t>
       </w:r>
-      <w:hyperlink w:history="1" r:id="rIdiuuf3ddpstr7aeiukl7jg">
+      <w:hyperlink w:history="1" r:id="rIdtw5he1q2dx9iunuu8i85e">
         <w:r>
           <w:rPr>
             <w:rStyle w:val="Hyperlink"/>
@@ -1387,7 +1387,7 @@
       <w:r>
         <w:t xml:space="preserve"> — modifié — </w:t>
       </w:r>
-      <w:hyperlink w:history="1" r:id="rId2far5zff5sbr5zzqxarvh">
+      <w:hyperlink w:history="1" r:id="rId-xqgalrkautvxqqxflo4l">
         <w:r>
           <w:rPr>
             <w:rStyle w:val="Hyperlink"/>
@@ -1424,7 +1424,7 @@
       <w:r>
         <w:t xml:space="preserve"> — créé — </w:t>
       </w:r>
-      <w:hyperlink w:history="1" r:id="rIdefobnh_4asnvo8fhe6q0x">
+      <w:hyperlink w:history="1" r:id="rIdyaeiqbnqecgykkvlg2rir">
         <w:r>
           <w:rPr>
             <w:rStyle w:val="Hyperlink"/>
@@ -1453,7 +1453,7 @@
       <w:r>
         <w:t xml:space="preserve"> — modifié — </w:t>
       </w:r>
-      <w:hyperlink w:history="1" r:id="rIdheiib8eq21drlmr4z-rui">
+      <w:hyperlink w:history="1" r:id="rIddbeci-9kvdnjc4_pkqmpo">
         <w:r>
           <w:rPr>
             <w:rStyle w:val="Hyperlink"/>
@@ -1482,7 +1482,7 @@
       <w:r>
         <w:t xml:space="preserve"> — modifié — </w:t>
       </w:r>
-      <w:hyperlink w:history="1" r:id="rId3o3ayiuwf-7mcjil3u9qw">
+      <w:hyperlink w:history="1" r:id="rIdudqz__bvfrc7t-8gmgl95">
         <w:r>
           <w:rPr>
             <w:rStyle w:val="Hyperlink"/>
@@ -1511,7 +1511,7 @@
       <w:r>
         <w:t xml:space="preserve"> — modifié — </w:t>
       </w:r>
-      <w:hyperlink w:history="1" r:id="rIdddfbox6jn3zib-mgxz2y4">
+      <w:hyperlink w:history="1" r:id="rIdufj_7mb4dl35bzl7yrnow">
         <w:r>
           <w:rPr>
             <w:rStyle w:val="Hyperlink"/>
@@ -1540,7 +1540,7 @@
       <w:r>
         <w:t xml:space="preserve"> — modifié — </w:t>
       </w:r>
-      <w:hyperlink w:history="1" r:id="rIdcjgbm4nohqvvjligcb7dz">
+      <w:hyperlink w:history="1" r:id="rIdgtkqbegs_ezjtrwgapkeq">
         <w:r>
           <w:rPr>
             <w:rStyle w:val="Hyperlink"/>
@@ -1569,7 +1569,7 @@
       <w:r>
         <w:t xml:space="preserve"> — créé — </w:t>
       </w:r>
-      <w:hyperlink w:history="1" r:id="rIdbxltm3vj38awlfmfy6xd9">
+      <w:hyperlink w:history="1" r:id="rIdp-dbrxgajp5nmmjkos6nt">
         <w:r>
           <w:rPr>
             <w:rStyle w:val="Hyperlink"/>
@@ -1598,7 +1598,7 @@
       <w:r>
         <w:t xml:space="preserve"> — modifié — </w:t>
       </w:r>
-      <w:hyperlink w:history="1" r:id="rIdihwdxwxotzwzatih5vziq">
+      <w:hyperlink w:history="1" r:id="rIdp4tsw1hbsahwbqp-vmhin">
         <w:r>
           <w:rPr>
             <w:rStyle w:val="Hyperlink"/>
@@ -1627,7 +1627,7 @@
       <w:r>
         <w:t xml:space="preserve"> — modifié — </w:t>
       </w:r>
-      <w:hyperlink w:history="1" r:id="rIdwv8zdvjk-cieymqirsfqy">
+      <w:hyperlink w:history="1" r:id="rIdwbbky6v5grjitoewzfmeb">
         <w:r>
           <w:rPr>
             <w:rStyle w:val="Hyperlink"/>
@@ -1664,7 +1664,7 @@
       <w:r>
         <w:t xml:space="preserve"> — modifié — </w:t>
       </w:r>
-      <w:hyperlink w:history="1" r:id="rIdzomcsa6e2dnfudzlyjcec">
+      <w:hyperlink w:history="1" r:id="rId7cpgvz2o1vqxc9owotqpc">
         <w:r>
           <w:rPr>
             <w:rStyle w:val="Hyperlink"/>
@@ -1693,7 +1693,7 @@
       <w:r>
         <w:t xml:space="preserve"> — modifié — </w:t>
       </w:r>
-      <w:hyperlink w:history="1" r:id="rIdawaha9bbm1ejklhtsuzc_">
+      <w:hyperlink w:history="1" r:id="rIdvd83fccrxmc0f6szhtgqt">
         <w:r>
           <w:rPr>
             <w:rStyle w:val="Hyperlink"/>
@@ -1722,7 +1722,7 @@
       <w:r>
         <w:t xml:space="preserve"> — modifié — </w:t>
       </w:r>
-      <w:hyperlink w:history="1" r:id="rIduplirzxe_opppzvp7gaxv">
+      <w:hyperlink w:history="1" r:id="rId4bjmnvq-8mflok3fahqll">
         <w:r>
           <w:rPr>
             <w:rStyle w:val="Hyperlink"/>
@@ -1751,7 +1751,7 @@
       <w:r>
         <w:t xml:space="preserve"> — créé — </w:t>
       </w:r>
-      <w:hyperlink w:history="1" r:id="rIdosgnrdw7b03ym80sk2j4j">
+      <w:hyperlink w:history="1" r:id="rId5ct96oc7vqszfnvoxbavw">
         <w:r>
           <w:rPr>
             <w:rStyle w:val="Hyperlink"/>
@@ -1780,7 +1780,7 @@
       <w:r>
         <w:t xml:space="preserve"> — modifié — </w:t>
       </w:r>
-      <w:hyperlink w:history="1" r:id="rIdp10jsrpudg8wsth77ol6a">
+      <w:hyperlink w:history="1" r:id="rIdkvuabcnhgsruzrtlrjb8n">
         <w:r>
           <w:rPr>
             <w:rStyle w:val="Hyperlink"/>
@@ -1809,7 +1809,7 @@
       <w:r>
         <w:t xml:space="preserve"> — créé — </w:t>
       </w:r>
-      <w:hyperlink w:history="1" r:id="rId-j0ig2qflgxf6h5mz1evp">
+      <w:hyperlink w:history="1" r:id="rIdkufa2-bwzkoofonoakgp2">
         <w:r>
           <w:rPr>
             <w:rStyle w:val="Hyperlink"/>
@@ -1838,7 +1838,7 @@
       <w:r>
         <w:t xml:space="preserve"> — créé — </w:t>
       </w:r>
-      <w:hyperlink w:history="1" r:id="rIdh1bxduwrgcz8q57ltufun">
+      <w:hyperlink w:history="1" r:id="rIdoovlqidwep1yjx8lvtrzh">
         <w:r>
           <w:rPr>
             <w:rStyle w:val="Hyperlink"/>
@@ -1867,7 +1867,7 @@
       <w:r>
         <w:t xml:space="preserve"> — modifié — </w:t>
       </w:r>
-      <w:hyperlink w:history="1" r:id="rIdgmsdyroz2rnlcfs658d0c">
+      <w:hyperlink w:history="1" r:id="rIdgo9evqu7ydagigxkv1tch">
         <w:r>
           <w:rPr>
             <w:rStyle w:val="Hyperlink"/>
@@ -1896,7 +1896,7 @@
       <w:r>
         <w:t xml:space="preserve"> — modifié — </w:t>
       </w:r>
-      <w:hyperlink w:history="1" r:id="rIdavbszwbbzoygy6npi_htu">
+      <w:hyperlink w:history="1" r:id="rIdxnua6yagl5mcgg63i4viu">
         <w:r>
           <w:rPr>
             <w:rStyle w:val="Hyperlink"/>
@@ -1933,7 +1933,7 @@
       <w:r>
         <w:t xml:space="preserve"> — modifié — </w:t>
       </w:r>
-      <w:hyperlink w:history="1" r:id="rId6uu0h72w7bw5-htfa-jbt">
+      <w:hyperlink w:history="1" r:id="rIdz9coi50aeevbjzcl2hlww">
         <w:r>
           <w:rPr>
             <w:rStyle w:val="Hyperlink"/>
@@ -1962,7 +1962,7 @@
       <w:r>
         <w:t xml:space="preserve"> — créé — </w:t>
       </w:r>
-      <w:hyperlink w:history="1" r:id="rIdlhshlfcc9mldjfjp1s7ab">
+      <w:hyperlink w:history="1" r:id="rIdffcgcuvehzq73i-16mcnj">
         <w:r>
           <w:rPr>
             <w:rStyle w:val="Hyperlink"/>
@@ -1991,7 +1991,7 @@
       <w:r>
         <w:t xml:space="preserve"> — modifié — </w:t>
       </w:r>
-      <w:hyperlink w:history="1" r:id="rIdz0rj7enwdrbpnhvwtvjsp">
+      <w:hyperlink w:history="1" r:id="rId4xsaynxuc1h227m8nlhj-">
         <w:r>
           <w:rPr>
             <w:rStyle w:val="Hyperlink"/>
@@ -2020,7 +2020,7 @@
       <w:r>
         <w:t xml:space="preserve"> — modifié — </w:t>
       </w:r>
-      <w:hyperlink w:history="1" r:id="rIdjxm_l1w5bg8jvtrbw_fbh">
+      <w:hyperlink w:history="1" r:id="rIdlzthirm8zbkdv8onytsk4">
         <w:r>
           <w:rPr>
             <w:rStyle w:val="Hyperlink"/>
@@ -2049,7 +2049,7 @@
       <w:r>
         <w:t xml:space="preserve"> — modifié — </w:t>
       </w:r>
-      <w:hyperlink w:history="1" r:id="rIdidzwxyttvaaxhnolbxegi">
+      <w:hyperlink w:history="1" r:id="rIdvu51e-hahgkcsinemoobf">
         <w:r>
           <w:rPr>
             <w:rStyle w:val="Hyperlink"/>

--- a/docs/developpement/phases/word/PHASE_05_COMPTES_DES_CAISSIERES_ET_TABLETTES_ENREGISTREES.docx
+++ b/docs/developpement/phases/word/PHASE_05_COMPTES_DES_CAISSIERES_ET_TABLETTES_ENREGISTREES.docx
@@ -20,7 +20,7 @@
       <w:r>
         <w:t xml:space="preserve">FlaiX Expert · dossier de développement · généré le 2026-10-19 depuis le dépôt </w:t>
       </w:r>
-      <w:hyperlink w:history="1" r:id="rId3pkunojicoyjkhaevttq8">
+      <w:hyperlink w:history="1" r:id="rIdyyk3tiztwtqkkjv2kbqk8">
         <w:r>
           <w:rPr>
             <w:rStyle w:val="Hyperlink"/>
@@ -1089,7 +1089,7 @@
           <w:numId w:val="4"/>
         </w:numPr>
       </w:pPr>
-      <w:hyperlink w:history="1" r:id="rIdux319h6s6fpsnbrq-4kmw">
+      <w:hyperlink w:history="1" r:id="rIdda79axotwrklszn2zgmuo">
         <w:r>
           <w:rPr>
             <w:rStyle w:val="Hyperlink"/>
@@ -1109,7 +1109,7 @@
           <w:numId w:val="4"/>
         </w:numPr>
       </w:pPr>
-      <w:hyperlink w:history="1" r:id="rIdfkgh20xdwdj-4lwaaaewa">
+      <w:hyperlink w:history="1" r:id="rIdxmsjurmxulwx0tuu_8z75">
         <w:r>
           <w:rPr>
             <w:rStyle w:val="Hyperlink"/>
@@ -1129,7 +1129,7 @@
           <w:numId w:val="4"/>
         </w:numPr>
       </w:pPr>
-      <w:hyperlink w:history="1" r:id="rIdpsrzjzigyrt0yhtcy-rup">
+      <w:hyperlink w:history="1" r:id="rIdv8r3tpd0trqzqeua8iaaj">
         <w:r>
           <w:rPr>
             <w:rStyle w:val="Hyperlink"/>
@@ -1149,7 +1149,7 @@
           <w:numId w:val="4"/>
         </w:numPr>
       </w:pPr>
-      <w:hyperlink w:history="1" r:id="rId9j2efprkumqewsvfuw_eo">
+      <w:hyperlink w:history="1" r:id="rIdnquf7qppxr-jrzbbyq9d6">
         <w:r>
           <w:rPr>
             <w:rStyle w:val="Hyperlink"/>
@@ -1197,7 +1197,7 @@
       <w:r>
         <w:t xml:space="preserve"> — créé — </w:t>
       </w:r>
-      <w:hyperlink w:history="1" r:id="rIduiyesrygi2a0q5nev86o4">
+      <w:hyperlink w:history="1" r:id="rIddw-tbrwn7op9mgg4pa9mo">
         <w:r>
           <w:rPr>
             <w:rStyle w:val="Hyperlink"/>
@@ -1234,7 +1234,7 @@
       <w:r>
         <w:t xml:space="preserve"> — modifié — </w:t>
       </w:r>
-      <w:hyperlink w:history="1" r:id="rIdo_mrah4xdofs7uj3belbv">
+      <w:hyperlink w:history="1" r:id="rId9pvywuvpbdsi2pfukrfn2">
         <w:r>
           <w:rPr>
             <w:rStyle w:val="Hyperlink"/>
@@ -1263,7 +1263,7 @@
       <w:r>
         <w:t xml:space="preserve"> — créé — </w:t>
       </w:r>
-      <w:hyperlink w:history="1" r:id="rIdpzuv5pmjz6jlsuvkf_eby">
+      <w:hyperlink w:history="1" r:id="rId0scpglybxk5ug3ronb82c">
         <w:r>
           <w:rPr>
             <w:rStyle w:val="Hyperlink"/>
@@ -1292,7 +1292,7 @@
       <w:r>
         <w:t xml:space="preserve"> — modifié — </w:t>
       </w:r>
-      <w:hyperlink w:history="1" r:id="rId6yehemzet3any7gqdheu-">
+      <w:hyperlink w:history="1" r:id="rId1lqmyweu1vjuukqqd4f05">
         <w:r>
           <w:rPr>
             <w:rStyle w:val="Hyperlink"/>
@@ -1329,7 +1329,7 @@
       <w:r>
         <w:t xml:space="preserve"> — modifié — </w:t>
       </w:r>
-      <w:hyperlink w:history="1" r:id="rIdt75u8cnalrgggobncnlyv">
+      <w:hyperlink w:history="1" r:id="rIdsqo-xwlb7cnu18mvgyojz">
         <w:r>
           <w:rPr>
             <w:rStyle w:val="Hyperlink"/>
@@ -1358,7 +1358,7 @@
       <w:r>
         <w:t xml:space="preserve"> — modifié — </w:t>
       </w:r>
-      <w:hyperlink w:history="1" r:id="rIdtw5he1q2dx9iunuu8i85e">
+      <w:hyperlink w:history="1" r:id="rIdz8zfxq0d0bbuyvjoztvrk">
         <w:r>
           <w:rPr>
             <w:rStyle w:val="Hyperlink"/>
@@ -1387,7 +1387,7 @@
       <w:r>
         <w:t xml:space="preserve"> — modifié — </w:t>
       </w:r>
-      <w:hyperlink w:history="1" r:id="rId-xqgalrkautvxqqxflo4l">
+      <w:hyperlink w:history="1" r:id="rIdzdlai36xyzxduzibcx_cx">
         <w:r>
           <w:rPr>
             <w:rStyle w:val="Hyperlink"/>
@@ -1424,7 +1424,7 @@
       <w:r>
         <w:t xml:space="preserve"> — créé — </w:t>
       </w:r>
-      <w:hyperlink w:history="1" r:id="rIdyaeiqbnqecgykkvlg2rir">
+      <w:hyperlink w:history="1" r:id="rId1q7pfocy23pioihz-l8hv">
         <w:r>
           <w:rPr>
             <w:rStyle w:val="Hyperlink"/>
@@ -1453,7 +1453,7 @@
       <w:r>
         <w:t xml:space="preserve"> — modifié — </w:t>
       </w:r>
-      <w:hyperlink w:history="1" r:id="rIddbeci-9kvdnjc4_pkqmpo">
+      <w:hyperlink w:history="1" r:id="rIdbs82_tnyhx3avfq9q53es">
         <w:r>
           <w:rPr>
             <w:rStyle w:val="Hyperlink"/>
@@ -1482,7 +1482,7 @@
       <w:r>
         <w:t xml:space="preserve"> — modifié — </w:t>
       </w:r>
-      <w:hyperlink w:history="1" r:id="rIdudqz__bvfrc7t-8gmgl95">
+      <w:hyperlink w:history="1" r:id="rIdedn2xf6t1xw6lsq_yebve">
         <w:r>
           <w:rPr>
             <w:rStyle w:val="Hyperlink"/>
@@ -1511,7 +1511,7 @@
       <w:r>
         <w:t xml:space="preserve"> — modifié — </w:t>
       </w:r>
-      <w:hyperlink w:history="1" r:id="rIdufj_7mb4dl35bzl7yrnow">
+      <w:hyperlink w:history="1" r:id="rIddugf2chvx1mpwrtipi6ac">
         <w:r>
           <w:rPr>
             <w:rStyle w:val="Hyperlink"/>
@@ -1540,7 +1540,7 @@
       <w:r>
         <w:t xml:space="preserve"> — modifié — </w:t>
       </w:r>
-      <w:hyperlink w:history="1" r:id="rIdgtkqbegs_ezjtrwgapkeq">
+      <w:hyperlink w:history="1" r:id="rIdgwoqb6z_omjyjaro9qils">
         <w:r>
           <w:rPr>
             <w:rStyle w:val="Hyperlink"/>
@@ -1569,7 +1569,7 @@
       <w:r>
         <w:t xml:space="preserve"> — créé — </w:t>
       </w:r>
-      <w:hyperlink w:history="1" r:id="rIdp-dbrxgajp5nmmjkos6nt">
+      <w:hyperlink w:history="1" r:id="rIdtxqbiqocgg-cwmihnfdnv">
         <w:r>
           <w:rPr>
             <w:rStyle w:val="Hyperlink"/>
@@ -1598,7 +1598,7 @@
       <w:r>
         <w:t xml:space="preserve"> — modifié — </w:t>
       </w:r>
-      <w:hyperlink w:history="1" r:id="rIdp4tsw1hbsahwbqp-vmhin">
+      <w:hyperlink w:history="1" r:id="rIdnfxe_g2sjtt7eafnfwx1m">
         <w:r>
           <w:rPr>
             <w:rStyle w:val="Hyperlink"/>
@@ -1627,7 +1627,7 @@
       <w:r>
         <w:t xml:space="preserve"> — modifié — </w:t>
       </w:r>
-      <w:hyperlink w:history="1" r:id="rIdwbbky6v5grjitoewzfmeb">
+      <w:hyperlink w:history="1" r:id="rIdzzgm4rlarioesotxaafj-">
         <w:r>
           <w:rPr>
             <w:rStyle w:val="Hyperlink"/>
@@ -1664,7 +1664,7 @@
       <w:r>
         <w:t xml:space="preserve"> — modifié — </w:t>
       </w:r>
-      <w:hyperlink w:history="1" r:id="rId7cpgvz2o1vqxc9owotqpc">
+      <w:hyperlink w:history="1" r:id="rIdnjbuaiowjqxyw7ub7liwq">
         <w:r>
           <w:rPr>
             <w:rStyle w:val="Hyperlink"/>
@@ -1693,7 +1693,7 @@
       <w:r>
         <w:t xml:space="preserve"> — modifié — </w:t>
       </w:r>
-      <w:hyperlink w:history="1" r:id="rIdvd83fccrxmc0f6szhtgqt">
+      <w:hyperlink w:history="1" r:id="rIdonfzvasz0mzzp4__y5adf">
         <w:r>
           <w:rPr>
             <w:rStyle w:val="Hyperlink"/>
@@ -1722,7 +1722,7 @@
       <w:r>
         <w:t xml:space="preserve"> — modifié — </w:t>
       </w:r>
-      <w:hyperlink w:history="1" r:id="rId4bjmnvq-8mflok3fahqll">
+      <w:hyperlink w:history="1" r:id="rIdtkfykc1xbpa9sptpapn-v">
         <w:r>
           <w:rPr>
             <w:rStyle w:val="Hyperlink"/>
@@ -1751,7 +1751,7 @@
       <w:r>
         <w:t xml:space="preserve"> — créé — </w:t>
       </w:r>
-      <w:hyperlink w:history="1" r:id="rId5ct96oc7vqszfnvoxbavw">
+      <w:hyperlink w:history="1" r:id="rIdduyt_8eqtsf-i-gtn_e8t">
         <w:r>
           <w:rPr>
             <w:rStyle w:val="Hyperlink"/>
@@ -1780,7 +1780,7 @@
       <w:r>
         <w:t xml:space="preserve"> — modifié — </w:t>
       </w:r>
-      <w:hyperlink w:history="1" r:id="rIdkvuabcnhgsruzrtlrjb8n">
+      <w:hyperlink w:history="1" r:id="rIdwdez3d-xlyb7ux6voxg4n">
         <w:r>
           <w:rPr>
             <w:rStyle w:val="Hyperlink"/>
@@ -1809,7 +1809,7 @@
       <w:r>
         <w:t xml:space="preserve"> — créé — </w:t>
       </w:r>
-      <w:hyperlink w:history="1" r:id="rIdkufa2-bwzkoofonoakgp2">
+      <w:hyperlink w:history="1" r:id="rIdzodgwreh_qxwvzrmkylmm">
         <w:r>
           <w:rPr>
             <w:rStyle w:val="Hyperlink"/>
@@ -1838,7 +1838,7 @@
       <w:r>
         <w:t xml:space="preserve"> — créé — </w:t>
       </w:r>
-      <w:hyperlink w:history="1" r:id="rIdoovlqidwep1yjx8lvtrzh">
+      <w:hyperlink w:history="1" r:id="rIdxydqfldqmv4zmlvnjack3">
         <w:r>
           <w:rPr>
             <w:rStyle w:val="Hyperlink"/>
@@ -1867,7 +1867,7 @@
       <w:r>
         <w:t xml:space="preserve"> — modifié — </w:t>
       </w:r>
-      <w:hyperlink w:history="1" r:id="rIdgo9evqu7ydagigxkv1tch">
+      <w:hyperlink w:history="1" r:id="rId1ycqpigpxom8429nr7duz">
         <w:r>
           <w:rPr>
             <w:rStyle w:val="Hyperlink"/>
@@ -1896,7 +1896,7 @@
       <w:r>
         <w:t xml:space="preserve"> — modifié — </w:t>
       </w:r>
-      <w:hyperlink w:history="1" r:id="rIdxnua6yagl5mcgg63i4viu">
+      <w:hyperlink w:history="1" r:id="rId4rufxwrqnngitg0a2iwwc">
         <w:r>
           <w:rPr>
             <w:rStyle w:val="Hyperlink"/>
@@ -1933,7 +1933,7 @@
       <w:r>
         <w:t xml:space="preserve"> — modifié — </w:t>
       </w:r>
-      <w:hyperlink w:history="1" r:id="rIdz9coi50aeevbjzcl2hlww">
+      <w:hyperlink w:history="1" r:id="rIdnf3q0v9ktgahhk_dcpnga">
         <w:r>
           <w:rPr>
             <w:rStyle w:val="Hyperlink"/>
@@ -1962,7 +1962,7 @@
       <w:r>
         <w:t xml:space="preserve"> — créé — </w:t>
       </w:r>
-      <w:hyperlink w:history="1" r:id="rIdffcgcuvehzq73i-16mcnj">
+      <w:hyperlink w:history="1" r:id="rIdi5zugs6lnl08amzhxrct5">
         <w:r>
           <w:rPr>
             <w:rStyle w:val="Hyperlink"/>
@@ -1991,7 +1991,7 @@
       <w:r>
         <w:t xml:space="preserve"> — modifié — </w:t>
       </w:r>
-      <w:hyperlink w:history="1" r:id="rId4xsaynxuc1h227m8nlhj-">
+      <w:hyperlink w:history="1" r:id="rIdgr49-kzxmjame_xybfdvh">
         <w:r>
           <w:rPr>
             <w:rStyle w:val="Hyperlink"/>
@@ -2020,7 +2020,7 @@
       <w:r>
         <w:t xml:space="preserve"> — modifié — </w:t>
       </w:r>
-      <w:hyperlink w:history="1" r:id="rIdlzthirm8zbkdv8onytsk4">
+      <w:hyperlink w:history="1" r:id="rIdt6iynz9aygmroeg7slniv">
         <w:r>
           <w:rPr>
             <w:rStyle w:val="Hyperlink"/>
@@ -2049,7 +2049,7 @@
       <w:r>
         <w:t xml:space="preserve"> — modifié — </w:t>
       </w:r>
-      <w:hyperlink w:history="1" r:id="rIdvu51e-hahgkcsinemoobf">
+      <w:hyperlink w:history="1" r:id="rIdhhq9ofdkq_fumimufziiy">
         <w:r>
           <w:rPr>
             <w:rStyle w:val="Hyperlink"/>

--- a/docs/developpement/phases/word/PHASE_05_COMPTES_DES_CAISSIERES_ET_TABLETTES_ENREGISTREES.docx
+++ b/docs/developpement/phases/word/PHASE_05_COMPTES_DES_CAISSIERES_ET_TABLETTES_ENREGISTREES.docx
@@ -18,9 +18,9 @@
         <w:shd w:fill="F6F3FF" w:color="auto" w:val="clear"/>
       </w:pPr>
       <w:r>
-        <w:t xml:space="preserve">FlaiX Expert · dossier de développement · généré le 2026-10-19 depuis le dépôt </w:t>
-      </w:r>
-      <w:hyperlink w:history="1" r:id="rIdyyk3tiztwtqkkjv2kbqk8">
+        <w:t xml:space="preserve">FlaiX Expert · dossier de développement · généré le 2026-10-21 depuis le dépôt </w:t>
+      </w:r>
+      <w:hyperlink w:history="1" r:id="rIdnmqvuumi5yiiu8v9qnqhd">
         <w:r>
           <w:rPr>
             <w:rStyle w:val="Hyperlink"/>
@@ -1089,7 +1089,7 @@
           <w:numId w:val="4"/>
         </w:numPr>
       </w:pPr>
-      <w:hyperlink w:history="1" r:id="rIdda79axotwrklszn2zgmuo">
+      <w:hyperlink w:history="1" r:id="rIdakckacqsgrxw_z41p9yza">
         <w:r>
           <w:rPr>
             <w:rStyle w:val="Hyperlink"/>
@@ -1109,7 +1109,7 @@
           <w:numId w:val="4"/>
         </w:numPr>
       </w:pPr>
-      <w:hyperlink w:history="1" r:id="rIdxmsjurmxulwx0tuu_8z75">
+      <w:hyperlink w:history="1" r:id="rIdga49wqjcazpu_e30xdx3d">
         <w:r>
           <w:rPr>
             <w:rStyle w:val="Hyperlink"/>
@@ -1129,7 +1129,7 @@
           <w:numId w:val="4"/>
         </w:numPr>
       </w:pPr>
-      <w:hyperlink w:history="1" r:id="rIdv8r3tpd0trqzqeua8iaaj">
+      <w:hyperlink w:history="1" r:id="rIdh8naq0hrwtr8ouldtboun">
         <w:r>
           <w:rPr>
             <w:rStyle w:val="Hyperlink"/>
@@ -1149,7 +1149,7 @@
           <w:numId w:val="4"/>
         </w:numPr>
       </w:pPr>
-      <w:hyperlink w:history="1" r:id="rIdnquf7qppxr-jrzbbyq9d6">
+      <w:hyperlink w:history="1" r:id="rIdmbop47naxnhfq1mljwers">
         <w:r>
           <w:rPr>
             <w:rStyle w:val="Hyperlink"/>
@@ -1197,7 +1197,7 @@
       <w:r>
         <w:t xml:space="preserve"> — créé — </w:t>
       </w:r>
-      <w:hyperlink w:history="1" r:id="rIddw-tbrwn7op9mgg4pa9mo">
+      <w:hyperlink w:history="1" r:id="rIdihvhkp_wrlkaw70dg9wh_">
         <w:r>
           <w:rPr>
             <w:rStyle w:val="Hyperlink"/>
@@ -1234,7 +1234,7 @@
       <w:r>
         <w:t xml:space="preserve"> — modifié — </w:t>
       </w:r>
-      <w:hyperlink w:history="1" r:id="rId9pvywuvpbdsi2pfukrfn2">
+      <w:hyperlink w:history="1" r:id="rIdoyd7sgs-rpd3fl66bi5-f">
         <w:r>
           <w:rPr>
             <w:rStyle w:val="Hyperlink"/>
@@ -1263,7 +1263,7 @@
       <w:r>
         <w:t xml:space="preserve"> — créé — </w:t>
       </w:r>
-      <w:hyperlink w:history="1" r:id="rId0scpglybxk5ug3ronb82c">
+      <w:hyperlink w:history="1" r:id="rIdm4sfyfhxjv6d-pxcxaedz">
         <w:r>
           <w:rPr>
             <w:rStyle w:val="Hyperlink"/>
@@ -1292,7 +1292,7 @@
       <w:r>
         <w:t xml:space="preserve"> — modifié — </w:t>
       </w:r>
-      <w:hyperlink w:history="1" r:id="rId1lqmyweu1vjuukqqd4f05">
+      <w:hyperlink w:history="1" r:id="rIdnywhjgapci8jtyzf423bs">
         <w:r>
           <w:rPr>
             <w:rStyle w:val="Hyperlink"/>
@@ -1329,7 +1329,7 @@
       <w:r>
         <w:t xml:space="preserve"> — modifié — </w:t>
       </w:r>
-      <w:hyperlink w:history="1" r:id="rIdsqo-xwlb7cnu18mvgyojz">
+      <w:hyperlink w:history="1" r:id="rIdlpjqxheggkdmi3jjizhoo">
         <w:r>
           <w:rPr>
             <w:rStyle w:val="Hyperlink"/>
@@ -1358,7 +1358,7 @@
       <w:r>
         <w:t xml:space="preserve"> — modifié — </w:t>
       </w:r>
-      <w:hyperlink w:history="1" r:id="rIdz8zfxq0d0bbuyvjoztvrk">
+      <w:hyperlink w:history="1" r:id="rIdrqheqye9ndrkiz0scqt4g">
         <w:r>
           <w:rPr>
             <w:rStyle w:val="Hyperlink"/>
@@ -1387,7 +1387,7 @@
       <w:r>
         <w:t xml:space="preserve"> — modifié — </w:t>
       </w:r>
-      <w:hyperlink w:history="1" r:id="rIdzdlai36xyzxduzibcx_cx">
+      <w:hyperlink w:history="1" r:id="rIdcv-zhml1ozaddw5bov6gi">
         <w:r>
           <w:rPr>
             <w:rStyle w:val="Hyperlink"/>
@@ -1424,7 +1424,7 @@
       <w:r>
         <w:t xml:space="preserve"> — créé — </w:t>
       </w:r>
-      <w:hyperlink w:history="1" r:id="rId1q7pfocy23pioihz-l8hv">
+      <w:hyperlink w:history="1" r:id="rIdj30bmbgxgztliv-tpjw7_">
         <w:r>
           <w:rPr>
             <w:rStyle w:val="Hyperlink"/>
@@ -1453,7 +1453,7 @@
       <w:r>
         <w:t xml:space="preserve"> — modifié — </w:t>
       </w:r>
-      <w:hyperlink w:history="1" r:id="rIdbs82_tnyhx3avfq9q53es">
+      <w:hyperlink w:history="1" r:id="rIdpbmt-eqxevlbi30pgzesr">
         <w:r>
           <w:rPr>
             <w:rStyle w:val="Hyperlink"/>
@@ -1482,7 +1482,7 @@
       <w:r>
         <w:t xml:space="preserve"> — modifié — </w:t>
       </w:r>
-      <w:hyperlink w:history="1" r:id="rIdedn2xf6t1xw6lsq_yebve">
+      <w:hyperlink w:history="1" r:id="rIdmhveu_jfr4rryappe09ug">
         <w:r>
           <w:rPr>
             <w:rStyle w:val="Hyperlink"/>
@@ -1511,7 +1511,7 @@
       <w:r>
         <w:t xml:space="preserve"> — modifié — </w:t>
       </w:r>
-      <w:hyperlink w:history="1" r:id="rIddugf2chvx1mpwrtipi6ac">
+      <w:hyperlink w:history="1" r:id="rIdtpa5t2fbaw5ospj34ddvs">
         <w:r>
           <w:rPr>
             <w:rStyle w:val="Hyperlink"/>
@@ -1540,7 +1540,7 @@
       <w:r>
         <w:t xml:space="preserve"> — modifié — </w:t>
       </w:r>
-      <w:hyperlink w:history="1" r:id="rIdgwoqb6z_omjyjaro9qils">
+      <w:hyperlink w:history="1" r:id="rIdrpibkp6pkbdh1_5eiw4to">
         <w:r>
           <w:rPr>
             <w:rStyle w:val="Hyperlink"/>
@@ -1569,7 +1569,7 @@
       <w:r>
         <w:t xml:space="preserve"> — créé — </w:t>
       </w:r>
-      <w:hyperlink w:history="1" r:id="rIdtxqbiqocgg-cwmihnfdnv">
+      <w:hyperlink w:history="1" r:id="rIdvslquqe6p25mqhs-r14di">
         <w:r>
           <w:rPr>
             <w:rStyle w:val="Hyperlink"/>
@@ -1598,7 +1598,7 @@
       <w:r>
         <w:t xml:space="preserve"> — modifié — </w:t>
       </w:r>
-      <w:hyperlink w:history="1" r:id="rIdnfxe_g2sjtt7eafnfwx1m">
+      <w:hyperlink w:history="1" r:id="rIdj2frmslqoimbdd1xbnqig">
         <w:r>
           <w:rPr>
             <w:rStyle w:val="Hyperlink"/>
@@ -1627,7 +1627,7 @@
       <w:r>
         <w:t xml:space="preserve"> — modifié — </w:t>
       </w:r>
-      <w:hyperlink w:history="1" r:id="rIdzzgm4rlarioesotxaafj-">
+      <w:hyperlink w:history="1" r:id="rIdfhoh5sfkpxnqd6ko-tfam">
         <w:r>
           <w:rPr>
             <w:rStyle w:val="Hyperlink"/>
@@ -1664,7 +1664,7 @@
       <w:r>
         <w:t xml:space="preserve"> — modifié — </w:t>
       </w:r>
-      <w:hyperlink w:history="1" r:id="rIdnjbuaiowjqxyw7ub7liwq">
+      <w:hyperlink w:history="1" r:id="rIdmpg7wgekd-m3hagrziiek">
         <w:r>
           <w:rPr>
             <w:rStyle w:val="Hyperlink"/>
@@ -1693,7 +1693,7 @@
       <w:r>
         <w:t xml:space="preserve"> — modifié — </w:t>
       </w:r>
-      <w:hyperlink w:history="1" r:id="rIdonfzvasz0mzzp4__y5adf">
+      <w:hyperlink w:history="1" r:id="rIdwzrdme27j3oz4o9qki0fe">
         <w:r>
           <w:rPr>
             <w:rStyle w:val="Hyperlink"/>
@@ -1722,7 +1722,7 @@
       <w:r>
         <w:t xml:space="preserve"> — modifié — </w:t>
       </w:r>
-      <w:hyperlink w:history="1" r:id="rIdtkfykc1xbpa9sptpapn-v">
+      <w:hyperlink w:history="1" r:id="rIdi30ctw0qsriecwbzanghp">
         <w:r>
           <w:rPr>
             <w:rStyle w:val="Hyperlink"/>
@@ -1751,7 +1751,7 @@
       <w:r>
         <w:t xml:space="preserve"> — créé — </w:t>
       </w:r>
-      <w:hyperlink w:history="1" r:id="rIdduyt_8eqtsf-i-gtn_e8t">
+      <w:hyperlink w:history="1" r:id="rId_9vejxd2ivvcxffyjcwur">
         <w:r>
           <w:rPr>
             <w:rStyle w:val="Hyperlink"/>
@@ -1780,7 +1780,7 @@
       <w:r>
         <w:t xml:space="preserve"> — modifié — </w:t>
       </w:r>
-      <w:hyperlink w:history="1" r:id="rIdwdez3d-xlyb7ux6voxg4n">
+      <w:hyperlink w:history="1" r:id="rIdgogmaqbrtjcambspalpbx">
         <w:r>
           <w:rPr>
             <w:rStyle w:val="Hyperlink"/>
@@ -1809,7 +1809,7 @@
       <w:r>
         <w:t xml:space="preserve"> — créé — </w:t>
       </w:r>
-      <w:hyperlink w:history="1" r:id="rIdzodgwreh_qxwvzrmkylmm">
+      <w:hyperlink w:history="1" r:id="rIdqsd5q1esbp4zslxvqr1ff">
         <w:r>
           <w:rPr>
             <w:rStyle w:val="Hyperlink"/>
@@ -1838,7 +1838,7 @@
       <w:r>
         <w:t xml:space="preserve"> — créé — </w:t>
       </w:r>
-      <w:hyperlink w:history="1" r:id="rIdxydqfldqmv4zmlvnjack3">
+      <w:hyperlink w:history="1" r:id="rIdclhzrpd-9x0r3ekkhv_e7">
         <w:r>
           <w:rPr>
             <w:rStyle w:val="Hyperlink"/>
@@ -1867,7 +1867,7 @@
       <w:r>
         <w:t xml:space="preserve"> — modifié — </w:t>
       </w:r>
-      <w:hyperlink w:history="1" r:id="rId1ycqpigpxom8429nr7duz">
+      <w:hyperlink w:history="1" r:id="rIdaczw0ofljdzp53y1ugek6">
         <w:r>
           <w:rPr>
             <w:rStyle w:val="Hyperlink"/>
@@ -1896,7 +1896,7 @@
       <w:r>
         <w:t xml:space="preserve"> — modifié — </w:t>
       </w:r>
-      <w:hyperlink w:history="1" r:id="rId4rufxwrqnngitg0a2iwwc">
+      <w:hyperlink w:history="1" r:id="rIdeju47ubxf6xacvfho9shp">
         <w:r>
           <w:rPr>
             <w:rStyle w:val="Hyperlink"/>
@@ -1933,7 +1933,7 @@
       <w:r>
         <w:t xml:space="preserve"> — modifié — </w:t>
       </w:r>
-      <w:hyperlink w:history="1" r:id="rIdnf3q0v9ktgahhk_dcpnga">
+      <w:hyperlink w:history="1" r:id="rIdrf5ci32iz1wlqdeusx1fg">
         <w:r>
           <w:rPr>
             <w:rStyle w:val="Hyperlink"/>
@@ -1962,7 +1962,7 @@
       <w:r>
         <w:t xml:space="preserve"> — créé — </w:t>
       </w:r>
-      <w:hyperlink w:history="1" r:id="rIdi5zugs6lnl08amzhxrct5">
+      <w:hyperlink w:history="1" r:id="rIdsfru91pnfxf0ga6esrqiq">
         <w:r>
           <w:rPr>
             <w:rStyle w:val="Hyperlink"/>
@@ -1991,7 +1991,7 @@
       <w:r>
         <w:t xml:space="preserve"> — modifié — </w:t>
       </w:r>
-      <w:hyperlink w:history="1" r:id="rIdgr49-kzxmjame_xybfdvh">
+      <w:hyperlink w:history="1" r:id="rIdk8lkakhvxt8naclcw9doo">
         <w:r>
           <w:rPr>
             <w:rStyle w:val="Hyperlink"/>
@@ -2020,7 +2020,7 @@
       <w:r>
         <w:t xml:space="preserve"> — modifié — </w:t>
       </w:r>
-      <w:hyperlink w:history="1" r:id="rIdt6iynz9aygmroeg7slniv">
+      <w:hyperlink w:history="1" r:id="rIdacbeecc-dly9ju3iccftl">
         <w:r>
           <w:rPr>
             <w:rStyle w:val="Hyperlink"/>
@@ -2049,7 +2049,7 @@
       <w:r>
         <w:t xml:space="preserve"> — modifié — </w:t>
       </w:r>
-      <w:hyperlink w:history="1" r:id="rIdhhq9ofdkq_fumimufziiy">
+      <w:hyperlink w:history="1" r:id="rId7wnrdw06asmx9udith0cg">
         <w:r>
           <w:rPr>
             <w:rStyle w:val="Hyperlink"/>

--- a/docs/developpement/phases/word/PHASE_05_COMPTES_DES_CAISSIERES_ET_TABLETTES_ENREGISTREES.docx
+++ b/docs/developpement/phases/word/PHASE_05_COMPTES_DES_CAISSIERES_ET_TABLETTES_ENREGISTREES.docx
@@ -20,7 +20,7 @@
       <w:r>
         <w:t xml:space="preserve">FlaiX Expert · dossier de développement · généré le 2026-10-21 depuis le dépôt </w:t>
       </w:r>
-      <w:hyperlink w:history="1" r:id="rIdnmqvuumi5yiiu8v9qnqhd">
+      <w:hyperlink w:history="1" r:id="rId595o6uhmwau8yuvlpyfvl">
         <w:r>
           <w:rPr>
             <w:rStyle w:val="Hyperlink"/>
@@ -1089,7 +1089,7 @@
           <w:numId w:val="4"/>
         </w:numPr>
       </w:pPr>
-      <w:hyperlink w:history="1" r:id="rIdakckacqsgrxw_z41p9yza">
+      <w:hyperlink w:history="1" r:id="rIdfarkn1nnfbw4ofx8u_oxq">
         <w:r>
           <w:rPr>
             <w:rStyle w:val="Hyperlink"/>
@@ -1109,7 +1109,7 @@
           <w:numId w:val="4"/>
         </w:numPr>
       </w:pPr>
-      <w:hyperlink w:history="1" r:id="rIdga49wqjcazpu_e30xdx3d">
+      <w:hyperlink w:history="1" r:id="rIdx51gjj-tmemfaj8gg9vmi">
         <w:r>
           <w:rPr>
             <w:rStyle w:val="Hyperlink"/>
@@ -1129,7 +1129,7 @@
           <w:numId w:val="4"/>
         </w:numPr>
       </w:pPr>
-      <w:hyperlink w:history="1" r:id="rIdh8naq0hrwtr8ouldtboun">
+      <w:hyperlink w:history="1" r:id="rIdaoa0ocoz0wodsenzeq-ep">
         <w:r>
           <w:rPr>
             <w:rStyle w:val="Hyperlink"/>
@@ -1149,7 +1149,7 @@
           <w:numId w:val="4"/>
         </w:numPr>
       </w:pPr>
-      <w:hyperlink w:history="1" r:id="rIdmbop47naxnhfq1mljwers">
+      <w:hyperlink w:history="1" r:id="rIdueikzmheuojszxn4m9ujd">
         <w:r>
           <w:rPr>
             <w:rStyle w:val="Hyperlink"/>
@@ -1197,7 +1197,7 @@
       <w:r>
         <w:t xml:space="preserve"> — créé — </w:t>
       </w:r>
-      <w:hyperlink w:history="1" r:id="rIdihvhkp_wrlkaw70dg9wh_">
+      <w:hyperlink w:history="1" r:id="rId63xvgmmy4nrorzxbltjkx">
         <w:r>
           <w:rPr>
             <w:rStyle w:val="Hyperlink"/>
@@ -1234,7 +1234,7 @@
       <w:r>
         <w:t xml:space="preserve"> — modifié — </w:t>
       </w:r>
-      <w:hyperlink w:history="1" r:id="rIdoyd7sgs-rpd3fl66bi5-f">
+      <w:hyperlink w:history="1" r:id="rIdnpz6st9aefleqfkazlh23">
         <w:r>
           <w:rPr>
             <w:rStyle w:val="Hyperlink"/>
@@ -1263,7 +1263,7 @@
       <w:r>
         <w:t xml:space="preserve"> — créé — </w:t>
       </w:r>
-      <w:hyperlink w:history="1" r:id="rIdm4sfyfhxjv6d-pxcxaedz">
+      <w:hyperlink w:history="1" r:id="rId_rmzimhywkbiz7xyxwqte">
         <w:r>
           <w:rPr>
             <w:rStyle w:val="Hyperlink"/>
@@ -1292,7 +1292,7 @@
       <w:r>
         <w:t xml:space="preserve"> — modifié — </w:t>
       </w:r>
-      <w:hyperlink w:history="1" r:id="rIdnywhjgapci8jtyzf423bs">
+      <w:hyperlink w:history="1" r:id="rId8yhqk1xs5neeebtewvg2q">
         <w:r>
           <w:rPr>
             <w:rStyle w:val="Hyperlink"/>
@@ -1329,7 +1329,7 @@
       <w:r>
         <w:t xml:space="preserve"> — modifié — </w:t>
       </w:r>
-      <w:hyperlink w:history="1" r:id="rIdlpjqxheggkdmi3jjizhoo">
+      <w:hyperlink w:history="1" r:id="rId4nalqlceresazgna-urfg">
         <w:r>
           <w:rPr>
             <w:rStyle w:val="Hyperlink"/>
@@ -1358,7 +1358,7 @@
       <w:r>
         <w:t xml:space="preserve"> — modifié — </w:t>
       </w:r>
-      <w:hyperlink w:history="1" r:id="rIdrqheqye9ndrkiz0scqt4g">
+      <w:hyperlink w:history="1" r:id="rIdczsbsskjaqarkplfptth-">
         <w:r>
           <w:rPr>
             <w:rStyle w:val="Hyperlink"/>
@@ -1387,7 +1387,7 @@
       <w:r>
         <w:t xml:space="preserve"> — modifié — </w:t>
       </w:r>
-      <w:hyperlink w:history="1" r:id="rIdcv-zhml1ozaddw5bov6gi">
+      <w:hyperlink w:history="1" r:id="rIdlrapmpzvfu15lyxhbrq-9">
         <w:r>
           <w:rPr>
             <w:rStyle w:val="Hyperlink"/>
@@ -1424,7 +1424,7 @@
       <w:r>
         <w:t xml:space="preserve"> — créé — </w:t>
       </w:r>
-      <w:hyperlink w:history="1" r:id="rIdj30bmbgxgztliv-tpjw7_">
+      <w:hyperlink w:history="1" r:id="rIdlj0rzgeh0se5ii-b1zmdb">
         <w:r>
           <w:rPr>
             <w:rStyle w:val="Hyperlink"/>
@@ -1453,7 +1453,7 @@
       <w:r>
         <w:t xml:space="preserve"> — modifié — </w:t>
       </w:r>
-      <w:hyperlink w:history="1" r:id="rIdpbmt-eqxevlbi30pgzesr">
+      <w:hyperlink w:history="1" r:id="rIdn3sxmiraehosyeujrqjsy">
         <w:r>
           <w:rPr>
             <w:rStyle w:val="Hyperlink"/>
@@ -1482,7 +1482,7 @@
       <w:r>
         <w:t xml:space="preserve"> — modifié — </w:t>
       </w:r>
-      <w:hyperlink w:history="1" r:id="rIdmhveu_jfr4rryappe09ug">
+      <w:hyperlink w:history="1" r:id="rIddzpdr_hpniqixabuvocug">
         <w:r>
           <w:rPr>
             <w:rStyle w:val="Hyperlink"/>
@@ -1511,7 +1511,7 @@
       <w:r>
         <w:t xml:space="preserve"> — modifié — </w:t>
       </w:r>
-      <w:hyperlink w:history="1" r:id="rIdtpa5t2fbaw5ospj34ddvs">
+      <w:hyperlink w:history="1" r:id="rIdjl-_xppgfqcz7g_njd8_5">
         <w:r>
           <w:rPr>
             <w:rStyle w:val="Hyperlink"/>
@@ -1540,7 +1540,7 @@
       <w:r>
         <w:t xml:space="preserve"> — modifié — </w:t>
       </w:r>
-      <w:hyperlink w:history="1" r:id="rIdrpibkp6pkbdh1_5eiw4to">
+      <w:hyperlink w:history="1" r:id="rIdkc7v1euh3aa_6ikoarusa">
         <w:r>
           <w:rPr>
             <w:rStyle w:val="Hyperlink"/>
@@ -1569,7 +1569,7 @@
       <w:r>
         <w:t xml:space="preserve"> — créé — </w:t>
       </w:r>
-      <w:hyperlink w:history="1" r:id="rIdvslquqe6p25mqhs-r14di">
+      <w:hyperlink w:history="1" r:id="rIdsq2wmj4ovlykhyaqxn9tt">
         <w:r>
           <w:rPr>
             <w:rStyle w:val="Hyperlink"/>
@@ -1598,7 +1598,7 @@
       <w:r>
         <w:t xml:space="preserve"> — modifié — </w:t>
       </w:r>
-      <w:hyperlink w:history="1" r:id="rIdj2frmslqoimbdd1xbnqig">
+      <w:hyperlink w:history="1" r:id="rIdxnufzgu6ux9swmk7-6x_7">
         <w:r>
           <w:rPr>
             <w:rStyle w:val="Hyperlink"/>
@@ -1627,7 +1627,7 @@
       <w:r>
         <w:t xml:space="preserve"> — modifié — </w:t>
       </w:r>
-      <w:hyperlink w:history="1" r:id="rIdfhoh5sfkpxnqd6ko-tfam">
+      <w:hyperlink w:history="1" r:id="rIdli32ogkwqsder9qdtxa63">
         <w:r>
           <w:rPr>
             <w:rStyle w:val="Hyperlink"/>
@@ -1664,7 +1664,7 @@
       <w:r>
         <w:t xml:space="preserve"> — modifié — </w:t>
       </w:r>
-      <w:hyperlink w:history="1" r:id="rIdmpg7wgekd-m3hagrziiek">
+      <w:hyperlink w:history="1" r:id="rIdaqzcm3fhfbrfp-1o7ep0m">
         <w:r>
           <w:rPr>
             <w:rStyle w:val="Hyperlink"/>
@@ -1693,7 +1693,7 @@
       <w:r>
         <w:t xml:space="preserve"> — modifié — </w:t>
       </w:r>
-      <w:hyperlink w:history="1" r:id="rIdwzrdme27j3oz4o9qki0fe">
+      <w:hyperlink w:history="1" r:id="rIdkr-gsiyoycgc6tdlejdtg">
         <w:r>
           <w:rPr>
             <w:rStyle w:val="Hyperlink"/>
@@ -1722,7 +1722,7 @@
       <w:r>
         <w:t xml:space="preserve"> — modifié — </w:t>
       </w:r>
-      <w:hyperlink w:history="1" r:id="rIdi30ctw0qsriecwbzanghp">
+      <w:hyperlink w:history="1" r:id="rIduz-372gbfms64-akgq1-u">
         <w:r>
           <w:rPr>
             <w:rStyle w:val="Hyperlink"/>
@@ -1751,7 +1751,7 @@
       <w:r>
         <w:t xml:space="preserve"> — créé — </w:t>
       </w:r>
-      <w:hyperlink w:history="1" r:id="rId_9vejxd2ivvcxffyjcwur">
+      <w:hyperlink w:history="1" r:id="rId6_k4md6yzzu-qej7atfs6">
         <w:r>
           <w:rPr>
             <w:rStyle w:val="Hyperlink"/>
@@ -1780,7 +1780,7 @@
       <w:r>
         <w:t xml:space="preserve"> — modifié — </w:t>
       </w:r>
-      <w:hyperlink w:history="1" r:id="rIdgogmaqbrtjcambspalpbx">
+      <w:hyperlink w:history="1" r:id="rId3fbo_fydbkkadn3n8xqlu">
         <w:r>
           <w:rPr>
             <w:rStyle w:val="Hyperlink"/>
@@ -1809,7 +1809,7 @@
       <w:r>
         <w:t xml:space="preserve"> — créé — </w:t>
       </w:r>
-      <w:hyperlink w:history="1" r:id="rIdqsd5q1esbp4zslxvqr1ff">
+      <w:hyperlink w:history="1" r:id="rIdn34lunygvequkmv5oixyt">
         <w:r>
           <w:rPr>
             <w:rStyle w:val="Hyperlink"/>
@@ -1838,7 +1838,7 @@
       <w:r>
         <w:t xml:space="preserve"> — créé — </w:t>
       </w:r>
-      <w:hyperlink w:history="1" r:id="rIdclhzrpd-9x0r3ekkhv_e7">
+      <w:hyperlink w:history="1" r:id="rIdtymo79enppll5ezmitayc">
         <w:r>
           <w:rPr>
             <w:rStyle w:val="Hyperlink"/>
@@ -1867,7 +1867,7 @@
       <w:r>
         <w:t xml:space="preserve"> — modifié — </w:t>
       </w:r>
-      <w:hyperlink w:history="1" r:id="rIdaczw0ofljdzp53y1ugek6">
+      <w:hyperlink w:history="1" r:id="rIdmts6c1xov63zhz-qoz6nf">
         <w:r>
           <w:rPr>
             <w:rStyle w:val="Hyperlink"/>
@@ -1896,7 +1896,7 @@
       <w:r>
         <w:t xml:space="preserve"> — modifié — </w:t>
       </w:r>
-      <w:hyperlink w:history="1" r:id="rIdeju47ubxf6xacvfho9shp">
+      <w:hyperlink w:history="1" r:id="rIdw5phyon8tut6jt3zznfcp">
         <w:r>
           <w:rPr>
             <w:rStyle w:val="Hyperlink"/>
@@ -1933,7 +1933,7 @@
       <w:r>
         <w:t xml:space="preserve"> — modifié — </w:t>
       </w:r>
-      <w:hyperlink w:history="1" r:id="rIdrf5ci32iz1wlqdeusx1fg">
+      <w:hyperlink w:history="1" r:id="rIdeabxxtexhbj1_picsbwgi">
         <w:r>
           <w:rPr>
             <w:rStyle w:val="Hyperlink"/>
@@ -1962,7 +1962,7 @@
       <w:r>
         <w:t xml:space="preserve"> — créé — </w:t>
       </w:r>
-      <w:hyperlink w:history="1" r:id="rIdsfru91pnfxf0ga6esrqiq">
+      <w:hyperlink w:history="1" r:id="rId_-xaw-xe3mkpuz1jmekas">
         <w:r>
           <w:rPr>
             <w:rStyle w:val="Hyperlink"/>
@@ -1991,7 +1991,7 @@
       <w:r>
         <w:t xml:space="preserve"> — modifié — </w:t>
       </w:r>
-      <w:hyperlink w:history="1" r:id="rIdk8lkakhvxt8naclcw9doo">
+      <w:hyperlink w:history="1" r:id="rIdwc9xymjmct5getede_mqs">
         <w:r>
           <w:rPr>
             <w:rStyle w:val="Hyperlink"/>
@@ -2020,7 +2020,7 @@
       <w:r>
         <w:t xml:space="preserve"> — modifié — </w:t>
       </w:r>
-      <w:hyperlink w:history="1" r:id="rIdacbeecc-dly9ju3iccftl">
+      <w:hyperlink w:history="1" r:id="rIdr794f06dkpududu6h9lbs">
         <w:r>
           <w:rPr>
             <w:rStyle w:val="Hyperlink"/>
@@ -2049,7 +2049,7 @@
       <w:r>
         <w:t xml:space="preserve"> — modifié — </w:t>
       </w:r>
-      <w:hyperlink w:history="1" r:id="rId7wnrdw06asmx9udith0cg">
+      <w:hyperlink w:history="1" r:id="rIdsaqppentcmapsdql65oe-">
         <w:r>
           <w:rPr>
             <w:rStyle w:val="Hyperlink"/>

--- a/docs/developpement/phases/word/PHASE_05_COMPTES_DES_CAISSIERES_ET_TABLETTES_ENREGISTREES.docx
+++ b/docs/developpement/phases/word/PHASE_05_COMPTES_DES_CAISSIERES_ET_TABLETTES_ENREGISTREES.docx
@@ -18,9 +18,9 @@
         <w:shd w:fill="F6F3FF" w:color="auto" w:val="clear"/>
       </w:pPr>
       <w:r>
-        <w:t xml:space="preserve">FlaiX Expert · dossier de développement · généré le 2026-10-21 depuis le dépôt </w:t>
-      </w:r>
-      <w:hyperlink w:history="1" r:id="rId595o6uhmwau8yuvlpyfvl">
+        <w:t xml:space="preserve">FlaiX Expert · dossier de développement · généré le 2026-10-23 depuis le dépôt </w:t>
+      </w:r>
+      <w:hyperlink w:history="1" r:id="rIdp5vzyw89x2vffj4solxbn">
         <w:r>
           <w:rPr>
             <w:rStyle w:val="Hyperlink"/>
@@ -1089,7 +1089,7 @@
           <w:numId w:val="4"/>
         </w:numPr>
       </w:pPr>
-      <w:hyperlink w:history="1" r:id="rIdfarkn1nnfbw4ofx8u_oxq">
+      <w:hyperlink w:history="1" r:id="rIdt8cr2-jg0_nrunhu_ajms">
         <w:r>
           <w:rPr>
             <w:rStyle w:val="Hyperlink"/>
@@ -1109,7 +1109,7 @@
           <w:numId w:val="4"/>
         </w:numPr>
       </w:pPr>
-      <w:hyperlink w:history="1" r:id="rIdx51gjj-tmemfaj8gg9vmi">
+      <w:hyperlink w:history="1" r:id="rIdhmab_qxnplpumic1gir8c">
         <w:r>
           <w:rPr>
             <w:rStyle w:val="Hyperlink"/>
@@ -1129,7 +1129,7 @@
           <w:numId w:val="4"/>
         </w:numPr>
       </w:pPr>
-      <w:hyperlink w:history="1" r:id="rIdaoa0ocoz0wodsenzeq-ep">
+      <w:hyperlink w:history="1" r:id="rIdvkux9kbkcyukn2u86mhtz">
         <w:r>
           <w:rPr>
             <w:rStyle w:val="Hyperlink"/>
@@ -1149,7 +1149,7 @@
           <w:numId w:val="4"/>
         </w:numPr>
       </w:pPr>
-      <w:hyperlink w:history="1" r:id="rIdueikzmheuojszxn4m9ujd">
+      <w:hyperlink w:history="1" r:id="rId4runvu55q_4rddnp1xi37">
         <w:r>
           <w:rPr>
             <w:rStyle w:val="Hyperlink"/>
@@ -1197,7 +1197,7 @@
       <w:r>
         <w:t xml:space="preserve"> — créé — </w:t>
       </w:r>
-      <w:hyperlink w:history="1" r:id="rId63xvgmmy4nrorzxbltjkx">
+      <w:hyperlink w:history="1" r:id="rId5ejsupcjkoivodggxxzme">
         <w:r>
           <w:rPr>
             <w:rStyle w:val="Hyperlink"/>
@@ -1234,7 +1234,7 @@
       <w:r>
         <w:t xml:space="preserve"> — modifié — </w:t>
       </w:r>
-      <w:hyperlink w:history="1" r:id="rIdnpz6st9aefleqfkazlh23">
+      <w:hyperlink w:history="1" r:id="rIddiabbte6tdpl7c9ccatht">
         <w:r>
           <w:rPr>
             <w:rStyle w:val="Hyperlink"/>
@@ -1263,7 +1263,7 @@
       <w:r>
         <w:t xml:space="preserve"> — créé — </w:t>
       </w:r>
-      <w:hyperlink w:history="1" r:id="rId_rmzimhywkbiz7xyxwqte">
+      <w:hyperlink w:history="1" r:id="rIduj6sbxoxa_qpxmtjehok-">
         <w:r>
           <w:rPr>
             <w:rStyle w:val="Hyperlink"/>
@@ -1292,7 +1292,7 @@
       <w:r>
         <w:t xml:space="preserve"> — modifié — </w:t>
       </w:r>
-      <w:hyperlink w:history="1" r:id="rId8yhqk1xs5neeebtewvg2q">
+      <w:hyperlink w:history="1" r:id="rIdwaquwwhku2bfizixq3mrl">
         <w:r>
           <w:rPr>
             <w:rStyle w:val="Hyperlink"/>
@@ -1329,7 +1329,7 @@
       <w:r>
         <w:t xml:space="preserve"> — modifié — </w:t>
       </w:r>
-      <w:hyperlink w:history="1" r:id="rId4nalqlceresazgna-urfg">
+      <w:hyperlink w:history="1" r:id="rIdmpdrsfajplyqkk_2disxc">
         <w:r>
           <w:rPr>
             <w:rStyle w:val="Hyperlink"/>
@@ -1358,7 +1358,7 @@
       <w:r>
         <w:t xml:space="preserve"> — modifié — </w:t>
       </w:r>
-      <w:hyperlink w:history="1" r:id="rIdczsbsskjaqarkplfptth-">
+      <w:hyperlink w:history="1" r:id="rIdtnow1jsexyjpihfz1yla9">
         <w:r>
           <w:rPr>
             <w:rStyle w:val="Hyperlink"/>
@@ -1387,7 +1387,7 @@
       <w:r>
         <w:t xml:space="preserve"> — modifié — </w:t>
       </w:r>
-      <w:hyperlink w:history="1" r:id="rIdlrapmpzvfu15lyxhbrq-9">
+      <w:hyperlink w:history="1" r:id="rIdgxlgb09mieo3nt4i8_mik">
         <w:r>
           <w:rPr>
             <w:rStyle w:val="Hyperlink"/>
@@ -1424,7 +1424,7 @@
       <w:r>
         <w:t xml:space="preserve"> — créé — </w:t>
       </w:r>
-      <w:hyperlink w:history="1" r:id="rIdlj0rzgeh0se5ii-b1zmdb">
+      <w:hyperlink w:history="1" r:id="rIdem1hptuxefkyyotno-ky1">
         <w:r>
           <w:rPr>
             <w:rStyle w:val="Hyperlink"/>
@@ -1453,7 +1453,7 @@
       <w:r>
         <w:t xml:space="preserve"> — modifié — </w:t>
       </w:r>
-      <w:hyperlink w:history="1" r:id="rIdn3sxmiraehosyeujrqjsy">
+      <w:hyperlink w:history="1" r:id="rIdrttaiqi_49tf972_1-zmj">
         <w:r>
           <w:rPr>
             <w:rStyle w:val="Hyperlink"/>
@@ -1482,7 +1482,7 @@
       <w:r>
         <w:t xml:space="preserve"> — modifié — </w:t>
       </w:r>
-      <w:hyperlink w:history="1" r:id="rIddzpdr_hpniqixabuvocug">
+      <w:hyperlink w:history="1" r:id="rId2j5iwf--2_1aysedptdcq">
         <w:r>
           <w:rPr>
             <w:rStyle w:val="Hyperlink"/>
@@ -1511,7 +1511,7 @@
       <w:r>
         <w:t xml:space="preserve"> — modifié — </w:t>
       </w:r>
-      <w:hyperlink w:history="1" r:id="rIdjl-_xppgfqcz7g_njd8_5">
+      <w:hyperlink w:history="1" r:id="rIdn6hmuhn0lzdadaqyplkx7">
         <w:r>
           <w:rPr>
             <w:rStyle w:val="Hyperlink"/>
@@ -1540,7 +1540,7 @@
       <w:r>
         <w:t xml:space="preserve"> — modifié — </w:t>
       </w:r>
-      <w:hyperlink w:history="1" r:id="rIdkc7v1euh3aa_6ikoarusa">
+      <w:hyperlink w:history="1" r:id="rIdkj2ttz1mgwda36sbnvgmu">
         <w:r>
           <w:rPr>
             <w:rStyle w:val="Hyperlink"/>
@@ -1569,7 +1569,7 @@
       <w:r>
         <w:t xml:space="preserve"> — créé — </w:t>
       </w:r>
-      <w:hyperlink w:history="1" r:id="rIdsq2wmj4ovlykhyaqxn9tt">
+      <w:hyperlink w:history="1" r:id="rIdqm2xe30kp38hpsq7279_m">
         <w:r>
           <w:rPr>
             <w:rStyle w:val="Hyperlink"/>
@@ -1598,7 +1598,7 @@
       <w:r>
         <w:t xml:space="preserve"> — modifié — </w:t>
       </w:r>
-      <w:hyperlink w:history="1" r:id="rIdxnufzgu6ux9swmk7-6x_7">
+      <w:hyperlink w:history="1" r:id="rId2x63jp3e4oxcc_alwllip">
         <w:r>
           <w:rPr>
             <w:rStyle w:val="Hyperlink"/>
@@ -1627,7 +1627,7 @@
       <w:r>
         <w:t xml:space="preserve"> — modifié — </w:t>
       </w:r>
-      <w:hyperlink w:history="1" r:id="rIdli32ogkwqsder9qdtxa63">
+      <w:hyperlink w:history="1" r:id="rIdvgiz65daeshkoyje9d_ex">
         <w:r>
           <w:rPr>
             <w:rStyle w:val="Hyperlink"/>
@@ -1664,7 +1664,7 @@
       <w:r>
         <w:t xml:space="preserve"> — modifié — </w:t>
       </w:r>
-      <w:hyperlink w:history="1" r:id="rIdaqzcm3fhfbrfp-1o7ep0m">
+      <w:hyperlink w:history="1" r:id="rIdxupdxzj2cvjg5zfkgf1qz">
         <w:r>
           <w:rPr>
             <w:rStyle w:val="Hyperlink"/>
@@ -1693,7 +1693,7 @@
       <w:r>
         <w:t xml:space="preserve"> — modifié — </w:t>
       </w:r>
-      <w:hyperlink w:history="1" r:id="rIdkr-gsiyoycgc6tdlejdtg">
+      <w:hyperlink w:history="1" r:id="rId9adgfg1lnxqoobttkoobd">
         <w:r>
           <w:rPr>
             <w:rStyle w:val="Hyperlink"/>
@@ -1722,7 +1722,7 @@
       <w:r>
         <w:t xml:space="preserve"> — modifié — </w:t>
       </w:r>
-      <w:hyperlink w:history="1" r:id="rIduz-372gbfms64-akgq1-u">
+      <w:hyperlink w:history="1" r:id="rIdj2bbddoqitpuifunkbevp">
         <w:r>
           <w:rPr>
             <w:rStyle w:val="Hyperlink"/>
@@ -1751,7 +1751,7 @@
       <w:r>
         <w:t xml:space="preserve"> — créé — </w:t>
       </w:r>
-      <w:hyperlink w:history="1" r:id="rId6_k4md6yzzu-qej7atfs6">
+      <w:hyperlink w:history="1" r:id="rIdnygvg9o9vzraqx-7khcnf">
         <w:r>
           <w:rPr>
             <w:rStyle w:val="Hyperlink"/>
@@ -1780,7 +1780,7 @@
       <w:r>
         <w:t xml:space="preserve"> — modifié — </w:t>
       </w:r>
-      <w:hyperlink w:history="1" r:id="rId3fbo_fydbkkadn3n8xqlu">
+      <w:hyperlink w:history="1" r:id="rIduwhtj4nacygipla7ihhsj">
         <w:r>
           <w:rPr>
             <w:rStyle w:val="Hyperlink"/>
@@ -1809,7 +1809,7 @@
       <w:r>
         <w:t xml:space="preserve"> — créé — </w:t>
       </w:r>
-      <w:hyperlink w:history="1" r:id="rIdn34lunygvequkmv5oixyt">
+      <w:hyperlink w:history="1" r:id="rIdxcgm3dve9afslj2lwpb0-">
         <w:r>
           <w:rPr>
             <w:rStyle w:val="Hyperlink"/>
@@ -1838,7 +1838,7 @@
       <w:r>
         <w:t xml:space="preserve"> — créé — </w:t>
       </w:r>
-      <w:hyperlink w:history="1" r:id="rIdtymo79enppll5ezmitayc">
+      <w:hyperlink w:history="1" r:id="rId_qn0jwxww2ewj4jtlklet">
         <w:r>
           <w:rPr>
             <w:rStyle w:val="Hyperlink"/>
@@ -1867,7 +1867,7 @@
       <w:r>
         <w:t xml:space="preserve"> — modifié — </w:t>
       </w:r>
-      <w:hyperlink w:history="1" r:id="rIdmts6c1xov63zhz-qoz6nf">
+      <w:hyperlink w:history="1" r:id="rIdp5serdelab90prpfnuf03">
         <w:r>
           <w:rPr>
             <w:rStyle w:val="Hyperlink"/>
@@ -1896,7 +1896,7 @@
       <w:r>
         <w:t xml:space="preserve"> — modifié — </w:t>
       </w:r>
-      <w:hyperlink w:history="1" r:id="rIdw5phyon8tut6jt3zznfcp">
+      <w:hyperlink w:history="1" r:id="rIdrrw1orp69r3gtxonvyray">
         <w:r>
           <w:rPr>
             <w:rStyle w:val="Hyperlink"/>
@@ -1933,7 +1933,7 @@
       <w:r>
         <w:t xml:space="preserve"> — modifié — </w:t>
       </w:r>
-      <w:hyperlink w:history="1" r:id="rIdeabxxtexhbj1_picsbwgi">
+      <w:hyperlink w:history="1" r:id="rIdzb_bnumm38rr05-k2z-4v">
         <w:r>
           <w:rPr>
             <w:rStyle w:val="Hyperlink"/>
@@ -1962,7 +1962,7 @@
       <w:r>
         <w:t xml:space="preserve"> — créé — </w:t>
       </w:r>
-      <w:hyperlink w:history="1" r:id="rId_-xaw-xe3mkpuz1jmekas">
+      <w:hyperlink w:history="1" r:id="rIdwjcbmtuzt2er5pjs8ia3w">
         <w:r>
           <w:rPr>
             <w:rStyle w:val="Hyperlink"/>
@@ -1991,7 +1991,7 @@
       <w:r>
         <w:t xml:space="preserve"> — modifié — </w:t>
       </w:r>
-      <w:hyperlink w:history="1" r:id="rIdwc9xymjmct5getede_mqs">
+      <w:hyperlink w:history="1" r:id="rIdg1c7uymiokely219ruqh1">
         <w:r>
           <w:rPr>
             <w:rStyle w:val="Hyperlink"/>
@@ -2020,7 +2020,7 @@
       <w:r>
         <w:t xml:space="preserve"> — modifié — </w:t>
       </w:r>
-      <w:hyperlink w:history="1" r:id="rIdr794f06dkpududu6h9lbs">
+      <w:hyperlink w:history="1" r:id="rId0y_y75rdh-lbvuppwrium">
         <w:r>
           <w:rPr>
             <w:rStyle w:val="Hyperlink"/>
@@ -2049,7 +2049,7 @@
       <w:r>
         <w:t xml:space="preserve"> — modifié — </w:t>
       </w:r>
-      <w:hyperlink w:history="1" r:id="rIdsaqppentcmapsdql65oe-">
+      <w:hyperlink w:history="1" r:id="rIdecvoqpbb6pa_dl3s7tvsv">
         <w:r>
           <w:rPr>
             <w:rStyle w:val="Hyperlink"/>

--- a/docs/developpement/phases/word/PHASE_05_COMPTES_DES_CAISSIERES_ET_TABLETTES_ENREGISTREES.docx
+++ b/docs/developpement/phases/word/PHASE_05_COMPTES_DES_CAISSIERES_ET_TABLETTES_ENREGISTREES.docx
@@ -18,9 +18,9 @@
         <w:shd w:fill="F6F3FF" w:color="auto" w:val="clear"/>
       </w:pPr>
       <w:r>
-        <w:t xml:space="preserve">FlaiX Expert · dossier de développement · généré le 2026-10-23 depuis le dépôt </w:t>
-      </w:r>
-      <w:hyperlink w:history="1" r:id="rIdp5vzyw89x2vffj4solxbn">
+        <w:t xml:space="preserve">FlaiX Expert · dossier de développement · généré le 2026-10-24 depuis le dépôt </w:t>
+      </w:r>
+      <w:hyperlink w:history="1" r:id="rIdbcb9ihicifw7hy_gg4ewx">
         <w:r>
           <w:rPr>
             <w:rStyle w:val="Hyperlink"/>
@@ -1089,7 +1089,7 @@
           <w:numId w:val="4"/>
         </w:numPr>
       </w:pPr>
-      <w:hyperlink w:history="1" r:id="rIdt8cr2-jg0_nrunhu_ajms">
+      <w:hyperlink w:history="1" r:id="rIdsfm6byef1e6rkdfnf0vlt">
         <w:r>
           <w:rPr>
             <w:rStyle w:val="Hyperlink"/>
@@ -1109,7 +1109,7 @@
           <w:numId w:val="4"/>
         </w:numPr>
       </w:pPr>
-      <w:hyperlink w:history="1" r:id="rIdhmab_qxnplpumic1gir8c">
+      <w:hyperlink w:history="1" r:id="rId5nd1ock0v2w8yg9rhcpi_">
         <w:r>
           <w:rPr>
             <w:rStyle w:val="Hyperlink"/>
@@ -1129,7 +1129,7 @@
           <w:numId w:val="4"/>
         </w:numPr>
       </w:pPr>
-      <w:hyperlink w:history="1" r:id="rIdvkux9kbkcyukn2u86mhtz">
+      <w:hyperlink w:history="1" r:id="rIdhaifirwg3knzsz_zbdyik">
         <w:r>
           <w:rPr>
             <w:rStyle w:val="Hyperlink"/>
@@ -1149,7 +1149,7 @@
           <w:numId w:val="4"/>
         </w:numPr>
       </w:pPr>
-      <w:hyperlink w:history="1" r:id="rId4runvu55q_4rddnp1xi37">
+      <w:hyperlink w:history="1" r:id="rIde6glj1p3llkbx1rex01uk">
         <w:r>
           <w:rPr>
             <w:rStyle w:val="Hyperlink"/>
@@ -1197,7 +1197,7 @@
       <w:r>
         <w:t xml:space="preserve"> — créé — </w:t>
       </w:r>
-      <w:hyperlink w:history="1" r:id="rId5ejsupcjkoivodggxxzme">
+      <w:hyperlink w:history="1" r:id="rId7j7lxqyxb5i63_zgt7prq">
         <w:r>
           <w:rPr>
             <w:rStyle w:val="Hyperlink"/>
@@ -1234,7 +1234,7 @@
       <w:r>
         <w:t xml:space="preserve"> — modifié — </w:t>
       </w:r>
-      <w:hyperlink w:history="1" r:id="rIddiabbte6tdpl7c9ccatht">
+      <w:hyperlink w:history="1" r:id="rIdzshlnda7-xfcoklr68tnl">
         <w:r>
           <w:rPr>
             <w:rStyle w:val="Hyperlink"/>
@@ -1263,7 +1263,7 @@
       <w:r>
         <w:t xml:space="preserve"> — créé — </w:t>
       </w:r>
-      <w:hyperlink w:history="1" r:id="rIduj6sbxoxa_qpxmtjehok-">
+      <w:hyperlink w:history="1" r:id="rIdmi9ll2acj6xscdsanwel2">
         <w:r>
           <w:rPr>
             <w:rStyle w:val="Hyperlink"/>
@@ -1292,7 +1292,7 @@
       <w:r>
         <w:t xml:space="preserve"> — modifié — </w:t>
       </w:r>
-      <w:hyperlink w:history="1" r:id="rIdwaquwwhku2bfizixq3mrl">
+      <w:hyperlink w:history="1" r:id="rIdqqii0iihrjkchtzcracvz">
         <w:r>
           <w:rPr>
             <w:rStyle w:val="Hyperlink"/>
@@ -1329,7 +1329,7 @@
       <w:r>
         <w:t xml:space="preserve"> — modifié — </w:t>
       </w:r>
-      <w:hyperlink w:history="1" r:id="rIdmpdrsfajplyqkk_2disxc">
+      <w:hyperlink w:history="1" r:id="rIdkfom_tdkv7n6opmof3_q_">
         <w:r>
           <w:rPr>
             <w:rStyle w:val="Hyperlink"/>
@@ -1358,7 +1358,7 @@
       <w:r>
         <w:t xml:space="preserve"> — modifié — </w:t>
       </w:r>
-      <w:hyperlink w:history="1" r:id="rIdtnow1jsexyjpihfz1yla9">
+      <w:hyperlink w:history="1" r:id="rIdztwq_hrthq9maz_vqte8f">
         <w:r>
           <w:rPr>
             <w:rStyle w:val="Hyperlink"/>
@@ -1387,7 +1387,7 @@
       <w:r>
         <w:t xml:space="preserve"> — modifié — </w:t>
       </w:r>
-      <w:hyperlink w:history="1" r:id="rIdgxlgb09mieo3nt4i8_mik">
+      <w:hyperlink w:history="1" r:id="rIdyikljh0kdp_cwjzuzzhvl">
         <w:r>
           <w:rPr>
             <w:rStyle w:val="Hyperlink"/>
@@ -1424,7 +1424,7 @@
       <w:r>
         <w:t xml:space="preserve"> — créé — </w:t>
       </w:r>
-      <w:hyperlink w:history="1" r:id="rIdem1hptuxefkyyotno-ky1">
+      <w:hyperlink w:history="1" r:id="rId_dlwielvabafz2ukw_js-">
         <w:r>
           <w:rPr>
             <w:rStyle w:val="Hyperlink"/>
@@ -1453,7 +1453,7 @@
       <w:r>
         <w:t xml:space="preserve"> — modifié — </w:t>
       </w:r>
-      <w:hyperlink w:history="1" r:id="rIdrttaiqi_49tf972_1-zmj">
+      <w:hyperlink w:history="1" r:id="rIduotrloeepw8dift05fkrm">
         <w:r>
           <w:rPr>
             <w:rStyle w:val="Hyperlink"/>
@@ -1482,7 +1482,7 @@
       <w:r>
         <w:t xml:space="preserve"> — modifié — </w:t>
       </w:r>
-      <w:hyperlink w:history="1" r:id="rId2j5iwf--2_1aysedptdcq">
+      <w:hyperlink w:history="1" r:id="rIdfnhwieikbuzutsl72jfh8">
         <w:r>
           <w:rPr>
             <w:rStyle w:val="Hyperlink"/>
@@ -1511,7 +1511,7 @@
       <w:r>
         <w:t xml:space="preserve"> — modifié — </w:t>
       </w:r>
-      <w:hyperlink w:history="1" r:id="rIdn6hmuhn0lzdadaqyplkx7">
+      <w:hyperlink w:history="1" r:id="rIdi8lyfhldyptba7swbgehl">
         <w:r>
           <w:rPr>
             <w:rStyle w:val="Hyperlink"/>
@@ -1540,7 +1540,7 @@
       <w:r>
         <w:t xml:space="preserve"> — modifié — </w:t>
       </w:r>
-      <w:hyperlink w:history="1" r:id="rIdkj2ttz1mgwda36sbnvgmu">
+      <w:hyperlink w:history="1" r:id="rIdfaddcuitvsj7m19wrsvhh">
         <w:r>
           <w:rPr>
             <w:rStyle w:val="Hyperlink"/>
@@ -1569,7 +1569,7 @@
       <w:r>
         <w:t xml:space="preserve"> — créé — </w:t>
       </w:r>
-      <w:hyperlink w:history="1" r:id="rIdqm2xe30kp38hpsq7279_m">
+      <w:hyperlink w:history="1" r:id="rIdgbrtnafcklry6s_wbeo3r">
         <w:r>
           <w:rPr>
             <w:rStyle w:val="Hyperlink"/>
@@ -1598,7 +1598,7 @@
       <w:r>
         <w:t xml:space="preserve"> — modifié — </w:t>
       </w:r>
-      <w:hyperlink w:history="1" r:id="rId2x63jp3e4oxcc_alwllip">
+      <w:hyperlink w:history="1" r:id="rIdnbgggptab19c0ojl_pmrk">
         <w:r>
           <w:rPr>
             <w:rStyle w:val="Hyperlink"/>
@@ -1627,7 +1627,7 @@
       <w:r>
         <w:t xml:space="preserve"> — modifié — </w:t>
       </w:r>
-      <w:hyperlink w:history="1" r:id="rIdvgiz65daeshkoyje9d_ex">
+      <w:hyperlink w:history="1" r:id="rIdlbezllkmcen5u6sriax4w">
         <w:r>
           <w:rPr>
             <w:rStyle w:val="Hyperlink"/>
@@ -1664,7 +1664,7 @@
       <w:r>
         <w:t xml:space="preserve"> — modifié — </w:t>
       </w:r>
-      <w:hyperlink w:history="1" r:id="rIdxupdxzj2cvjg5zfkgf1qz">
+      <w:hyperlink w:history="1" r:id="rIdmmh806slropkudziwzgdq">
         <w:r>
           <w:rPr>
             <w:rStyle w:val="Hyperlink"/>
@@ -1693,7 +1693,7 @@
       <w:r>
         <w:t xml:space="preserve"> — modifié — </w:t>
       </w:r>
-      <w:hyperlink w:history="1" r:id="rId9adgfg1lnxqoobttkoobd">
+      <w:hyperlink w:history="1" r:id="rIdja-bg7unrdji6-aer8ehn">
         <w:r>
           <w:rPr>
             <w:rStyle w:val="Hyperlink"/>
@@ -1722,7 +1722,7 @@
       <w:r>
         <w:t xml:space="preserve"> — modifié — </w:t>
       </w:r>
-      <w:hyperlink w:history="1" r:id="rIdj2bbddoqitpuifunkbevp">
+      <w:hyperlink w:history="1" r:id="rIdqogxhlun6jyci1rxvew8h">
         <w:r>
           <w:rPr>
             <w:rStyle w:val="Hyperlink"/>
@@ -1751,7 +1751,7 @@
       <w:r>
         <w:t xml:space="preserve"> — créé — </w:t>
       </w:r>
-      <w:hyperlink w:history="1" r:id="rIdnygvg9o9vzraqx-7khcnf">
+      <w:hyperlink w:history="1" r:id="rIddsxanuw5-jpzus8wukhxk">
         <w:r>
           <w:rPr>
             <w:rStyle w:val="Hyperlink"/>
@@ -1780,7 +1780,7 @@
       <w:r>
         <w:t xml:space="preserve"> — modifié — </w:t>
       </w:r>
-      <w:hyperlink w:history="1" r:id="rIduwhtj4nacygipla7ihhsj">
+      <w:hyperlink w:history="1" r:id="rIdtm7oyn8jstnabiwqvip7f">
         <w:r>
           <w:rPr>
             <w:rStyle w:val="Hyperlink"/>
@@ -1809,7 +1809,7 @@
       <w:r>
         <w:t xml:space="preserve"> — créé — </w:t>
       </w:r>
-      <w:hyperlink w:history="1" r:id="rIdxcgm3dve9afslj2lwpb0-">
+      <w:hyperlink w:history="1" r:id="rIddpmgxdgrd7e5rw1qdqx-t">
         <w:r>
           <w:rPr>
             <w:rStyle w:val="Hyperlink"/>
@@ -1838,7 +1838,7 @@
       <w:r>
         <w:t xml:space="preserve"> — créé — </w:t>
       </w:r>
-      <w:hyperlink w:history="1" r:id="rId_qn0jwxww2ewj4jtlklet">
+      <w:hyperlink w:history="1" r:id="rIdviby7ba8ixs1ib383rl9x">
         <w:r>
           <w:rPr>
             <w:rStyle w:val="Hyperlink"/>
@@ -1867,7 +1867,7 @@
       <w:r>
         <w:t xml:space="preserve"> — modifié — </w:t>
       </w:r>
-      <w:hyperlink w:history="1" r:id="rIdp5serdelab90prpfnuf03">
+      <w:hyperlink w:history="1" r:id="rIdxnr-izw3fk5wl0bwlxl5b">
         <w:r>
           <w:rPr>
             <w:rStyle w:val="Hyperlink"/>
@@ -1896,7 +1896,7 @@
       <w:r>
         <w:t xml:space="preserve"> — modifié — </w:t>
       </w:r>
-      <w:hyperlink w:history="1" r:id="rIdrrw1orp69r3gtxonvyray">
+      <w:hyperlink w:history="1" r:id="rId1afjbwujjmgykdv6ozg3x">
         <w:r>
           <w:rPr>
             <w:rStyle w:val="Hyperlink"/>
@@ -1933,7 +1933,7 @@
       <w:r>
         <w:t xml:space="preserve"> — modifié — </w:t>
       </w:r>
-      <w:hyperlink w:history="1" r:id="rIdzb_bnumm38rr05-k2z-4v">
+      <w:hyperlink w:history="1" r:id="rIdbougonwger9tlpacr7y8r">
         <w:r>
           <w:rPr>
             <w:rStyle w:val="Hyperlink"/>
@@ -1962,7 +1962,7 @@
       <w:r>
         <w:t xml:space="preserve"> — créé — </w:t>
       </w:r>
-      <w:hyperlink w:history="1" r:id="rIdwjcbmtuzt2er5pjs8ia3w">
+      <w:hyperlink w:history="1" r:id="rIdt9bhxxivzkuclt-ajk--l">
         <w:r>
           <w:rPr>
             <w:rStyle w:val="Hyperlink"/>
@@ -1991,7 +1991,7 @@
       <w:r>
         <w:t xml:space="preserve"> — modifié — </w:t>
       </w:r>
-      <w:hyperlink w:history="1" r:id="rIdg1c7uymiokely219ruqh1">
+      <w:hyperlink w:history="1" r:id="rIdp0tf9alncz8c0fgzvvo6b">
         <w:r>
           <w:rPr>
             <w:rStyle w:val="Hyperlink"/>
@@ -2020,7 +2020,7 @@
       <w:r>
         <w:t xml:space="preserve"> — modifié — </w:t>
       </w:r>
-      <w:hyperlink w:history="1" r:id="rId0y_y75rdh-lbvuppwrium">
+      <w:hyperlink w:history="1" r:id="rId_ruf5ylhkk9xdr98uegd_">
         <w:r>
           <w:rPr>
             <w:rStyle w:val="Hyperlink"/>
@@ -2049,7 +2049,7 @@
       <w:r>
         <w:t xml:space="preserve"> — modifié — </w:t>
       </w:r>
-      <w:hyperlink w:history="1" r:id="rIdecvoqpbb6pa_dl3s7tvsv">
+      <w:hyperlink w:history="1" r:id="rIdko9pbropnbvjhb1rlbolz">
         <w:r>
           <w:rPr>
             <w:rStyle w:val="Hyperlink"/>

--- a/docs/developpement/phases/word/PHASE_05_COMPTES_DES_CAISSIERES_ET_TABLETTES_ENREGISTREES.docx
+++ b/docs/developpement/phases/word/PHASE_05_COMPTES_DES_CAISSIERES_ET_TABLETTES_ENREGISTREES.docx
@@ -18,9 +18,9 @@
         <w:shd w:fill="F6F3FF" w:color="auto" w:val="clear"/>
       </w:pPr>
       <w:r>
-        <w:t xml:space="preserve">FlaiX Expert · dossier de développement · généré le 2026-10-24 depuis le dépôt </w:t>
-      </w:r>
-      <w:hyperlink w:history="1" r:id="rIdbcb9ihicifw7hy_gg4ewx">
+        <w:t xml:space="preserve">FlaiX Expert · dossier de développement · généré le 2026-10-25 depuis le dépôt </w:t>
+      </w:r>
+      <w:hyperlink w:history="1" r:id="rIdgqly2u7_xodalhbbvgd0l">
         <w:r>
           <w:rPr>
             <w:rStyle w:val="Hyperlink"/>
@@ -1089,7 +1089,7 @@
           <w:numId w:val="4"/>
         </w:numPr>
       </w:pPr>
-      <w:hyperlink w:history="1" r:id="rIdsfm6byef1e6rkdfnf0vlt">
+      <w:hyperlink w:history="1" r:id="rIdy4wbidhnsxujqbvyjsuee">
         <w:r>
           <w:rPr>
             <w:rStyle w:val="Hyperlink"/>
@@ -1109,7 +1109,7 @@
           <w:numId w:val="4"/>
         </w:numPr>
       </w:pPr>
-      <w:hyperlink w:history="1" r:id="rId5nd1ock0v2w8yg9rhcpi_">
+      <w:hyperlink w:history="1" r:id="rIdinxh8xe97zkmjv_smmc5h">
         <w:r>
           <w:rPr>
             <w:rStyle w:val="Hyperlink"/>
@@ -1129,7 +1129,7 @@
           <w:numId w:val="4"/>
         </w:numPr>
       </w:pPr>
-      <w:hyperlink w:history="1" r:id="rIdhaifirwg3knzsz_zbdyik">
+      <w:hyperlink w:history="1" r:id="rIdrbtvz8wj1witnwfs3agrx">
         <w:r>
           <w:rPr>
             <w:rStyle w:val="Hyperlink"/>
@@ -1149,7 +1149,7 @@
           <w:numId w:val="4"/>
         </w:numPr>
       </w:pPr>
-      <w:hyperlink w:history="1" r:id="rIde6glj1p3llkbx1rex01uk">
+      <w:hyperlink w:history="1" r:id="rIdsvskw43sgkpgnsuruoseb">
         <w:r>
           <w:rPr>
             <w:rStyle w:val="Hyperlink"/>
@@ -1197,7 +1197,7 @@
       <w:r>
         <w:t xml:space="preserve"> — créé — </w:t>
       </w:r>
-      <w:hyperlink w:history="1" r:id="rId7j7lxqyxb5i63_zgt7prq">
+      <w:hyperlink w:history="1" r:id="rIdhpwiwc5ax3xcijwautwuq">
         <w:r>
           <w:rPr>
             <w:rStyle w:val="Hyperlink"/>
@@ -1234,7 +1234,7 @@
       <w:r>
         <w:t xml:space="preserve"> — modifié — </w:t>
       </w:r>
-      <w:hyperlink w:history="1" r:id="rIdzshlnda7-xfcoklr68tnl">
+      <w:hyperlink w:history="1" r:id="rId9i4nnr0zxbylqncc8ej89">
         <w:r>
           <w:rPr>
             <w:rStyle w:val="Hyperlink"/>
@@ -1263,7 +1263,7 @@
       <w:r>
         <w:t xml:space="preserve"> — créé — </w:t>
       </w:r>
-      <w:hyperlink w:history="1" r:id="rIdmi9ll2acj6xscdsanwel2">
+      <w:hyperlink w:history="1" r:id="rIdrpwoxecajtkb7gh3jg2ji">
         <w:r>
           <w:rPr>
             <w:rStyle w:val="Hyperlink"/>
@@ -1292,7 +1292,7 @@
       <w:r>
         <w:t xml:space="preserve"> — modifié — </w:t>
       </w:r>
-      <w:hyperlink w:history="1" r:id="rIdqqii0iihrjkchtzcracvz">
+      <w:hyperlink w:history="1" r:id="rIdpcauvufgrpgdwah_ocpu1">
         <w:r>
           <w:rPr>
             <w:rStyle w:val="Hyperlink"/>
@@ -1329,7 +1329,7 @@
       <w:r>
         <w:t xml:space="preserve"> — modifié — </w:t>
       </w:r>
-      <w:hyperlink w:history="1" r:id="rIdkfom_tdkv7n6opmof3_q_">
+      <w:hyperlink w:history="1" r:id="rId30kr-mvn8rdyakzb2el-z">
         <w:r>
           <w:rPr>
             <w:rStyle w:val="Hyperlink"/>
@@ -1358,7 +1358,7 @@
       <w:r>
         <w:t xml:space="preserve"> — modifié — </w:t>
       </w:r>
-      <w:hyperlink w:history="1" r:id="rIdztwq_hrthq9maz_vqte8f">
+      <w:hyperlink w:history="1" r:id="rIdhrwro7mp9vsjc9ouusamj">
         <w:r>
           <w:rPr>
             <w:rStyle w:val="Hyperlink"/>
@@ -1387,7 +1387,7 @@
       <w:r>
         <w:t xml:space="preserve"> — modifié — </w:t>
       </w:r>
-      <w:hyperlink w:history="1" r:id="rIdyikljh0kdp_cwjzuzzhvl">
+      <w:hyperlink w:history="1" r:id="rIdwwxrvtecw3fq91plurnm3">
         <w:r>
           <w:rPr>
             <w:rStyle w:val="Hyperlink"/>
@@ -1424,7 +1424,7 @@
       <w:r>
         <w:t xml:space="preserve"> — créé — </w:t>
       </w:r>
-      <w:hyperlink w:history="1" r:id="rId_dlwielvabafz2ukw_js-">
+      <w:hyperlink w:history="1" r:id="rIdhzqaba_5ntus8-xxwa4bm">
         <w:r>
           <w:rPr>
             <w:rStyle w:val="Hyperlink"/>
@@ -1453,7 +1453,7 @@
       <w:r>
         <w:t xml:space="preserve"> — modifié — </w:t>
       </w:r>
-      <w:hyperlink w:history="1" r:id="rIduotrloeepw8dift05fkrm">
+      <w:hyperlink w:history="1" r:id="rId6mvdyg_kvqvq-6ofbof1q">
         <w:r>
           <w:rPr>
             <w:rStyle w:val="Hyperlink"/>
@@ -1482,7 +1482,7 @@
       <w:r>
         <w:t xml:space="preserve"> — modifié — </w:t>
       </w:r>
-      <w:hyperlink w:history="1" r:id="rIdfnhwieikbuzutsl72jfh8">
+      <w:hyperlink w:history="1" r:id="rIdfqk25j6yfzivx3u2syilg">
         <w:r>
           <w:rPr>
             <w:rStyle w:val="Hyperlink"/>
@@ -1511,7 +1511,7 @@
       <w:r>
         <w:t xml:space="preserve"> — modifié — </w:t>
       </w:r>
-      <w:hyperlink w:history="1" r:id="rIdi8lyfhldyptba7swbgehl">
+      <w:hyperlink w:history="1" r:id="rIdxx-4erxk3zz0__ga_6bki">
         <w:r>
           <w:rPr>
             <w:rStyle w:val="Hyperlink"/>
@@ -1540,7 +1540,7 @@
       <w:r>
         <w:t xml:space="preserve"> — modifié — </w:t>
       </w:r>
-      <w:hyperlink w:history="1" r:id="rIdfaddcuitvsj7m19wrsvhh">
+      <w:hyperlink w:history="1" r:id="rIdnnbnch4wkbhuyet8rcww8">
         <w:r>
           <w:rPr>
             <w:rStyle w:val="Hyperlink"/>
@@ -1569,7 +1569,7 @@
       <w:r>
         <w:t xml:space="preserve"> — créé — </w:t>
       </w:r>
-      <w:hyperlink w:history="1" r:id="rIdgbrtnafcklry6s_wbeo3r">
+      <w:hyperlink w:history="1" r:id="rIdxk7hrwhcgqj3e4j0qgu4x">
         <w:r>
           <w:rPr>
             <w:rStyle w:val="Hyperlink"/>
@@ -1598,7 +1598,7 @@
       <w:r>
         <w:t xml:space="preserve"> — modifié — </w:t>
       </w:r>
-      <w:hyperlink w:history="1" r:id="rIdnbgggptab19c0ojl_pmrk">
+      <w:hyperlink w:history="1" r:id="rIdvuetz3jzg-aeh36svk9g3">
         <w:r>
           <w:rPr>
             <w:rStyle w:val="Hyperlink"/>
@@ -1627,7 +1627,7 @@
       <w:r>
         <w:t xml:space="preserve"> — modifié — </w:t>
       </w:r>
-      <w:hyperlink w:history="1" r:id="rIdlbezllkmcen5u6sriax4w">
+      <w:hyperlink w:history="1" r:id="rIdz2a8yzfry4t47n55pyg25">
         <w:r>
           <w:rPr>
             <w:rStyle w:val="Hyperlink"/>
@@ -1664,7 +1664,7 @@
       <w:r>
         <w:t xml:space="preserve"> — modifié — </w:t>
       </w:r>
-      <w:hyperlink w:history="1" r:id="rIdmmh806slropkudziwzgdq">
+      <w:hyperlink w:history="1" r:id="rId2-jhtrp1a-bs3_ayhzxpd">
         <w:r>
           <w:rPr>
             <w:rStyle w:val="Hyperlink"/>
@@ -1693,7 +1693,7 @@
       <w:r>
         <w:t xml:space="preserve"> — modifié — </w:t>
       </w:r>
-      <w:hyperlink w:history="1" r:id="rIdja-bg7unrdji6-aer8ehn">
+      <w:hyperlink w:history="1" r:id="rIdg5hfd4utqh4zk09bhjbbc">
         <w:r>
           <w:rPr>
             <w:rStyle w:val="Hyperlink"/>
@@ -1722,7 +1722,7 @@
       <w:r>
         <w:t xml:space="preserve"> — modifié — </w:t>
       </w:r>
-      <w:hyperlink w:history="1" r:id="rIdqogxhlun6jyci1rxvew8h">
+      <w:hyperlink w:history="1" r:id="rIdzwr9kqdh1lx5qsannsxmr">
         <w:r>
           <w:rPr>
             <w:rStyle w:val="Hyperlink"/>
@@ -1751,7 +1751,7 @@
       <w:r>
         <w:t xml:space="preserve"> — créé — </w:t>
       </w:r>
-      <w:hyperlink w:history="1" r:id="rIddsxanuw5-jpzus8wukhxk">
+      <w:hyperlink w:history="1" r:id="rIdrfg8eyl4oq6fv42k4sjmq">
         <w:r>
           <w:rPr>
             <w:rStyle w:val="Hyperlink"/>
@@ -1780,7 +1780,7 @@
       <w:r>
         <w:t xml:space="preserve"> — modifié — </w:t>
       </w:r>
-      <w:hyperlink w:history="1" r:id="rIdtm7oyn8jstnabiwqvip7f">
+      <w:hyperlink w:history="1" r:id="rId6usmuhbuewlmy95ldzbaq">
         <w:r>
           <w:rPr>
             <w:rStyle w:val="Hyperlink"/>
@@ -1809,7 +1809,7 @@
       <w:r>
         <w:t xml:space="preserve"> — créé — </w:t>
       </w:r>
-      <w:hyperlink w:history="1" r:id="rIddpmgxdgrd7e5rw1qdqx-t">
+      <w:hyperlink w:history="1" r:id="rIdv7otsatatbwlynzcixkl1">
         <w:r>
           <w:rPr>
             <w:rStyle w:val="Hyperlink"/>
@@ -1838,7 +1838,7 @@
       <w:r>
         <w:t xml:space="preserve"> — créé — </w:t>
       </w:r>
-      <w:hyperlink w:history="1" r:id="rIdviby7ba8ixs1ib383rl9x">
+      <w:hyperlink w:history="1" r:id="rIds2223yqjrc5m0_pwvi-co">
         <w:r>
           <w:rPr>
             <w:rStyle w:val="Hyperlink"/>
@@ -1867,7 +1867,7 @@
       <w:r>
         <w:t xml:space="preserve"> — modifié — </w:t>
       </w:r>
-      <w:hyperlink w:history="1" r:id="rIdxnr-izw3fk5wl0bwlxl5b">
+      <w:hyperlink w:history="1" r:id="rIdgfjvpdoblt0kiqsius1se">
         <w:r>
           <w:rPr>
             <w:rStyle w:val="Hyperlink"/>
@@ -1896,7 +1896,7 @@
       <w:r>
         <w:t xml:space="preserve"> — modifié — </w:t>
       </w:r>
-      <w:hyperlink w:history="1" r:id="rId1afjbwujjmgykdv6ozg3x">
+      <w:hyperlink w:history="1" r:id="rIdxdoglfiamvntxppaxu-kg">
         <w:r>
           <w:rPr>
             <w:rStyle w:val="Hyperlink"/>
@@ -1933,7 +1933,7 @@
       <w:r>
         <w:t xml:space="preserve"> — modifié — </w:t>
       </w:r>
-      <w:hyperlink w:history="1" r:id="rIdbougonwger9tlpacr7y8r">
+      <w:hyperlink w:history="1" r:id="rIdt4aub8dyzsp018us7_rpo">
         <w:r>
           <w:rPr>
             <w:rStyle w:val="Hyperlink"/>
@@ -1962,7 +1962,7 @@
       <w:r>
         <w:t xml:space="preserve"> — créé — </w:t>
       </w:r>
-      <w:hyperlink w:history="1" r:id="rIdt9bhxxivzkuclt-ajk--l">
+      <w:hyperlink w:history="1" r:id="rIdhpwn175eyff2psc6lx2hd">
         <w:r>
           <w:rPr>
             <w:rStyle w:val="Hyperlink"/>
@@ -1991,7 +1991,7 @@
       <w:r>
         <w:t xml:space="preserve"> — modifié — </w:t>
       </w:r>
-      <w:hyperlink w:history="1" r:id="rIdp0tf9alncz8c0fgzvvo6b">
+      <w:hyperlink w:history="1" r:id="rId3hfryryh4rilufcqzvkvs">
         <w:r>
           <w:rPr>
             <w:rStyle w:val="Hyperlink"/>
@@ -2020,7 +2020,7 @@
       <w:r>
         <w:t xml:space="preserve"> — modifié — </w:t>
       </w:r>
-      <w:hyperlink w:history="1" r:id="rId_ruf5ylhkk9xdr98uegd_">
+      <w:hyperlink w:history="1" r:id="rIdtorm2mo-wqutjxvnhhwir">
         <w:r>
           <w:rPr>
             <w:rStyle w:val="Hyperlink"/>
@@ -2049,7 +2049,7 @@
       <w:r>
         <w:t xml:space="preserve"> — modifié — </w:t>
       </w:r>
-      <w:hyperlink w:history="1" r:id="rIdko9pbropnbvjhb1rlbolz">
+      <w:hyperlink w:history="1" r:id="rIdhk-xcip6p-elkka5d-2av">
         <w:r>
           <w:rPr>
             <w:rStyle w:val="Hyperlink"/>

--- a/docs/developpement/phases/word/PHASE_05_COMPTES_DES_CAISSIERES_ET_TABLETTES_ENREGISTREES.docx
+++ b/docs/developpement/phases/word/PHASE_05_COMPTES_DES_CAISSIERES_ET_TABLETTES_ENREGISTREES.docx
@@ -20,7 +20,7 @@
       <w:r>
         <w:t xml:space="preserve">FlaiX Expert · dossier de développement · généré le 2026-10-25 depuis le dépôt </w:t>
       </w:r>
-      <w:hyperlink w:history="1" r:id="rIdgqly2u7_xodalhbbvgd0l">
+      <w:hyperlink w:history="1" r:id="rId6myyait9k8gorcstshy1d">
         <w:r>
           <w:rPr>
             <w:rStyle w:val="Hyperlink"/>
@@ -1089,7 +1089,7 @@
           <w:numId w:val="4"/>
         </w:numPr>
       </w:pPr>
-      <w:hyperlink w:history="1" r:id="rIdy4wbidhnsxujqbvyjsuee">
+      <w:hyperlink w:history="1" r:id="rId4mimgqtvwgyfobprhbglq">
         <w:r>
           <w:rPr>
             <w:rStyle w:val="Hyperlink"/>
@@ -1109,7 +1109,7 @@
           <w:numId w:val="4"/>
         </w:numPr>
       </w:pPr>
-      <w:hyperlink w:history="1" r:id="rIdinxh8xe97zkmjv_smmc5h">
+      <w:hyperlink w:history="1" r:id="rIdstm9l2oween7agwibtnz4">
         <w:r>
           <w:rPr>
             <w:rStyle w:val="Hyperlink"/>
@@ -1129,7 +1129,7 @@
           <w:numId w:val="4"/>
         </w:numPr>
       </w:pPr>
-      <w:hyperlink w:history="1" r:id="rIdrbtvz8wj1witnwfs3agrx">
+      <w:hyperlink w:history="1" r:id="rIdr14ahhcbi_zszvgbfzzmt">
         <w:r>
           <w:rPr>
             <w:rStyle w:val="Hyperlink"/>
@@ -1149,7 +1149,7 @@
           <w:numId w:val="4"/>
         </w:numPr>
       </w:pPr>
-      <w:hyperlink w:history="1" r:id="rIdsvskw43sgkpgnsuruoseb">
+      <w:hyperlink w:history="1" r:id="rIdorax7qntr9f_xgecflr5r">
         <w:r>
           <w:rPr>
             <w:rStyle w:val="Hyperlink"/>
@@ -1197,7 +1197,7 @@
       <w:r>
         <w:t xml:space="preserve"> — créé — </w:t>
       </w:r>
-      <w:hyperlink w:history="1" r:id="rIdhpwiwc5ax3xcijwautwuq">
+      <w:hyperlink w:history="1" r:id="rId97xxixdbha2xuhpms8pit">
         <w:r>
           <w:rPr>
             <w:rStyle w:val="Hyperlink"/>
@@ -1234,7 +1234,7 @@
       <w:r>
         <w:t xml:space="preserve"> — modifié — </w:t>
       </w:r>
-      <w:hyperlink w:history="1" r:id="rId9i4nnr0zxbylqncc8ej89">
+      <w:hyperlink w:history="1" r:id="rIdttfopd27gllwcoorbrzhw">
         <w:r>
           <w:rPr>
             <w:rStyle w:val="Hyperlink"/>
@@ -1263,7 +1263,7 @@
       <w:r>
         <w:t xml:space="preserve"> — créé — </w:t>
       </w:r>
-      <w:hyperlink w:history="1" r:id="rIdrpwoxecajtkb7gh3jg2ji">
+      <w:hyperlink w:history="1" r:id="rId1rzgvorye8rr8cxr7a3vk">
         <w:r>
           <w:rPr>
             <w:rStyle w:val="Hyperlink"/>
@@ -1292,7 +1292,7 @@
       <w:r>
         <w:t xml:space="preserve"> — modifié — </w:t>
       </w:r>
-      <w:hyperlink w:history="1" r:id="rIdpcauvufgrpgdwah_ocpu1">
+      <w:hyperlink w:history="1" r:id="rIdisepw1r8gnv3zfmke0cm3">
         <w:r>
           <w:rPr>
             <w:rStyle w:val="Hyperlink"/>
@@ -1329,7 +1329,7 @@
       <w:r>
         <w:t xml:space="preserve"> — modifié — </w:t>
       </w:r>
-      <w:hyperlink w:history="1" r:id="rId30kr-mvn8rdyakzb2el-z">
+      <w:hyperlink w:history="1" r:id="rIdsocynhb48ubhrhxl91qsb">
         <w:r>
           <w:rPr>
             <w:rStyle w:val="Hyperlink"/>
@@ -1358,7 +1358,7 @@
       <w:r>
         <w:t xml:space="preserve"> — modifié — </w:t>
       </w:r>
-      <w:hyperlink w:history="1" r:id="rIdhrwro7mp9vsjc9ouusamj">
+      <w:hyperlink w:history="1" r:id="rIdzzodwaws6ivmzqtk7l_x5">
         <w:r>
           <w:rPr>
             <w:rStyle w:val="Hyperlink"/>
@@ -1387,7 +1387,7 @@
       <w:r>
         <w:t xml:space="preserve"> — modifié — </w:t>
       </w:r>
-      <w:hyperlink w:history="1" r:id="rIdwwxrvtecw3fq91plurnm3">
+      <w:hyperlink w:history="1" r:id="rIdgq0fapwedasz5vqz2eh0v">
         <w:r>
           <w:rPr>
             <w:rStyle w:val="Hyperlink"/>
@@ -1424,7 +1424,7 @@
       <w:r>
         <w:t xml:space="preserve"> — créé — </w:t>
       </w:r>
-      <w:hyperlink w:history="1" r:id="rIdhzqaba_5ntus8-xxwa4bm">
+      <w:hyperlink w:history="1" r:id="rIdmwmhybnshmlczgmpdzyls">
         <w:r>
           <w:rPr>
             <w:rStyle w:val="Hyperlink"/>
@@ -1453,7 +1453,7 @@
       <w:r>
         <w:t xml:space="preserve"> — modifié — </w:t>
       </w:r>
-      <w:hyperlink w:history="1" r:id="rId6mvdyg_kvqvq-6ofbof1q">
+      <w:hyperlink w:history="1" r:id="rIdm0wxjzom8nxlhemxnc8kx">
         <w:r>
           <w:rPr>
             <w:rStyle w:val="Hyperlink"/>
@@ -1482,7 +1482,7 @@
       <w:r>
         <w:t xml:space="preserve"> — modifié — </w:t>
       </w:r>
-      <w:hyperlink w:history="1" r:id="rIdfqk25j6yfzivx3u2syilg">
+      <w:hyperlink w:history="1" r:id="rIddovd35ka7r0h0lnumhub0">
         <w:r>
           <w:rPr>
             <w:rStyle w:val="Hyperlink"/>
@@ -1511,7 +1511,7 @@
       <w:r>
         <w:t xml:space="preserve"> — modifié — </w:t>
       </w:r>
-      <w:hyperlink w:history="1" r:id="rIdxx-4erxk3zz0__ga_6bki">
+      <w:hyperlink w:history="1" r:id="rId06j3o2u31vsrilqa0fc80">
         <w:r>
           <w:rPr>
             <w:rStyle w:val="Hyperlink"/>
@@ -1540,7 +1540,7 @@
       <w:r>
         <w:t xml:space="preserve"> — modifié — </w:t>
       </w:r>
-      <w:hyperlink w:history="1" r:id="rIdnnbnch4wkbhuyet8rcww8">
+      <w:hyperlink w:history="1" r:id="rIdoxq1q2m5rahg7nx-v8lal">
         <w:r>
           <w:rPr>
             <w:rStyle w:val="Hyperlink"/>
@@ -1569,7 +1569,7 @@
       <w:r>
         <w:t xml:space="preserve"> — créé — </w:t>
       </w:r>
-      <w:hyperlink w:history="1" r:id="rIdxk7hrwhcgqj3e4j0qgu4x">
+      <w:hyperlink w:history="1" r:id="rIdvvih1zz42joujoxaabwiq">
         <w:r>
           <w:rPr>
             <w:rStyle w:val="Hyperlink"/>
@@ -1598,7 +1598,7 @@
       <w:r>
         <w:t xml:space="preserve"> — modifié — </w:t>
       </w:r>
-      <w:hyperlink w:history="1" r:id="rIdvuetz3jzg-aeh36svk9g3">
+      <w:hyperlink w:history="1" r:id="rIdwdotrrrun_tcz5hlbusma">
         <w:r>
           <w:rPr>
             <w:rStyle w:val="Hyperlink"/>
@@ -1627,7 +1627,7 @@
       <w:r>
         <w:t xml:space="preserve"> — modifié — </w:t>
       </w:r>
-      <w:hyperlink w:history="1" r:id="rIdz2a8yzfry4t47n55pyg25">
+      <w:hyperlink w:history="1" r:id="rIdlvvej2nz_vea1kxzmiitc">
         <w:r>
           <w:rPr>
             <w:rStyle w:val="Hyperlink"/>
@@ -1664,7 +1664,7 @@
       <w:r>
         <w:t xml:space="preserve"> — modifié — </w:t>
       </w:r>
-      <w:hyperlink w:history="1" r:id="rId2-jhtrp1a-bs3_ayhzxpd">
+      <w:hyperlink w:history="1" r:id="rIdbrmki1nhxv7pyfwkq1u3h">
         <w:r>
           <w:rPr>
             <w:rStyle w:val="Hyperlink"/>
@@ -1693,7 +1693,7 @@
       <w:r>
         <w:t xml:space="preserve"> — modifié — </w:t>
       </w:r>
-      <w:hyperlink w:history="1" r:id="rIdg5hfd4utqh4zk09bhjbbc">
+      <w:hyperlink w:history="1" r:id="rIdvfgysmdqzfimv-loywwqn">
         <w:r>
           <w:rPr>
             <w:rStyle w:val="Hyperlink"/>
@@ -1722,7 +1722,7 @@
       <w:r>
         <w:t xml:space="preserve"> — modifié — </w:t>
       </w:r>
-      <w:hyperlink w:history="1" r:id="rIdzwr9kqdh1lx5qsannsxmr">
+      <w:hyperlink w:history="1" r:id="rIdn3zoyohoksxseehl7tb7b">
         <w:r>
           <w:rPr>
             <w:rStyle w:val="Hyperlink"/>
@@ -1751,7 +1751,7 @@
       <w:r>
         <w:t xml:space="preserve"> — créé — </w:t>
       </w:r>
-      <w:hyperlink w:history="1" r:id="rIdrfg8eyl4oq6fv42k4sjmq">
+      <w:hyperlink w:history="1" r:id="rIdn8h_7xrsmhakei7bikjmo">
         <w:r>
           <w:rPr>
             <w:rStyle w:val="Hyperlink"/>
@@ -1780,7 +1780,7 @@
       <w:r>
         <w:t xml:space="preserve"> — modifié — </w:t>
       </w:r>
-      <w:hyperlink w:history="1" r:id="rId6usmuhbuewlmy95ldzbaq">
+      <w:hyperlink w:history="1" r:id="rIdnze4j1wnfhfsmrmshsuwm">
         <w:r>
           <w:rPr>
             <w:rStyle w:val="Hyperlink"/>
@@ -1809,7 +1809,7 @@
       <w:r>
         <w:t xml:space="preserve"> — créé — </w:t>
       </w:r>
-      <w:hyperlink w:history="1" r:id="rIdv7otsatatbwlynzcixkl1">
+      <w:hyperlink w:history="1" r:id="rIdhhi6303o6pth3ead-b5iq">
         <w:r>
           <w:rPr>
             <w:rStyle w:val="Hyperlink"/>
@@ -1838,7 +1838,7 @@
       <w:r>
         <w:t xml:space="preserve"> — créé — </w:t>
       </w:r>
-      <w:hyperlink w:history="1" r:id="rIds2223yqjrc5m0_pwvi-co">
+      <w:hyperlink w:history="1" r:id="rIdqjmhs3m38v4jjvrcpxlxm">
         <w:r>
           <w:rPr>
             <w:rStyle w:val="Hyperlink"/>
@@ -1867,7 +1867,7 @@
       <w:r>
         <w:t xml:space="preserve"> — modifié — </w:t>
       </w:r>
-      <w:hyperlink w:history="1" r:id="rIdgfjvpdoblt0kiqsius1se">
+      <w:hyperlink w:history="1" r:id="rId_nzuq3qs601hhy_hodszi">
         <w:r>
           <w:rPr>
             <w:rStyle w:val="Hyperlink"/>
@@ -1896,7 +1896,7 @@
       <w:r>
         <w:t xml:space="preserve"> — modifié — </w:t>
       </w:r>
-      <w:hyperlink w:history="1" r:id="rIdxdoglfiamvntxppaxu-kg">
+      <w:hyperlink w:history="1" r:id="rId-txmovpp7hdiortxxrlez">
         <w:r>
           <w:rPr>
             <w:rStyle w:val="Hyperlink"/>
@@ -1933,7 +1933,7 @@
       <w:r>
         <w:t xml:space="preserve"> — modifié — </w:t>
       </w:r>
-      <w:hyperlink w:history="1" r:id="rIdt4aub8dyzsp018us7_rpo">
+      <w:hyperlink w:history="1" r:id="rIdqym3fur7dtpjllbth15ex">
         <w:r>
           <w:rPr>
             <w:rStyle w:val="Hyperlink"/>
@@ -1962,7 +1962,7 @@
       <w:r>
         <w:t xml:space="preserve"> — créé — </w:t>
       </w:r>
-      <w:hyperlink w:history="1" r:id="rIdhpwn175eyff2psc6lx2hd">
+      <w:hyperlink w:history="1" r:id="rIdg2rshbrea6saqenwresfr">
         <w:r>
           <w:rPr>
             <w:rStyle w:val="Hyperlink"/>
@@ -1991,7 +1991,7 @@
       <w:r>
         <w:t xml:space="preserve"> — modifié — </w:t>
       </w:r>
-      <w:hyperlink w:history="1" r:id="rId3hfryryh4rilufcqzvkvs">
+      <w:hyperlink w:history="1" r:id="rId35mw9wfx6vam033lmnhyv">
         <w:r>
           <w:rPr>
             <w:rStyle w:val="Hyperlink"/>
@@ -2020,7 +2020,7 @@
       <w:r>
         <w:t xml:space="preserve"> — modifié — </w:t>
       </w:r>
-      <w:hyperlink w:history="1" r:id="rIdtorm2mo-wqutjxvnhhwir">
+      <w:hyperlink w:history="1" r:id="rIdedcgizj-y58tr6bw-uhly">
         <w:r>
           <w:rPr>
             <w:rStyle w:val="Hyperlink"/>
@@ -2049,7 +2049,7 @@
       <w:r>
         <w:t xml:space="preserve"> — modifié — </w:t>
       </w:r>
-      <w:hyperlink w:history="1" r:id="rIdhk-xcip6p-elkka5d-2av">
+      <w:hyperlink w:history="1" r:id="rIdg4kboys_cqedbhroejmg0">
         <w:r>
           <w:rPr>
             <w:rStyle w:val="Hyperlink"/>

--- a/docs/developpement/phases/word/PHASE_05_COMPTES_DES_CAISSIERES_ET_TABLETTES_ENREGISTREES.docx
+++ b/docs/developpement/phases/word/PHASE_05_COMPTES_DES_CAISSIERES_ET_TABLETTES_ENREGISTREES.docx
@@ -20,7 +20,7 @@
       <w:r>
         <w:t xml:space="preserve">FlaiX Expert · dossier de développement · généré le 2026-10-25 depuis le dépôt </w:t>
       </w:r>
-      <w:hyperlink w:history="1" r:id="rId6myyait9k8gorcstshy1d">
+      <w:hyperlink w:history="1" r:id="rIdm3vljyoy-srsfabey2gv9">
         <w:r>
           <w:rPr>
             <w:rStyle w:val="Hyperlink"/>
@@ -1089,7 +1089,7 @@
           <w:numId w:val="4"/>
         </w:numPr>
       </w:pPr>
-      <w:hyperlink w:history="1" r:id="rId4mimgqtvwgyfobprhbglq">
+      <w:hyperlink w:history="1" r:id="rIddmyazdul-xpc3bezq1ntt">
         <w:r>
           <w:rPr>
             <w:rStyle w:val="Hyperlink"/>
@@ -1109,7 +1109,7 @@
           <w:numId w:val="4"/>
         </w:numPr>
       </w:pPr>
-      <w:hyperlink w:history="1" r:id="rIdstm9l2oween7agwibtnz4">
+      <w:hyperlink w:history="1" r:id="rIdaurcxmljmqjsjlhpdukg8">
         <w:r>
           <w:rPr>
             <w:rStyle w:val="Hyperlink"/>
@@ -1129,7 +1129,7 @@
           <w:numId w:val="4"/>
         </w:numPr>
       </w:pPr>
-      <w:hyperlink w:history="1" r:id="rIdr14ahhcbi_zszvgbfzzmt">
+      <w:hyperlink w:history="1" r:id="rId2dey1n7-loimsnpyekac6">
         <w:r>
           <w:rPr>
             <w:rStyle w:val="Hyperlink"/>
@@ -1149,7 +1149,7 @@
           <w:numId w:val="4"/>
         </w:numPr>
       </w:pPr>
-      <w:hyperlink w:history="1" r:id="rIdorax7qntr9f_xgecflr5r">
+      <w:hyperlink w:history="1" r:id="rIdpt1weul81ajycmmez5fl2">
         <w:r>
           <w:rPr>
             <w:rStyle w:val="Hyperlink"/>
@@ -1197,7 +1197,7 @@
       <w:r>
         <w:t xml:space="preserve"> — créé — </w:t>
       </w:r>
-      <w:hyperlink w:history="1" r:id="rId97xxixdbha2xuhpms8pit">
+      <w:hyperlink w:history="1" r:id="rIdcoui2mpifkrrvlvnweyyi">
         <w:r>
           <w:rPr>
             <w:rStyle w:val="Hyperlink"/>
@@ -1234,7 +1234,7 @@
       <w:r>
         <w:t xml:space="preserve"> — modifié — </w:t>
       </w:r>
-      <w:hyperlink w:history="1" r:id="rIdttfopd27gllwcoorbrzhw">
+      <w:hyperlink w:history="1" r:id="rId8jooq56u386nn60jfn5gm">
         <w:r>
           <w:rPr>
             <w:rStyle w:val="Hyperlink"/>
@@ -1263,7 +1263,7 @@
       <w:r>
         <w:t xml:space="preserve"> — créé — </w:t>
       </w:r>
-      <w:hyperlink w:history="1" r:id="rId1rzgvorye8rr8cxr7a3vk">
+      <w:hyperlink w:history="1" r:id="rIdatvu8phy7bm3pw0veovge">
         <w:r>
           <w:rPr>
             <w:rStyle w:val="Hyperlink"/>
@@ -1292,7 +1292,7 @@
       <w:r>
         <w:t xml:space="preserve"> — modifié — </w:t>
       </w:r>
-      <w:hyperlink w:history="1" r:id="rIdisepw1r8gnv3zfmke0cm3">
+      <w:hyperlink w:history="1" r:id="rIdqqqpogrohqqrqnh56vfhq">
         <w:r>
           <w:rPr>
             <w:rStyle w:val="Hyperlink"/>
@@ -1329,7 +1329,7 @@
       <w:r>
         <w:t xml:space="preserve"> — modifié — </w:t>
       </w:r>
-      <w:hyperlink w:history="1" r:id="rIdsocynhb48ubhrhxl91qsb">
+      <w:hyperlink w:history="1" r:id="rId5n1ho4s5fo3_eb1lzv9op">
         <w:r>
           <w:rPr>
             <w:rStyle w:val="Hyperlink"/>
@@ -1358,7 +1358,7 @@
       <w:r>
         <w:t xml:space="preserve"> — modifié — </w:t>
       </w:r>
-      <w:hyperlink w:history="1" r:id="rIdzzodwaws6ivmzqtk7l_x5">
+      <w:hyperlink w:history="1" r:id="rIds0yapxizu54kgjjgq_sce">
         <w:r>
           <w:rPr>
             <w:rStyle w:val="Hyperlink"/>
@@ -1387,7 +1387,7 @@
       <w:r>
         <w:t xml:space="preserve"> — modifié — </w:t>
       </w:r>
-      <w:hyperlink w:history="1" r:id="rIdgq0fapwedasz5vqz2eh0v">
+      <w:hyperlink w:history="1" r:id="rIdiv-gkjeuwq1umbwsd_q7b">
         <w:r>
           <w:rPr>
             <w:rStyle w:val="Hyperlink"/>
@@ -1424,7 +1424,7 @@
       <w:r>
         <w:t xml:space="preserve"> — créé — </w:t>
       </w:r>
-      <w:hyperlink w:history="1" r:id="rIdmwmhybnshmlczgmpdzyls">
+      <w:hyperlink w:history="1" r:id="rIdfljouc3xcszdlxt9shskx">
         <w:r>
           <w:rPr>
             <w:rStyle w:val="Hyperlink"/>
@@ -1453,7 +1453,7 @@
       <w:r>
         <w:t xml:space="preserve"> — modifié — </w:t>
       </w:r>
-      <w:hyperlink w:history="1" r:id="rIdm0wxjzom8nxlhemxnc8kx">
+      <w:hyperlink w:history="1" r:id="rIdnokdeht_7omh_mwgitcuh">
         <w:r>
           <w:rPr>
             <w:rStyle w:val="Hyperlink"/>
@@ -1482,7 +1482,7 @@
       <w:r>
         <w:t xml:space="preserve"> — modifié — </w:t>
       </w:r>
-      <w:hyperlink w:history="1" r:id="rIddovd35ka7r0h0lnumhub0">
+      <w:hyperlink w:history="1" r:id="rIdsuf1w7albefrtt4t3etr6">
         <w:r>
           <w:rPr>
             <w:rStyle w:val="Hyperlink"/>
@@ -1511,7 +1511,7 @@
       <w:r>
         <w:t xml:space="preserve"> — modifié — </w:t>
       </w:r>
-      <w:hyperlink w:history="1" r:id="rId06j3o2u31vsrilqa0fc80">
+      <w:hyperlink w:history="1" r:id="rId-oeyymjwnunht6j9oy8eo">
         <w:r>
           <w:rPr>
             <w:rStyle w:val="Hyperlink"/>
@@ -1540,7 +1540,7 @@
       <w:r>
         <w:t xml:space="preserve"> — modifié — </w:t>
       </w:r>
-      <w:hyperlink w:history="1" r:id="rIdoxq1q2m5rahg7nx-v8lal">
+      <w:hyperlink w:history="1" r:id="rIdmh79bwwbkgvjsr8ixoymk">
         <w:r>
           <w:rPr>
             <w:rStyle w:val="Hyperlink"/>
@@ -1569,7 +1569,7 @@
       <w:r>
         <w:t xml:space="preserve"> — créé — </w:t>
       </w:r>
-      <w:hyperlink w:history="1" r:id="rIdvvih1zz42joujoxaabwiq">
+      <w:hyperlink w:history="1" r:id="rIdfndoqnaptkwmrvxdkbenq">
         <w:r>
           <w:rPr>
             <w:rStyle w:val="Hyperlink"/>
@@ -1598,7 +1598,7 @@
       <w:r>
         <w:t xml:space="preserve"> — modifié — </w:t>
       </w:r>
-      <w:hyperlink w:history="1" r:id="rIdwdotrrrun_tcz5hlbusma">
+      <w:hyperlink w:history="1" r:id="rIdz69uwb0gcq0a2cweeoeoe">
         <w:r>
           <w:rPr>
             <w:rStyle w:val="Hyperlink"/>
@@ -1627,7 +1627,7 @@
       <w:r>
         <w:t xml:space="preserve"> — modifié — </w:t>
       </w:r>
-      <w:hyperlink w:history="1" r:id="rIdlvvej2nz_vea1kxzmiitc">
+      <w:hyperlink w:history="1" r:id="rIdudvzbeyjxerbnpvbzg6mb">
         <w:r>
           <w:rPr>
             <w:rStyle w:val="Hyperlink"/>
@@ -1664,7 +1664,7 @@
       <w:r>
         <w:t xml:space="preserve"> — modifié — </w:t>
       </w:r>
-      <w:hyperlink w:history="1" r:id="rIdbrmki1nhxv7pyfwkq1u3h">
+      <w:hyperlink w:history="1" r:id="rIdmrzkyi6ec8stg7dwzrqs-">
         <w:r>
           <w:rPr>
             <w:rStyle w:val="Hyperlink"/>
@@ -1693,7 +1693,7 @@
       <w:r>
         <w:t xml:space="preserve"> — modifié — </w:t>
       </w:r>
-      <w:hyperlink w:history="1" r:id="rIdvfgysmdqzfimv-loywwqn">
+      <w:hyperlink w:history="1" r:id="rIdfptdwbdud7dtqbf53poyr">
         <w:r>
           <w:rPr>
             <w:rStyle w:val="Hyperlink"/>
@@ -1722,7 +1722,7 @@
       <w:r>
         <w:t xml:space="preserve"> — modifié — </w:t>
       </w:r>
-      <w:hyperlink w:history="1" r:id="rIdn3zoyohoksxseehl7tb7b">
+      <w:hyperlink w:history="1" r:id="rIda3zdmmsujoan0jgxobclx">
         <w:r>
           <w:rPr>
             <w:rStyle w:val="Hyperlink"/>
@@ -1751,7 +1751,7 @@
       <w:r>
         <w:t xml:space="preserve"> — créé — </w:t>
       </w:r>
-      <w:hyperlink w:history="1" r:id="rIdn8h_7xrsmhakei7bikjmo">
+      <w:hyperlink w:history="1" r:id="rIdnkwri7kijo6do3w24lwpf">
         <w:r>
           <w:rPr>
             <w:rStyle w:val="Hyperlink"/>
@@ -1780,7 +1780,7 @@
       <w:r>
         <w:t xml:space="preserve"> — modifié — </w:t>
       </w:r>
-      <w:hyperlink w:history="1" r:id="rIdnze4j1wnfhfsmrmshsuwm">
+      <w:hyperlink w:history="1" r:id="rIdywuk4bwm9xnorvj1ys1ml">
         <w:r>
           <w:rPr>
             <w:rStyle w:val="Hyperlink"/>
@@ -1809,7 +1809,7 @@
       <w:r>
         <w:t xml:space="preserve"> — créé — </w:t>
       </w:r>
-      <w:hyperlink w:history="1" r:id="rIdhhi6303o6pth3ead-b5iq">
+      <w:hyperlink w:history="1" r:id="rIdgopttu75maad6xv-yxa34">
         <w:r>
           <w:rPr>
             <w:rStyle w:val="Hyperlink"/>
@@ -1838,7 +1838,7 @@
       <w:r>
         <w:t xml:space="preserve"> — créé — </w:t>
       </w:r>
-      <w:hyperlink w:history="1" r:id="rIdqjmhs3m38v4jjvrcpxlxm">
+      <w:hyperlink w:history="1" r:id="rId55mxpke0yg5ksfys-bg-n">
         <w:r>
           <w:rPr>
             <w:rStyle w:val="Hyperlink"/>
@@ -1867,7 +1867,7 @@
       <w:r>
         <w:t xml:space="preserve"> — modifié — </w:t>
       </w:r>
-      <w:hyperlink w:history="1" r:id="rId_nzuq3qs601hhy_hodszi">
+      <w:hyperlink w:history="1" r:id="rIdksjfnlmslkplcpubugs2y">
         <w:r>
           <w:rPr>
             <w:rStyle w:val="Hyperlink"/>
@@ -1896,7 +1896,7 @@
       <w:r>
         <w:t xml:space="preserve"> — modifié — </w:t>
       </w:r>
-      <w:hyperlink w:history="1" r:id="rId-txmovpp7hdiortxxrlez">
+      <w:hyperlink w:history="1" r:id="rIdijv7x46ncrkstrq8ljojl">
         <w:r>
           <w:rPr>
             <w:rStyle w:val="Hyperlink"/>
@@ -1933,7 +1933,7 @@
       <w:r>
         <w:t xml:space="preserve"> — modifié — </w:t>
       </w:r>
-      <w:hyperlink w:history="1" r:id="rIdqym3fur7dtpjllbth15ex">
+      <w:hyperlink w:history="1" r:id="rIdv4bpc-tey6-5jmh5qf50u">
         <w:r>
           <w:rPr>
             <w:rStyle w:val="Hyperlink"/>
@@ -1962,7 +1962,7 @@
       <w:r>
         <w:t xml:space="preserve"> — créé — </w:t>
       </w:r>
-      <w:hyperlink w:history="1" r:id="rIdg2rshbrea6saqenwresfr">
+      <w:hyperlink w:history="1" r:id="rIdavjv9ifmmydbfhb7agkzr">
         <w:r>
           <w:rPr>
             <w:rStyle w:val="Hyperlink"/>
@@ -1991,7 +1991,7 @@
       <w:r>
         <w:t xml:space="preserve"> — modifié — </w:t>
       </w:r>
-      <w:hyperlink w:history="1" r:id="rId35mw9wfx6vam033lmnhyv">
+      <w:hyperlink w:history="1" r:id="rIdjly7en_4cowetapviufob">
         <w:r>
           <w:rPr>
             <w:rStyle w:val="Hyperlink"/>
@@ -2020,7 +2020,7 @@
       <w:r>
         <w:t xml:space="preserve"> — modifié — </w:t>
       </w:r>
-      <w:hyperlink w:history="1" r:id="rIdedcgizj-y58tr6bw-uhly">
+      <w:hyperlink w:history="1" r:id="rIdjm6ujbcuxgducdu3tvpyz">
         <w:r>
           <w:rPr>
             <w:rStyle w:val="Hyperlink"/>
@@ -2049,7 +2049,7 @@
       <w:r>
         <w:t xml:space="preserve"> — modifié — </w:t>
       </w:r>
-      <w:hyperlink w:history="1" r:id="rIdg4kboys_cqedbhroejmg0">
+      <w:hyperlink w:history="1" r:id="rIdc9huyo6y3pon8zls_9cos">
         <w:r>
           <w:rPr>
             <w:rStyle w:val="Hyperlink"/>
